--- a/downloads/workbook/ai-7-week-14.docx
+++ b/downloads/workbook/ai-7-week-14.docx
@@ -997,6 +997,178 @@
         <w:t>Project connection: For the Reproducible AI Research Study, save paired differences, the null assumptions, all eight sign arrangements and the decision rule.</w:t>
       </w:r>
     </w:p>
+    <w:p>
+      <w:pPr>
+        <w:pStyle w:val="Heading1"/>
+      </w:pPr>
+      <w:r>
+        <w:t>13. Project portfolio milestone</w:t>
+      </w:r>
+    </w:p>
+    <w:p>
+      <w:r>
+        <w:t>Project: Reproducible AI Research Study</w:t>
+      </w:r>
+    </w:p>
+    <w:p>
+      <w:r>
+        <w:t>Current milestone: Test changed cases. Keep normal, boundary and failure cases; compare expected and observed results.</w:t>
+      </w:r>
+    </w:p>
+    <w:p>
+      <w:r>
+        <w:t>For the Reproducible AI Research Study, save paired differences, the null assumptions, all eight sign arrangements and the decision rule.</w:t>
+      </w:r>
+    </w:p>
+    <w:tbl>
+      <w:tblPr>
+        <w:tblStyle w:val="LightShading-Accent1"/>
+        <w:tblW w:type="auto" w:w="0"/>
+        <w:tblLook w:firstColumn="1" w:firstRow="1" w:lastColumn="0" w:lastRow="0" w:noHBand="0" w:noVBand="1" w:val="04A0"/>
+      </w:tblPr>
+      <w:tblGrid>
+        <w:gridCol w:w="5112"/>
+        <w:gridCol w:w="5112"/>
+      </w:tblGrid>
+      <w:tr>
+        <w:trPr>
+          <w:tblHeader/>
+        </w:trPr>
+        <w:tc>
+          <w:tcPr>
+            <w:tcW w:type="dxa" w:w="5112"/>
+          </w:tcPr>
+          <w:p>
+            <w:r>
+              <w:t>Evidence to keep</w:t>
+            </w:r>
+          </w:p>
+        </w:tc>
+        <w:tc>
+          <w:tcPr>
+            <w:tcW w:type="dxa" w:w="5112"/>
+          </w:tcPr>
+          <w:p>
+            <w:r>
+              <w:t>My record</w:t>
+            </w:r>
+          </w:p>
+        </w:tc>
+      </w:tr>
+      <w:tr>
+        <w:tc>
+          <w:tcPr>
+            <w:tcW w:type="dxa" w:w="5112"/>
+          </w:tcPr>
+          <w:p>
+            <w:r>
+              <w:t>This week’s input and deciding step</w:t>
+            </w:r>
+          </w:p>
+        </w:tc>
+        <w:tc>
+          <w:tcPr>
+            <w:tcW w:type="dxa" w:w="5112"/>
+          </w:tcPr>
+          <w:p>
+            <w:r/>
+          </w:p>
+        </w:tc>
+      </w:tr>
+      <w:tr>
+        <w:tc>
+          <w:tcPr>
+            <w:tcW w:type="dxa" w:w="5112"/>
+          </w:tcPr>
+          <w:p>
+            <w:r>
+              <w:t>Prediction and actual result (or labelled paper trace)</w:t>
+            </w:r>
+          </w:p>
+        </w:tc>
+        <w:tc>
+          <w:tcPr>
+            <w:tcW w:type="dxa" w:w="5112"/>
+          </w:tcPr>
+          <w:p>
+            <w:r/>
+          </w:p>
+        </w:tc>
+      </w:tr>
+      <w:tr>
+        <w:tc>
+          <w:tcPr>
+            <w:tcW w:type="dxa" w:w="5112"/>
+          </w:tcPr>
+          <w:p>
+            <w:r>
+              <w:t>One change since the previous checkpoint and why</w:t>
+            </w:r>
+          </w:p>
+        </w:tc>
+        <w:tc>
+          <w:tcPr>
+            <w:tcW w:type="dxa" w:w="5112"/>
+          </w:tcPr>
+          <w:p>
+            <w:r/>
+          </w:p>
+        </w:tc>
+      </w:tr>
+      <w:tr>
+        <w:tc>
+          <w:tcPr>
+            <w:tcW w:type="dxa" w:w="5112"/>
+          </w:tcPr>
+          <w:p>
+            <w:r>
+              <w:t>One error or limit and the next test</w:t>
+            </w:r>
+          </w:p>
+        </w:tc>
+        <w:tc>
+          <w:tcPr>
+            <w:tcW w:type="dxa" w:w="5112"/>
+          </w:tcPr>
+          <w:p>
+            <w:r/>
+          </w:p>
+        </w:tc>
+      </w:tr>
+    </w:tbl>
+    <w:p>
+      <w:pPr>
+        <w:pStyle w:val="Heading3"/>
+      </w:pPr>
+      <w:r>
+        <w:t>Explain what this week adds to your project. Reuse last week’s record rather than starting again.</w:t>
+      </w:r>
+    </w:p>
+    <w:p>
+      <w:r>
+        <w:t>________________________________________________________________</w:t>
+      </w:r>
+    </w:p>
+    <w:p>
+      <w:r>
+        <w:t>________________________________________________________________</w:t>
+      </w:r>
+    </w:p>
+    <w:p>
+      <w:r>
+        <w:t>________________________________________________________________</w:t>
+      </w:r>
+    </w:p>
+    <w:p>
+      <w:r>
+        <w:t>________________________________________________________________</w:t>
+      </w:r>
+    </w:p>
+    <w:p>
+      <w:r>
+        <w:t>________________________________________________________________</w:t>
+      </w:r>
+    </w:p>
     <w:sectPr>
       <w:pgSz w:w="12240" w:h="15840"/>
       <w:pgMar w:top="936" w:right="1008" w:bottom="936" w:left="1008" w:header="720" w:footer="720" w:gutter="0"/>

--- a/downloads/workbook/ai-7-week-14.docx
+++ b/downloads/workbook/ai-7-week-14.docx
@@ -1169,6 +1169,248 @@
         <w:t>________________________________________________________________</w:t>
       </w:r>
     </w:p>
+    <w:p>
+      <w:pPr>
+        <w:pStyle w:val="Heading1"/>
+      </w:pPr>
+      <w:r>
+        <w:t>14. Supported practice and learning evidence</w:t>
+      </w:r>
+    </w:p>
+    <w:p>
+      <w:r>
+        <w:t>Use this supported practice once, in the browser or on paper. Keep the reserved independent assessment for a separate first attempt before teacher feedback.</w:t>
+      </w:r>
+    </w:p>
+    <w:p>
+      <w:r>
+        <w:t>A small exact paired sign-flip test. Compare three independent task pairs under a null that permits each difference’s sign to flip independently with equal probability.</w:t>
+      </w:r>
+    </w:p>
+    <w:p>
+      <w:pPr>
+        <w:pStyle w:val="Heading3"/>
+      </w:pPr>
+      <w:r>
+        <w:t>Practice 1: explain the deciding evidence</w:t>
+      </w:r>
+    </w:p>
+    <w:p>
+      <w:r>
+        <w:t>Which labelled step matches this detail? Only -4 and 4 have absolute sum at least 4: exact two-sided p=2/8=0.25.</w:t>
+      </w:r>
+    </w:p>
+    <w:p>
+      <w:r>
+        <w:t>1. Enumerate null sign flips</w:t>
+      </w:r>
+    </w:p>
+    <w:p>
+      <w:r>
+        <w:t>2. Count equally extreme sums</w:t>
+      </w:r>
+    </w:p>
+    <w:p>
+      <w:r>
+        <w:t>3. Preserve paired differences</w:t>
+      </w:r>
+    </w:p>
+    <w:p>
+      <w:pPr>
+        <w:pStyle w:val="Heading3"/>
+      </w:pPr>
+      <w:r>
+        <w:t>My selected conclusion, deciding fact and explanation</w:t>
+      </w:r>
+    </w:p>
+    <w:p>
+      <w:r>
+        <w:t>________________________________________________________________</w:t>
+      </w:r>
+    </w:p>
+    <w:p>
+      <w:r>
+        <w:t>________________________________________________________________</w:t>
+      </w:r>
+    </w:p>
+    <w:p>
+      <w:r>
+        <w:t>________________________________________________________________</w:t>
+      </w:r>
+    </w:p>
+    <w:p>
+      <w:r>
+        <w:t>________________________________________________________________</w:t>
+      </w:r>
+    </w:p>
+    <w:p>
+      <w:r>
+        <w:t>________________________________________________________________</w:t>
+      </w:r>
+    </w:p>
+    <w:p>
+      <w:r>
+        <w:t>Hint if needed: Read the steps in the pictorial case. Match the supplied detail to the stage that performs or records it.</w:t>
+      </w:r>
+    </w:p>
+    <w:p>
+      <w:r>
+        <w:t>After your attempt, compare with the supported explanation: Count equally extreme sums Only -4 and 4 have absolute sum at least 4: exact two-sided p=2/8=0.25. A test compares an observed statistic with outcomes under a specified null model. Here the sign-flip assumptions make eight arrangements equally likely. At a predeclared 0.05 threshold, p=0.25 does not reject the null; it does not prove no difference.</w:t>
+      </w:r>
+    </w:p>
+    <w:p>
+      <w:pPr>
+        <w:pStyle w:val="Heading3"/>
+      </w:pPr>
+      <w:r>
+        <w:t>Practice 2: explain the deciding evidence</w:t>
+      </w:r>
+    </w:p>
+    <w:p>
+      <w:r>
+        <w:t>Changed-case practice: Break the task pairing and use unrelated A and B measurements. Which conclusion is supported by the supplied facts?</w:t>
+      </w:r>
+    </w:p>
+    <w:p>
+      <w:r>
+        <w:t>1. We can decide the result without examining the changed input or the procedure.</w:t>
+      </w:r>
+    </w:p>
+    <w:p>
+      <w:r>
+        <w:t>2. This paired sign-flip calculation is no longer justified by the stated design.</w:t>
+      </w:r>
+    </w:p>
+    <w:p>
+      <w:r>
+        <w:t>3. This one example guarantees correct results for every future input.</w:t>
+      </w:r>
+    </w:p>
+    <w:p>
+      <w:pPr>
+        <w:pStyle w:val="Heading3"/>
+      </w:pPr>
+      <w:r>
+        <w:t>My selected conclusion, deciding fact and explanation</w:t>
+      </w:r>
+    </w:p>
+    <w:p>
+      <w:r>
+        <w:t>________________________________________________________________</w:t>
+      </w:r>
+    </w:p>
+    <w:p>
+      <w:r>
+        <w:t>________________________________________________________________</w:t>
+      </w:r>
+    </w:p>
+    <w:p>
+      <w:r>
+        <w:t>________________________________________________________________</w:t>
+      </w:r>
+    </w:p>
+    <w:p>
+      <w:r>
+        <w:t>________________________________________________________________</w:t>
+      </w:r>
+    </w:p>
+    <w:p>
+      <w:r>
+        <w:t>________________________________________________________________</w:t>
+      </w:r>
+    </w:p>
+    <w:p>
+      <w:r>
+        <w:t>Hint if needed: Use the changed condition and the deciding step in the pictorial trace. The answer must say what follows from those facts.</w:t>
+      </w:r>
+    </w:p>
+    <w:p>
+      <w:r>
+        <w:t>After your attempt, compare with the supported explanation: This paired sign-flip calculation is no longer justified by the stated design. Its differences must come from the same task, with the declared independent sign-symmetry assumptions.</w:t>
+      </w:r>
+    </w:p>
+    <w:p>
+      <w:pPr>
+        <w:pStyle w:val="Heading3"/>
+      </w:pPr>
+      <w:r>
+        <w:t>Repair a missing building block</w:t>
+      </w:r>
+    </w:p>
+    <w:p>
+      <w:r>
+        <w:t>Review Effect size and practical importance (ai-7/13). Goal: Explain the mechanism and terminology of effect size and practical importance. Short practice: Calculate the absolute error-rate reduction from 20/1000 to 15/1000. Does it meet the ten-fewer-errors threshold, and what changes when B has eight errors?. Return to this week and explain what you changed.</w:t>
+      </w:r>
+    </w:p>
+    <w:p>
+      <w:r>
+        <w:t>Review Sampling variability (ai-7/11). Goal: Explain the mechanism and terminology of sampling variability. Short practice: Calculate the two four-case rates and their difference. Explain how changed included cases can affect a fixed model, and why identical deterministic records should not differ on a rerun.. Return to this week and explain what you changed.</w:t>
+      </w:r>
+    </w:p>
+    <w:p>
+      <w:r>
+        <w:t>Review Baselines and fair comparisons (ai-7/8). Goal: Explain the mechanism and terminology of baselines and fair comparisons. Short practice: Calculate 6/8 and 7/8 correctness and name the one-case gain. Why is giving B the answer key incompatible with an unseen comparison to the simple baseline?. Return to this week and explain what you changed.</w:t>
+      </w:r>
+    </w:p>
+    <w:p>
+      <w:pPr>
+        <w:pStyle w:val="Heading3"/>
+      </w:pPr>
+      <w:r>
+        <w:t>Predict, run and debug</w:t>
+      </w:r>
+    </w:p>
+    <w:p>
+      <w:r>
+        <w:t>The browser lab lets you edit the supported Python examples already included in this lesson. Predict first, run, inspect the actual output or error, change one input, then run again. Keep code, predictions, actual results and a reasoned revision together. On paper, label your result as a trace rather than an execution.</w:t>
+      </w:r>
+    </w:p>
+    <w:p>
+      <w:pPr>
+        <w:pStyle w:val="Heading3"/>
+      </w:pPr>
+      <w:r>
+        <w:t>Keep your completed work</w:t>
+      </w:r>
+    </w:p>
+    <w:p>
+      <w:r>
+        <w:t>Use Download completed work in the hosted lesson to export your answers, reflections, practice feedback and code-run evidence. Open the HTML copy to read or print it. Drafts stay in this browser when storage is available; clear drafts on a shared device.</w:t>
+      </w:r>
+    </w:p>
+    <w:p>
+      <w:pPr>
+        <w:pStyle w:val="Heading3"/>
+      </w:pPr>
+      <w:r>
+        <w:t>What I repaired, the evidence I kept and the next test</w:t>
+      </w:r>
+    </w:p>
+    <w:p>
+      <w:r>
+        <w:t>________________________________________________________________</w:t>
+      </w:r>
+    </w:p>
+    <w:p>
+      <w:r>
+        <w:t>________________________________________________________________</w:t>
+      </w:r>
+    </w:p>
+    <w:p>
+      <w:r>
+        <w:t>________________________________________________________________</w:t>
+      </w:r>
+    </w:p>
+    <w:p>
+      <w:r>
+        <w:t>________________________________________________________________</w:t>
+      </w:r>
+    </w:p>
+    <w:p>
+      <w:r>
+        <w:t>________________________________________________________________</w:t>
+      </w:r>
+    </w:p>
     <w:sectPr>
       <w:pgSz w:w="12240" w:h="15840"/>
       <w:pgMar w:top="936" w:right="1008" w:bottom="936" w:left="1008" w:header="720" w:footer="720" w:gutter="0"/>

--- a/downloads/workbook/ai-7-week-14.docx
+++ b/downloads/workbook/ai-7-week-14.docx
@@ -30,33 +30,45 @@
     </w:p>
     <w:p>
       <w:r>
-        <w:t>Try the recall before opening notes. Then use a different colour or a labelled second line to correct your explanation.</w:t>
+        <w:t>Record your starting explanation for Statistical tests and assumptions before opening notes. Show any later correction separately.</w:t>
       </w:r>
     </w:p>
     <w:p>
       <w:pPr>
-        <w:pStyle w:val="Heading3"/>
-      </w:pPr>
-      <w:r>
-        <w:t>Effect size and practical importance</w:t>
+        <w:spacing w:line="336" w:lineRule="auto" w:after="180"/>
+      </w:pPr>
+      <w:r>
+        <w:rPr>
+          <w:b w:val="0"/>
+        </w:rPr>
+        <w:t>Try the recall before opening notes. Then use a different colour or a labelled second line to correct your explanation.</w:t>
       </w:r>
     </w:p>
     <w:p>
-      <w:r>
-        <w:t>Without opening the old lesson, explain one key idea from Effect size and practical importance. Give an example and a mistake that the idea helps you avoid.</w:t>
+      <w:pPr>
+        <w:pStyle w:val="Heading3"/>
+      </w:pPr>
+      <w:r>
+        <w:t>Effect size and practical importance</w:t>
       </w:r>
     </w:p>
     <w:p>
       <w:pPr>
-        <w:pStyle w:val="Heading3"/>
-      </w:pPr>
-      <w:r>
-        <w:t>My remembered idea, example and correction</w:t>
+        <w:spacing w:line="336" w:lineRule="auto" w:after="180"/>
+      </w:pPr>
+      <w:r>
+        <w:rPr>
+          <w:b w:val="0"/>
+        </w:rPr>
+        <w:t>Without opening the old lesson, explain one key idea from Effect size and practical importance. Give an example and a mistake that the idea helps you avoid.</w:t>
       </w:r>
     </w:p>
     <w:p>
-      <w:r>
-        <w:t>________________________________________________________________</w:t>
+      <w:pPr>
+        <w:pStyle w:val="Heading3"/>
+      </w:pPr>
+      <w:r>
+        <w:t>My remembered idea, example and correction</w:t>
       </w:r>
     </w:p>
     <w:p>
@@ -70,29 +82,35 @@
       </w:r>
     </w:p>
     <w:p>
-      <w:pPr>
-        <w:pStyle w:val="Heading3"/>
-      </w:pPr>
-      <w:r>
-        <w:t>Sampling variability</w:t>
+      <w:r>
+        <w:t>________________________________________________________________</w:t>
       </w:r>
     </w:p>
     <w:p>
-      <w:r>
-        <w:t>Without opening the old lesson, explain one key idea from Sampling variability. Give an example and a mistake that the idea helps you avoid.</w:t>
+      <w:pPr>
+        <w:pStyle w:val="Heading3"/>
+      </w:pPr>
+      <w:r>
+        <w:t>Sampling variability</w:t>
       </w:r>
     </w:p>
     <w:p>
       <w:pPr>
-        <w:pStyle w:val="Heading3"/>
-      </w:pPr>
-      <w:r>
-        <w:t>My remembered idea, example and correction</w:t>
+        <w:spacing w:line="336" w:lineRule="auto" w:after="180"/>
+      </w:pPr>
+      <w:r>
+        <w:rPr>
+          <w:b w:val="0"/>
+        </w:rPr>
+        <w:t>Without opening the old lesson, explain one key idea from Sampling variability. Give an example and a mistake that the idea helps you avoid.</w:t>
       </w:r>
     </w:p>
     <w:p>
-      <w:r>
-        <w:t>________________________________________________________________</w:t>
+      <w:pPr>
+        <w:pStyle w:val="Heading3"/>
+      </w:pPr>
+      <w:r>
+        <w:t>My remembered idea, example and correction</w:t>
       </w:r>
     </w:p>
     <w:p>
@@ -106,29 +124,35 @@
       </w:r>
     </w:p>
     <w:p>
-      <w:pPr>
-        <w:pStyle w:val="Heading3"/>
-      </w:pPr>
-      <w:r>
-        <w:t>Baselines and fair comparisons</w:t>
+      <w:r>
+        <w:t>________________________________________________________________</w:t>
       </w:r>
     </w:p>
     <w:p>
-      <w:r>
-        <w:t>Without opening the old lesson, explain one key idea from Baselines and fair comparisons. Give an example and a mistake that the idea helps you avoid.</w:t>
+      <w:pPr>
+        <w:pStyle w:val="Heading3"/>
+      </w:pPr>
+      <w:r>
+        <w:t>Baselines and fair comparisons</w:t>
       </w:r>
     </w:p>
     <w:p>
       <w:pPr>
-        <w:pStyle w:val="Heading3"/>
-      </w:pPr>
-      <w:r>
-        <w:t>My remembered idea, example and correction</w:t>
+        <w:spacing w:line="336" w:lineRule="auto" w:after="180"/>
+      </w:pPr>
+      <w:r>
+        <w:rPr>
+          <w:b w:val="0"/>
+        </w:rPr>
+        <w:t>Without opening the old lesson, explain one key idea from Baselines and fair comparisons. Give an example and a mistake that the idea helps you avoid.</w:t>
       </w:r>
     </w:p>
     <w:p>
-      <w:r>
-        <w:t>________________________________________________________________</w:t>
+      <w:pPr>
+        <w:pStyle w:val="Heading3"/>
+      </w:pPr>
+      <w:r>
+        <w:t>My remembered idea, example and correction</w:t>
       </w:r>
     </w:p>
     <w:p>
@@ -142,15 +166,31 @@
       </w:r>
     </w:p>
     <w:p>
-      <w:pPr>
-        <w:pStyle w:val="Heading1"/>
-      </w:pPr>
-      <w:r>
-        <w:t>02. Practise with fading help</w:t>
+      <w:r>
+        <w:t>________________________________________________________________</w:t>
       </w:r>
     </w:p>
     <w:p>
-      <w:r>
+      <w:pPr>
+        <w:pStyle w:val="Heading1"/>
+      </w:pPr>
+      <w:r>
+        <w:t>02. Practise with fading help</w:t>
+      </w:r>
+    </w:p>
+    <w:p>
+      <w:r>
+        <w:t>Complete the supported Statistical tests and assumptions trace and record the first step you can explain without help.</w:t>
+      </w:r>
+    </w:p>
+    <w:p>
+      <w:pPr>
+        <w:spacing w:line="336" w:lineRule="auto" w:after="180"/>
+      </w:pPr>
+      <w:r>
+        <w:rPr>
+          <w:b w:val="0"/>
+        </w:rPr>
         <w:t>Use W2: Trace the worked case for Statistical tests and assumptions. Record the answer once; the lesson and workbook refer to the same attempt.</w:t>
       </w:r>
     </w:p>
@@ -279,25 +319,37 @@
     </w:p>
     <w:p>
       <w:r>
-        <w:t>Use the worked case for Statistical tests and assumptions. Proposed explanation: “The worked result establishes every future case”. Decide whether this explanation is supported. Point to the step or supplied fact that decides; explain your repair if needed.</w:t>
+        <w:t>Check the proposed Statistical tests and assumptions explanation against the supplied facts before discussing it.</w:t>
       </w:r>
     </w:p>
     <w:p>
       <w:pPr>
-        <w:pStyle w:val="Heading3"/>
-      </w:pPr>
-      <w:r>
-        <w:t>My explanation before partner discussion</w:t>
+        <w:spacing w:line="336" w:lineRule="auto" w:after="180"/>
+      </w:pPr>
+      <w:r>
+        <w:rPr>
+          <w:b w:val="0"/>
+        </w:rPr>
+        <w:t>Use the worked case for Statistical tests and assumptions. Proposed explanation: “The worked result establishes every future case”. Decide whether this explanation is supported.</w:t>
       </w:r>
     </w:p>
     <w:p>
-      <w:r>
-        <w:t>________________________________________________________________</w:t>
+      <w:pPr>
+        <w:spacing w:line="336" w:lineRule="auto" w:after="180"/>
+      </w:pPr>
+      <w:r>
+        <w:rPr>
+          <w:b w:val="0"/>
+        </w:rPr>
+        <w:t>Point to the step or supplied fact that decides; explain your repair if needed.</w:t>
       </w:r>
     </w:p>
     <w:p>
-      <w:r>
-        <w:t>________________________________________________________________</w:t>
+      <w:pPr>
+        <w:pStyle w:val="Heading3"/>
+      </w:pPr>
+      <w:r>
+        <w:t>My explanation before partner discussion</w:t>
       </w:r>
     </w:p>
     <w:p>
@@ -311,47 +363,53 @@
       </w:r>
     </w:p>
     <w:p>
-      <w:pPr>
-        <w:pStyle w:val="Heading1"/>
-      </w:pPr>
-      <w:r>
-        <w:t>04. Independent transfer case</w:t>
+      <w:r>
+        <w:t>________________________________________________________________</w:t>
       </w:r>
     </w:p>
     <w:p>
-      <w:pPr>
-        <w:pStyle w:val="Heading3"/>
-      </w:pPr>
-      <w:r>
-        <w:t>Independent case: Apply a new case independently</w:t>
+      <w:r>
+        <w:t>________________________________________________________________</w:t>
       </w:r>
     </w:p>
     <w:p>
-      <w:r>
-        <w:t>Differences2, 2, 2 under the same null. Compute two-sided exact p and interpret.</w:t>
+      <w:pPr>
+        <w:pStyle w:val="Heading1"/>
+      </w:pPr>
+      <w:r>
+        <w:t>04. Independent transfer case</w:t>
       </w:r>
     </w:p>
     <w:p>
-      <w:pPr>
-        <w:pStyle w:val="Heading3"/>
-      </w:pPr>
-      <w:r>
-        <w:t>My independent explanation, trace and limits</w:t>
+      <w:r>
+        <w:t>Write one first attempt at the reserved independent case before feedback. Repeated copies of that case refer to the same recorded attempt.</w:t>
       </w:r>
     </w:p>
     <w:p>
-      <w:r>
-        <w:t>________________________________________________________________</w:t>
+      <w:pPr>
+        <w:pStyle w:val="Heading3"/>
+      </w:pPr>
+      <w:r>
+        <w:t>Independent case: Apply a new case independently</w:t>
       </w:r>
     </w:p>
     <w:p>
-      <w:r>
-        <w:t>________________________________________________________________</w:t>
+      <w:pPr>
+        <w:spacing w:line="336" w:lineRule="auto" w:after="180"/>
+      </w:pPr>
+      <w:r>
+        <w:rPr>
+          <w:b w:val="0"/>
+        </w:rPr>
+        <w:t>Differences2, 2, 2 under the same null. Compute two-sided exact p and interpret.</w:t>
       </w:r>
     </w:p>
     <w:p>
-      <w:r>
-        <w:t>________________________________________________________________</w:t>
+      <w:pPr>
+        <w:pStyle w:val="Heading3"/>
+      </w:pPr>
+      <w:r>
+        <w:t>My independent explanation, trace and limits</w:t>
       </w:r>
     </w:p>
     <w:p>
@@ -376,48 +434,96 @@
     </w:p>
     <w:p>
       <w:r>
-        <w:t>Attempt this case before feedback. Record any help. Earlier examples below are further practice; a case already practised with feedback cannot establish fresh transfer.</w:t>
+        <w:t>________________________________________________________________</w:t>
       </w:r>
     </w:p>
     <w:p>
-      <w:pPr>
-        <w:pStyle w:val="Heading1"/>
-      </w:pPr>
-      <w:r>
-        <w:t>05. W1 Explain the mechanism</w:t>
+      <w:r>
+        <w:t>________________________________________________________________</w:t>
       </w:r>
     </w:p>
     <w:p>
       <w:r>
-        <w:t>Explain the weekly mechanism in your own words. Use the worked scenario to name its input, decision rule and output.</w:t>
+        <w:t>________________________________________________________________</w:t>
       </w:r>
     </w:p>
     <w:p>
       <w:pPr>
-        <w:pStyle w:val="Heading3"/>
-      </w:pPr>
-      <w:r>
-        <w:t>My reasoning and evidence</w:t>
+        <w:spacing w:line="336" w:lineRule="auto" w:after="180"/>
+      </w:pPr>
+      <w:r>
+        <w:rPr>
+          <w:b w:val="0"/>
+        </w:rPr>
+        <w:t>Attempt this case before feedback. Record any help. Earlier examples below are further practice; a case already practised with feedback cannot establish fresh transfer.</w:t>
       </w:r>
     </w:p>
     <w:p>
-      <w:r>
-        <w:t>________________________________________________________________</w:t>
+      <w:pPr>
+        <w:pStyle w:val="Heading1"/>
+      </w:pPr>
+      <w:r>
+        <w:t>05. W1 Explain the mechanism</w:t>
       </w:r>
     </w:p>
     <w:p>
       <w:r>
-        <w:t>________________________________________________________________</w:t>
+        <w:t>Explain the mechanism. Apply the supplied Statistical tests and assumptions facts and keep your reasoning.</w:t>
       </w:r>
     </w:p>
     <w:p>
-      <w:r>
-        <w:t>________________________________________________________________</w:t>
+      <w:pPr>
+        <w:spacing w:line="336" w:lineRule="auto" w:after="180"/>
+      </w:pPr>
+      <w:r>
+        <w:rPr>
+          <w:b w:val="0"/>
+        </w:rPr>
+        <w:t xml:space="preserve">Explain the weekly </w:t>
+      </w:r>
+      <w:r>
+        <w:rPr>
+          <w:b/>
+        </w:rPr>
+        <w:t>mechanism</w:t>
+      </w:r>
+      <w:r>
+        <w:rPr>
+          <w:b w:val="0"/>
+        </w:rPr>
+        <w:t xml:space="preserve"> in your own words. Use the worked scenario to name its </w:t>
+      </w:r>
+      <w:r>
+        <w:rPr>
+          <w:b/>
+        </w:rPr>
+        <w:t>input</w:t>
+      </w:r>
+      <w:r>
+        <w:rPr>
+          <w:b w:val="0"/>
+        </w:rPr>
+        <w:t xml:space="preserve">, decision rule and </w:t>
+      </w:r>
+      <w:r>
+        <w:rPr>
+          <w:b/>
+        </w:rPr>
+        <w:t>output</w:t>
+      </w:r>
+      <w:r>
+        <w:rPr>
+          <w:b w:val="0"/>
+        </w:rPr>
+        <w:t>.</w:t>
       </w:r>
     </w:p>
     <w:p>
-      <w:r>
-        <w:t>________________________________________________________________</w:t>
+      <w:pPr>
+        <w:pStyle w:val="Heading3"/>
+      </w:pPr>
+      <w:r>
+        <w:t>My reasoning and evidence</w:t>
       </w:r>
     </w:p>
     <w:p>
@@ -431,24 +537,18 @@
       </w:r>
     </w:p>
     <w:p>
-      <w:pPr>
-        <w:pStyle w:val="Heading1"/>
-      </w:pPr>
-      <w:r>
-        <w:t>06. W2 Trace the worked case</w:t>
+      <w:r>
+        <w:t>________________________________________________________________</w:t>
       </w:r>
     </w:p>
     <w:p>
       <w:r>
-        <w:t>Differences1, 1, 1 have observed mean1. Enumerate8 assignments. Show the intermediate steps and give the conclusion with its scope.</w:t>
+        <w:t>________________________________________________________________</w:t>
       </w:r>
     </w:p>
     <w:p>
-      <w:pPr>
-        <w:pStyle w:val="Heading3"/>
-      </w:pPr>
-      <w:r>
-        <w:t>My reasoning and evidence</w:t>
+      <w:r>
+        <w:t>________________________________________________________________</w:t>
       </w:r>
     </w:p>
     <w:p>
@@ -457,23 +557,35 @@
       </w:r>
     </w:p>
     <w:p>
-      <w:r>
-        <w:t>________________________________________________________________</w:t>
+      <w:pPr>
+        <w:pStyle w:val="Heading1"/>
+      </w:pPr>
+      <w:r>
+        <w:t>06. W2 Trace the worked case</w:t>
       </w:r>
     </w:p>
     <w:p>
       <w:r>
-        <w:t>________________________________________________________________</w:t>
+        <w:t>Trace the worked case. Apply the supplied Statistical tests and assumptions facts and keep your reasoning.</w:t>
       </w:r>
     </w:p>
     <w:p>
-      <w:r>
-        <w:t>________________________________________________________________</w:t>
+      <w:pPr>
+        <w:spacing w:line="336" w:lineRule="auto" w:after="180"/>
+      </w:pPr>
+      <w:r>
+        <w:rPr>
+          <w:b w:val="0"/>
+        </w:rPr>
+        <w:t>Differences1, 1, 1 have observed mean1. Enumerate8 assignments. Show the intermediate steps and give the conclusion with its scope.</w:t>
       </w:r>
     </w:p>
     <w:p>
-      <w:r>
-        <w:t>________________________________________________________________</w:t>
+      <w:pPr>
+        <w:pStyle w:val="Heading3"/>
+      </w:pPr>
+      <w:r>
+        <w:t>My reasoning and evidence</w:t>
       </w:r>
     </w:p>
     <w:p>
@@ -487,24 +599,18 @@
       </w:r>
     </w:p>
     <w:p>
-      <w:pPr>
-        <w:pStyle w:val="Heading1"/>
-      </w:pPr>
-      <w:r>
-        <w:t>07. W3 Audit the limit</w:t>
+      <w:r>
+        <w:t>________________________________________________________________</w:t>
       </w:r>
     </w:p>
     <w:p>
       <w:r>
-        <w:t>A report omits this qualification: The test requires its sign-exchangeability and independence assumptions; do not apply it blindly to clustered or asymmetric differences. Explain how omitting it could change a reader's interpretation, and write an accurate replacement.</w:t>
+        <w:t>________________________________________________________________</w:t>
       </w:r>
     </w:p>
     <w:p>
-      <w:pPr>
-        <w:pStyle w:val="Heading3"/>
-      </w:pPr>
-      <w:r>
-        <w:t>My reasoning and evidence</w:t>
+      <w:r>
+        <w:t>________________________________________________________________</w:t>
       </w:r>
     </w:p>
     <w:p>
@@ -518,44 +624,68 @@
       </w:r>
     </w:p>
     <w:p>
-      <w:r>
-        <w:t>________________________________________________________________</w:t>
+      <w:pPr>
+        <w:pStyle w:val="Heading1"/>
+      </w:pPr>
+      <w:r>
+        <w:t>07. W3 Audit the limit</w:t>
       </w:r>
     </w:p>
     <w:p>
       <w:r>
-        <w:t>________________________________________________________________</w:t>
+        <w:t>Audit the limit. Apply the supplied Statistical tests and assumptions facts and keep your reasoning.</w:t>
       </w:r>
     </w:p>
     <w:p>
-      <w:r>
-        <w:t>________________________________________________________________</w:t>
+      <w:pPr>
+        <w:spacing w:line="336" w:lineRule="auto" w:after="180"/>
+      </w:pPr>
+      <w:r>
+        <w:rPr>
+          <w:b w:val="0"/>
+        </w:rPr>
+        <w:t>A report omits this qualification: The test requires its sign-</w:t>
+      </w:r>
+      <w:r>
+        <w:rPr>
+          <w:b/>
+        </w:rPr>
+        <w:t>exchangeability</w:t>
+      </w:r>
+      <w:r>
+        <w:rPr>
+          <w:b w:val="0"/>
+        </w:rPr>
+        <w:t xml:space="preserve"> and independence assumptions; do not apply it blindly to clustered or asymmetric differences.</w:t>
       </w:r>
     </w:p>
     <w:p>
-      <w:r>
-        <w:t>________________________________________________________________</w:t>
+      <w:pPr>
+        <w:spacing w:line="336" w:lineRule="auto" w:after="180"/>
+      </w:pPr>
+      <w:r>
+        <w:rPr>
+          <w:b w:val="0"/>
+        </w:rPr>
+        <w:t>Explain how omitting it could change a reader's interpretation, and write an accurate replacement.</w:t>
       </w:r>
     </w:p>
     <w:p>
       <w:pPr>
-        <w:pStyle w:val="Heading1"/>
-      </w:pPr>
-      <w:r>
-        <w:t>08. W4 Apply a new case independently</w:t>
+        <w:pStyle w:val="Heading3"/>
+      </w:pPr>
+      <w:r>
+        <w:t>My reasoning and evidence</w:t>
       </w:r>
     </w:p>
     <w:p>
       <w:r>
-        <w:t>Differences2, 2, 2 under the same null. Compute two-sided exact p and interpret.</w:t>
+        <w:t>________________________________________________________________</w:t>
       </w:r>
     </w:p>
     <w:p>
-      <w:pPr>
-        <w:pStyle w:val="Heading3"/>
-      </w:pPr>
-      <w:r>
-        <w:t>My reasoning and evidence</w:t>
+      <w:r>
+        <w:t>________________________________________________________________</w:t>
       </w:r>
     </w:p>
     <w:p>
@@ -579,44 +709,50 @@
       </w:r>
     </w:p>
     <w:p>
-      <w:r>
-        <w:t>________________________________________________________________</w:t>
+      <w:pPr>
+        <w:pStyle w:val="Heading1"/>
+      </w:pPr>
+      <w:r>
+        <w:t>08. W4 Apply a new case independently</w:t>
       </w:r>
     </w:p>
     <w:p>
       <w:r>
-        <w:t>________________________________________________________________</w:t>
+        <w:t>Attempt before feedback. If this repeats the selected independent case, reuse that first attempt; otherwise keep a separate record. Apply a new case independently. Apply the supplied Statistical tests and assumptions facts and keep your reasoning.</w:t>
       </w:r>
     </w:p>
     <w:p>
-      <w:r>
-        <w:t>________________________________________________________________</w:t>
+      <w:pPr>
+        <w:spacing w:line="336" w:lineRule="auto" w:after="180"/>
+      </w:pPr>
+      <w:r>
+        <w:rPr>
+          <w:b w:val="0"/>
+        </w:rPr>
+        <w:t>Differences2, 2, 2 under the same null. Compute two-sided exact p and interpret.</w:t>
       </w:r>
     </w:p>
     <w:p>
-      <w:r>
-        <w:t>________________________________________________________________</w:t>
+      <w:pPr>
+        <w:pStyle w:val="Heading3"/>
+      </w:pPr>
+      <w:r>
+        <w:t>My reasoning and evidence</w:t>
       </w:r>
     </w:p>
     <w:p>
-      <w:pPr>
-        <w:pStyle w:val="Heading1"/>
-      </w:pPr>
-      <w:r>
-        <w:t>09. W5 Design a revealing follow-up</w:t>
+      <w:r>
+        <w:t>________________________________________________________________</w:t>
       </w:r>
     </w:p>
     <w:p>
       <w:r>
-        <w:t>For the worked scenario, propose one additional case that could reveal a failure, describe its expected outcome before running it, and explain what would need to remain fixed for a fair comparison. Do not reuse W4 as a new final test after receiving feedback.</w:t>
+        <w:t>________________________________________________________________</w:t>
       </w:r>
     </w:p>
     <w:p>
-      <w:pPr>
-        <w:pStyle w:val="Heading3"/>
-      </w:pPr>
-      <w:r>
-        <w:t>My reasoning and evidence</w:t>
+      <w:r>
+        <w:t>________________________________________________________________</w:t>
       </w:r>
     </w:p>
     <w:p>
@@ -645,26 +781,38 @@
       </w:r>
     </w:p>
     <w:p>
-      <w:r>
-        <w:t>________________________________________________________________</w:t>
+      <w:pPr>
+        <w:pStyle w:val="Heading1"/>
+      </w:pPr>
+      <w:r>
+        <w:t>09. W5 Design a revealing follow-up</w:t>
       </w:r>
     </w:p>
     <w:p>
       <w:r>
-        <w:t>________________________________________________________________</w:t>
+        <w:t>Design a revealing follow-up. Apply the supplied Statistical tests and assumptions facts and keep your reasoning.</w:t>
       </w:r>
     </w:p>
     <w:p>
       <w:pPr>
-        <w:pStyle w:val="Heading1"/>
-      </w:pPr>
-      <w:r>
-        <w:t>10. Project checkpoint and reflection</w:t>
+        <w:spacing w:line="336" w:lineRule="auto" w:after="180"/>
+      </w:pPr>
+      <w:r>
+        <w:rPr>
+          <w:b w:val="0"/>
+        </w:rPr>
+        <w:t>For the worked scenario, propose one additional case that could reveal a failure, describe its expected outcome before running it, and explain what would need to remain fixed for a fair comparison.</w:t>
       </w:r>
     </w:p>
     <w:p>
-      <w:r>
-        <w:t>Add a labelled statistical tests and assumptions evidence sheet to Reproducible AI Research Study. Show how you can explain the mechanism and terminology of statistical tests and assumptions. Use the supplied fictional case and keep its inputs, intermediate steps, calculation or prediction, and limitation. Connect this record to last week’s record; a matching answer without a trace is insufficient.</w:t>
+      <w:pPr>
+        <w:spacing w:line="336" w:lineRule="auto" w:after="180"/>
+      </w:pPr>
+      <w:r>
+        <w:rPr>
+          <w:b w:val="0"/>
+        </w:rPr>
+        <w:t>Do not reuse W4 as a new final test after receiving feedback.</w:t>
       </w:r>
     </w:p>
     <w:p>
@@ -672,7 +820,7 @@
         <w:pStyle w:val="Heading3"/>
       </w:pPr>
       <w:r>
-        <w:t>My project change, supporting evidence and remaining limit</w:t>
+        <w:t>My reasoning and evidence</w:t>
       </w:r>
     </w:p>
     <w:p>
@@ -706,11 +854,142 @@
       </w:r>
     </w:p>
     <w:p>
+      <w:r>
+        <w:t>________________________________________________________________</w:t>
+      </w:r>
+    </w:p>
+    <w:p>
       <w:pPr>
         <w:pStyle w:val="Heading1"/>
       </w:pPr>
       <w:r>
+        <w:t>10. Project checkpoint and reflection</w:t>
+      </w:r>
+    </w:p>
+    <w:p>
+      <w:r>
+        <w:t>Connect Statistical tests and assumptions to Reproducible AI Research Study, identify a limit and choose the next useful test.</w:t>
+      </w:r>
+    </w:p>
+    <w:p>
+      <w:pPr>
+        <w:spacing w:line="336" w:lineRule="auto" w:after="180"/>
+      </w:pPr>
+      <w:r>
+        <w:rPr>
+          <w:b w:val="0"/>
+        </w:rPr>
+        <w:t xml:space="preserve">Add a labelled statistical tests and assumptions </w:t>
+      </w:r>
+      <w:r>
+        <w:rPr>
+          <w:b/>
+        </w:rPr>
+        <w:t>evidence</w:t>
+      </w:r>
+      <w:r>
+        <w:rPr>
+          <w:b w:val="0"/>
+        </w:rPr>
+        <w:t xml:space="preserve"> sheet to Reproducible AI Research Study. Show how you can explain the </w:t>
+      </w:r>
+      <w:r>
+        <w:rPr>
+          <w:b/>
+        </w:rPr>
+        <w:t>mechanism</w:t>
+      </w:r>
+      <w:r>
+        <w:rPr>
+          <w:b w:val="0"/>
+        </w:rPr>
+        <w:t xml:space="preserve"> and terminology of statistical tests and assumptions.</w:t>
+      </w:r>
+    </w:p>
+    <w:p>
+      <w:pPr>
+        <w:spacing w:line="336" w:lineRule="auto" w:after="180"/>
+      </w:pPr>
+      <w:r>
+        <w:rPr>
+          <w:b w:val="0"/>
+        </w:rPr>
+        <w:t xml:space="preserve">Use the supplied fictional case and keep its </w:t>
+      </w:r>
+      <w:r>
+        <w:rPr>
+          <w:b/>
+        </w:rPr>
+        <w:t>input</w:t>
+      </w:r>
+      <w:r>
+        <w:rPr>
+          <w:b w:val="0"/>
+        </w:rPr>
+        <w:t xml:space="preserve">s, intermediate steps, calculation or </w:t>
+      </w:r>
+      <w:r>
+        <w:rPr>
+          <w:b/>
+        </w:rPr>
+        <w:t>prediction</w:t>
+      </w:r>
+      <w:r>
+        <w:rPr>
+          <w:b w:val="0"/>
+        </w:rPr>
+        <w:t>, and limitation. Connect this record to last week’s record; a matching answer without a trace is insufficient.</w:t>
+      </w:r>
+    </w:p>
+    <w:p>
+      <w:pPr>
+        <w:pStyle w:val="Heading3"/>
+      </w:pPr>
+      <w:r>
+        <w:t>My project change, supporting evidence and remaining limit</w:t>
+      </w:r>
+    </w:p>
+    <w:p>
+      <w:r>
+        <w:t>________________________________________________________________</w:t>
+      </w:r>
+    </w:p>
+    <w:p>
+      <w:r>
+        <w:t>________________________________________________________________</w:t>
+      </w:r>
+    </w:p>
+    <w:p>
+      <w:r>
+        <w:t>________________________________________________________________</w:t>
+      </w:r>
+    </w:p>
+    <w:p>
+      <w:r>
+        <w:t>________________________________________________________________</w:t>
+      </w:r>
+    </w:p>
+    <w:p>
+      <w:r>
+        <w:t>________________________________________________________________</w:t>
+      </w:r>
+    </w:p>
+    <w:p>
+      <w:r>
+        <w:t>________________________________________________________________</w:t>
+      </w:r>
+    </w:p>
+    <w:p>
+      <w:pPr>
+        <w:pStyle w:val="Heading1"/>
+      </w:pPr>
+      <w:r>
         <w:t>11. Feedback, return check and learning record</w:t>
+      </w:r>
+    </w:p>
+    <w:p>
+      <w:r>
+        <w:t>Record the first repaired step and a different case to revisit after a delay.</w:t>
       </w:r>
     </w:p>
     <w:tbl>
@@ -850,7 +1129,13 @@
       </w:tr>
     </w:tbl>
     <w:p>
-      <w:r>
+      <w:pPr>
+        <w:spacing w:line="336" w:lineRule="auto" w:after="180"/>
+      </w:pPr>
+      <w:r>
+        <w:rPr>
+          <w:b w:val="0"/>
+        </w:rPr>
         <w:t>Revisit this idea with your teacher after a delay. Familiarity is different from explaining and using it on a changed case.</w:t>
       </w:r>
     </w:p>
@@ -864,11 +1149,28 @@
     </w:p>
     <w:p>
       <w:r>
-        <w:t>A small exact paired sign-flip test. Compare three independent task pairs under a null that permits each difference’s sign to flip independently with equal probability.</w:t>
+        <w:t>A small exact paired sign-flip test. Compare three independent task pairs under a null that permits each difference’s sign to flip independently with equal probability. Explain the labelled step before checking the changed condition.</w:t>
       </w:r>
     </w:p>
     <w:p>
-      <w:r>
+      <w:pPr>
+        <w:spacing w:line="336" w:lineRule="auto" w:after="180"/>
+      </w:pPr>
+      <w:r>
+        <w:rPr>
+          <w:b w:val="0"/>
+        </w:rPr>
+        <w:t>A small exact paired sign-flip test. Compare three independent task pairs under a null that permits each difference’s sign to flip independently with equal probability.</w:t>
+      </w:r>
+    </w:p>
+    <w:p>
+      <w:pPr>
+        <w:spacing w:line="336" w:lineRule="auto" w:after="180"/>
+      </w:pPr>
+      <w:r>
+        <w:rPr>
+          <w:b w:val="0"/>
+        </w:rPr>
         <w:t>A times [5,8,4] seconds; B [4,6,3]. Differences B−A are [-1,-2,-1]. Use a two-sided statistic: absolute sum of differences. Assume the stated sign-symmetry null is appropriate.</w:t>
       </w:r>
     </w:p>
@@ -945,7 +1247,13 @@
       </w:r>
     </w:p>
     <w:p>
-      <w:r>
+      <w:pPr>
+        <w:spacing w:line="336" w:lineRule="auto" w:after="180"/>
+      </w:pPr>
+      <w:r>
+        <w:rPr>
+          <w:b w:val="0"/>
+        </w:rPr>
         <w:t>Calculate each paired difference and the observed sum. Count null arrangements with absolute sum at least four, compute p, and explain the decision at threshold 0.05.</w:t>
       </w:r>
     </w:p>
@@ -988,35 +1296,91 @@
       </w:r>
     </w:p>
     <w:p>
-      <w:r>
-        <w:t>Support used: alone / hint / worked example. This record is practice evidence.</w:t>
+      <w:pPr>
+        <w:pStyle w:val="Heading3"/>
+      </w:pPr>
+      <w:r>
+        <w:t>Record the help used</w:t>
       </w:r>
     </w:p>
     <w:p>
-      <w:r>
-        <w:t>Project connection: For the Reproducible AI Research Study, save paired differences, the null assumptions, all eight sign arrangements and the decision rule.</w:t>
+      <w:pPr>
+        <w:spacing w:line="336" w:lineRule="auto" w:after="180"/>
+        <w:shd w:fill="F1F6F8"/>
+      </w:pPr>
+      <w:r>
+        <w:rPr>
+          <w:b w:val="0"/>
+        </w:rPr>
+        <w:t xml:space="preserve">Support used: alone / hint / worked example. This record is practice </w:t>
+      </w:r>
+      <w:r>
+        <w:rPr>
+          <w:b/>
+        </w:rPr>
+        <w:t>evidence</w:t>
+      </w:r>
+      <w:r>
+        <w:rPr>
+          <w:b w:val="0"/>
+        </w:rPr>
+        <w:t>.</w:t>
       </w:r>
     </w:p>
     <w:p>
       <w:pPr>
-        <w:pStyle w:val="Heading1"/>
-      </w:pPr>
-      <w:r>
-        <w:t>13. Project portfolio milestone</w:t>
+        <w:spacing w:line="336" w:lineRule="auto" w:after="180"/>
+      </w:pPr>
+      <w:r>
+        <w:rPr>
+          <w:b w:val="0"/>
+        </w:rPr>
+        <w:t>Project connection: For the Reproducible AI Research Study, save paired differences, the null assumptions, all eight sign arrangements and the decision rule.</w:t>
       </w:r>
     </w:p>
     <w:p>
-      <w:r>
-        <w:t>Project: Reproducible AI Research Study</w:t>
+      <w:pPr>
+        <w:pStyle w:val="Heading1"/>
+      </w:pPr>
+      <w:r>
+        <w:t>13. Project portfolio milestone</w:t>
       </w:r>
     </w:p>
     <w:p>
       <w:r>
-        <w:t>Current milestone: Test changed cases. Keep normal, boundary and failure cases; compare expected and observed results.</w:t>
+        <w:t>Keep this week’s input, deciding step, result and limit together in the Reproducible AI Research Study record.</w:t>
       </w:r>
     </w:p>
     <w:p>
-      <w:r>
+      <w:pPr>
+        <w:spacing w:line="336" w:lineRule="auto" w:after="180"/>
+      </w:pPr>
+      <w:r>
+        <w:rPr>
+          <w:b w:val="0"/>
+        </w:rPr>
+        <w:t>Project: Reproducible AI Research Study</w:t>
+      </w:r>
+    </w:p>
+    <w:p>
+      <w:pPr>
+        <w:spacing w:line="336" w:lineRule="auto" w:after="180"/>
+      </w:pPr>
+      <w:r>
+        <w:rPr>
+          <w:b w:val="0"/>
+        </w:rPr>
+        <w:t>Current milestone: Test changed cases. Keep normal, boundary and failure cases; compare expected and observed results.</w:t>
+      </w:r>
+    </w:p>
+    <w:p>
+      <w:pPr>
+        <w:spacing w:line="336" w:lineRule="auto" w:after="180"/>
+      </w:pPr>
+      <w:r>
+        <w:rPr>
+          <w:b w:val="0"/>
+        </w:rPr>
         <w:t>For the Reproducible AI Research Study, save paired differences, the null assumptions, all eight sign arrangements and the decision rule.</w:t>
       </w:r>
     </w:p>
@@ -1179,53 +1543,92 @@
     </w:p>
     <w:p>
       <w:r>
-        <w:t>Use this supported practice once, in the browser or on paper. Keep the reserved independent assessment for a separate first attempt before teacher feedback.</w:t>
+        <w:t>Try the supported questions before comparing with hints and feedback. Record what you repaired and the evidence you retained.</w:t>
       </w:r>
     </w:p>
     <w:p>
-      <w:r>
-        <w:t>A small exact paired sign-flip test. Compare three independent task pairs under a null that permits each difference’s sign to flip independently with equal probability.</w:t>
+      <w:pPr>
+        <w:spacing w:line="336" w:lineRule="auto" w:after="180"/>
+      </w:pPr>
+      <w:r>
+        <w:rPr>
+          <w:b w:val="0"/>
+        </w:rPr>
+        <w:t>Use this supported practice once, in the browser or on paper. Keep the reserved independent assessment for a separate first attempt before teacher feedback.</w:t>
       </w:r>
     </w:p>
     <w:p>
       <w:pPr>
-        <w:pStyle w:val="Heading3"/>
-      </w:pPr>
-      <w:r>
-        <w:t>Practice 1: explain the deciding evidence</w:t>
+        <w:spacing w:line="336" w:lineRule="auto" w:after="180"/>
+      </w:pPr>
+      <w:r>
+        <w:rPr>
+          <w:b w:val="0"/>
+        </w:rPr>
+        <w:t>A small exact paired sign-flip test. Compare three independent task pairs under a null that permits each difference’s sign to flip independently with equal probability.</w:t>
       </w:r>
     </w:p>
     <w:p>
-      <w:r>
-        <w:t>Which labelled step matches this detail? Only -4 and 4 have absolute sum at least 4: exact two-sided p=2/8=0.25.</w:t>
+      <w:pPr>
+        <w:pStyle w:val="Heading3"/>
+      </w:pPr>
+      <w:r>
+        <w:t>Practice 1: explain the deciding evidence</w:t>
       </w:r>
     </w:p>
     <w:p>
-      <w:r>
-        <w:t>1. Enumerate null sign flips</w:t>
+      <w:pPr>
+        <w:spacing w:line="336" w:lineRule="auto" w:after="180"/>
+      </w:pPr>
+      <w:r>
+        <w:rPr>
+          <w:b w:val="0"/>
+        </w:rPr>
+        <w:t>Which labelled step matches this detail? Only -4 and 4 have absolute sum at least 4: exact two-sided p=2/8=0.25.</w:t>
       </w:r>
     </w:p>
     <w:p>
-      <w:r>
-        <w:t>2. Count equally extreme sums</w:t>
+      <w:pPr>
+        <w:spacing w:line="336" w:lineRule="auto" w:after="180"/>
+        <w:shd w:fill="F4F9FC"/>
+      </w:pPr>
+      <w:r>
+        <w:rPr>
+          <w:b w:val="0"/>
+        </w:rPr>
+        <w:t>1. Enumerate null sign flips</w:t>
       </w:r>
     </w:p>
     <w:p>
-      <w:r>
-        <w:t>3. Preserve paired differences</w:t>
+      <w:pPr>
+        <w:spacing w:line="336" w:lineRule="auto" w:after="180"/>
+        <w:shd w:fill="F4F9FC"/>
+      </w:pPr>
+      <w:r>
+        <w:rPr>
+          <w:b w:val="0"/>
+        </w:rPr>
+        <w:t>2. Count equally extreme sums</w:t>
       </w:r>
     </w:p>
     <w:p>
       <w:pPr>
-        <w:pStyle w:val="Heading3"/>
-      </w:pPr>
-      <w:r>
-        <w:t>My selected conclusion, deciding fact and explanation</w:t>
+        <w:spacing w:line="336" w:lineRule="auto" w:after="180"/>
+        <w:shd w:fill="F4F9FC"/>
+      </w:pPr>
+      <w:r>
+        <w:rPr>
+          <w:b w:val="0"/>
+        </w:rPr>
+        <w:t>3. Preserve paired differences</w:t>
       </w:r>
     </w:p>
     <w:p>
-      <w:r>
-        <w:t>________________________________________________________________</w:t>
+      <w:pPr>
+        <w:pStyle w:val="Heading3"/>
+      </w:pPr>
+      <w:r>
+        <w:t>My selected conclusion, deciding fact and explanation</w:t>
       </w:r>
     </w:p>
     <w:p>
@@ -1250,40 +1653,83 @@
     </w:p>
     <w:p>
       <w:r>
-        <w:t>Hint if needed: Read the steps in the pictorial case. Match the supplied detail to the stage that performs or records it.</w:t>
+        <w:t>________________________________________________________________</w:t>
       </w:r>
     </w:p>
     <w:p>
-      <w:r>
-        <w:t>After your attempt, compare with the supported explanation: Count equally extreme sums Only -4 and 4 have absolute sum at least 4: exact two-sided p=2/8=0.25. A test compares an observed statistic with outcomes under a specified null model. Here the sign-flip assumptions make eight arrangements equally likely. At a predeclared 0.05 threshold, p=0.25 does not reject the null; it does not prove no difference.</w:t>
+      <w:pPr>
+        <w:pStyle w:val="Heading3"/>
+      </w:pPr>
+      <w:r>
+        <w:t>Hint · try first</w:t>
       </w:r>
     </w:p>
     <w:p>
       <w:pPr>
-        <w:pStyle w:val="Heading3"/>
-      </w:pPr>
-      <w:r>
-        <w:t>Practice 2: explain the deciding evidence</w:t>
+        <w:spacing w:line="336" w:lineRule="auto" w:after="180"/>
+        <w:shd w:fill="F1F6F8"/>
+      </w:pPr>
+      <w:r>
+        <w:rPr>
+          <w:b w:val="0"/>
+        </w:rPr>
+        <w:t>Hint if needed: Read the steps in the pictorial case. Match the supplied detail to the stage that performs or records it.</w:t>
       </w:r>
     </w:p>
     <w:p>
-      <w:r>
-        <w:t>Changed-case practice: Break the task pairing and use unrelated A and B measurements. Which conclusion is supported by the supplied facts?</w:t>
+      <w:pPr>
+        <w:pStyle w:val="Heading3"/>
+      </w:pPr>
+      <w:r>
+        <w:t>Feedback · compare after trying</w:t>
       </w:r>
     </w:p>
     <w:p>
-      <w:r>
-        <w:t>1. We can decide the result without examining the changed input or the procedure.</w:t>
+      <w:pPr>
+        <w:spacing w:line="336" w:lineRule="auto" w:after="180"/>
+        <w:shd w:fill="F1F6FC"/>
+      </w:pPr>
+      <w:r>
+        <w:rPr>
+          <w:b w:val="0"/>
+        </w:rPr>
+        <w:t>After your attempt, compare with the supported explanation: Count equally extreme sums Only -4 and 4 have absolute sum at least 4: exact two-sided p=2/8=0.25.</w:t>
       </w:r>
     </w:p>
     <w:p>
-      <w:r>
-        <w:t>2. This paired sign-flip calculation is no longer justified by the stated design.</w:t>
+      <w:pPr>
+        <w:spacing w:line="336" w:lineRule="auto" w:after="180"/>
+        <w:shd w:fill="F1F6FC"/>
+      </w:pPr>
+      <w:r>
+        <w:rPr>
+          <w:b w:val="0"/>
+        </w:rPr>
+        <w:t xml:space="preserve">A test compares an observed statistic with outcomes under a specified </w:t>
+      </w:r>
+      <w:r>
+        <w:rPr>
+          <w:b/>
+        </w:rPr>
+        <w:t>null model</w:t>
+      </w:r>
+      <w:r>
+        <w:rPr>
+          <w:b w:val="0"/>
+        </w:rPr>
+        <w:t>. Here the sign-flip assumptions make eight arrangements equally likely.</w:t>
       </w:r>
     </w:p>
     <w:p>
-      <w:r>
-        <w:t>3. This one example guarantees correct results for every future input.</w:t>
+      <w:pPr>
+        <w:spacing w:line="336" w:lineRule="auto" w:after="180"/>
+        <w:shd w:fill="F1F6FC"/>
+      </w:pPr>
+      <w:r>
+        <w:rPr>
+          <w:b w:val="0"/>
+        </w:rPr>
+        <w:t>At a predeclared 0.05 threshold, p=0.25 does not reject the null; it does not prove no difference.</w:t>
       </w:r>
     </w:p>
     <w:p>
@@ -1291,65 +1737,120 @@
         <w:pStyle w:val="Heading3"/>
       </w:pPr>
       <w:r>
-        <w:t>My selected conclusion, deciding fact and explanation</w:t>
+        <w:t>Practice 2: explain the deciding evidence</w:t>
       </w:r>
     </w:p>
     <w:p>
-      <w:r>
-        <w:t>________________________________________________________________</w:t>
+      <w:pPr>
+        <w:pStyle w:val="Heading3"/>
+      </w:pPr>
+      <w:r>
+        <w:t>Changed case · predict first</w:t>
       </w:r>
     </w:p>
     <w:p>
-      <w:r>
-        <w:t>________________________________________________________________</w:t>
+      <w:pPr>
+        <w:spacing w:line="336" w:lineRule="auto" w:after="180"/>
+        <w:shd w:fill="F5F1FB"/>
+      </w:pPr>
+      <w:r>
+        <w:rPr>
+          <w:b w:val="0"/>
+        </w:rPr>
+        <w:t>Changed-case practice: Break the task pairing and use unrelated A and B measurements. Which conclusion is supported by the supplied facts?</w:t>
       </w:r>
     </w:p>
     <w:p>
-      <w:r>
-        <w:t>________________________________________________________________</w:t>
+      <w:pPr>
+        <w:spacing w:line="336" w:lineRule="auto" w:after="180"/>
+        <w:shd w:fill="F4F9FC"/>
+      </w:pPr>
+      <w:r>
+        <w:rPr>
+          <w:b w:val="0"/>
+        </w:rPr>
+        <w:t xml:space="preserve">1. We can decide the result without examining the changed </w:t>
+      </w:r>
+      <w:r>
+        <w:rPr>
+          <w:b/>
+        </w:rPr>
+        <w:t>input</w:t>
+      </w:r>
+      <w:r>
+        <w:rPr>
+          <w:b w:val="0"/>
+        </w:rPr>
+        <w:t xml:space="preserve"> or the procedure.</w:t>
       </w:r>
     </w:p>
     <w:p>
-      <w:r>
-        <w:t>________________________________________________________________</w:t>
+      <w:pPr>
+        <w:spacing w:line="336" w:lineRule="auto" w:after="180"/>
+        <w:shd w:fill="F4F9FC"/>
+      </w:pPr>
+      <w:r>
+        <w:rPr>
+          <w:b w:val="0"/>
+        </w:rPr>
+        <w:t>2. This paired sign-flip calculation is no longer justified by the stated design.</w:t>
       </w:r>
     </w:p>
     <w:p>
-      <w:r>
-        <w:t>________________________________________________________________</w:t>
+      <w:pPr>
+        <w:spacing w:line="336" w:lineRule="auto" w:after="180"/>
+        <w:shd w:fill="F4F9FC"/>
+      </w:pPr>
+      <w:r>
+        <w:rPr>
+          <w:b w:val="0"/>
+        </w:rPr>
+        <w:t xml:space="preserve">3. This one example guarantees correct results for every future </w:t>
+      </w:r>
+      <w:r>
+        <w:rPr>
+          <w:b/>
+        </w:rPr>
+        <w:t>input</w:t>
+      </w:r>
+      <w:r>
+        <w:rPr>
+          <w:b w:val="0"/>
+        </w:rPr>
+        <w:t>.</w:t>
       </w:r>
     </w:p>
     <w:p>
-      <w:r>
-        <w:t>Hint if needed: Use the changed condition and the deciding step in the pictorial trace. The answer must say what follows from those facts.</w:t>
+      <w:pPr>
+        <w:pStyle w:val="Heading3"/>
+      </w:pPr>
+      <w:r>
+        <w:t>My selected conclusion, deciding fact and explanation</w:t>
       </w:r>
     </w:p>
     <w:p>
       <w:r>
-        <w:t>After your attempt, compare with the supported explanation: This paired sign-flip calculation is no longer justified by the stated design. Its differences must come from the same task, with the declared independent sign-symmetry assumptions.</w:t>
+        <w:t>________________________________________________________________</w:t>
       </w:r>
     </w:p>
     <w:p>
-      <w:pPr>
-        <w:pStyle w:val="Heading3"/>
-      </w:pPr>
-      <w:r>
-        <w:t>Repair a missing building block</w:t>
+      <w:r>
+        <w:t>________________________________________________________________</w:t>
       </w:r>
     </w:p>
     <w:p>
       <w:r>
-        <w:t>Review Effect size and practical importance (ai-7/13). Goal: Explain the mechanism and terminology of effect size and practical importance. Short practice: Calculate the absolute error-rate reduction from 20/1000 to 15/1000. Does it meet the ten-fewer-errors threshold, and what changes when B has eight errors?. Return to this week and explain what you changed.</w:t>
+        <w:t>________________________________________________________________</w:t>
       </w:r>
     </w:p>
     <w:p>
       <w:r>
-        <w:t>Review Sampling variability (ai-7/11). Goal: Explain the mechanism and terminology of sampling variability. Short practice: Calculate the two four-case rates and their difference. Explain how changed included cases can affect a fixed model, and why identical deterministic records should not differ on a rerun.. Return to this week and explain what you changed.</w:t>
+        <w:t>________________________________________________________________</w:t>
       </w:r>
     </w:p>
     <w:p>
       <w:r>
-        <w:t>Review Baselines and fair comparisons (ai-7/8). Goal: Explain the mechanism and terminology of baselines and fair comparisons. Short practice: Calculate 6/8 and 7/8 correctness and name the one-case gain. Why is giving B the answer key incompatible with an unseen comparison to the simple baseline?. Return to this week and explain what you changed.</w:t>
+        <w:t>________________________________________________________________</w:t>
       </w:r>
     </w:p>
     <w:p>
@@ -1357,12 +1858,19 @@
         <w:pStyle w:val="Heading3"/>
       </w:pPr>
       <w:r>
-        <w:t>Predict, run and debug</w:t>
+        <w:t>Hint · try first</w:t>
       </w:r>
     </w:p>
     <w:p>
-      <w:r>
-        <w:t>The browser lab lets you edit the supported Python examples already included in this lesson. Predict first, run, inspect the actual output or error, change one input, then run again. Keep code, predictions, actual results and a reasoned revision together. On paper, label your result as a trace rather than an execution.</w:t>
+      <w:pPr>
+        <w:spacing w:line="336" w:lineRule="auto" w:after="180"/>
+        <w:shd w:fill="F1F6F8"/>
+      </w:pPr>
+      <w:r>
+        <w:rPr>
+          <w:b w:val="0"/>
+        </w:rPr>
+        <w:t>Hint if needed: Use the changed condition and the deciding step in the pictorial trace. The answer must say what follows from those facts.</w:t>
       </w:r>
     </w:p>
     <w:p>
@@ -1370,25 +1878,972 @@
         <w:pStyle w:val="Heading3"/>
       </w:pPr>
       <w:r>
-        <w:t>Keep your completed work</w:t>
+        <w:t>Feedback · compare after trying</w:t>
       </w:r>
     </w:p>
     <w:p>
-      <w:r>
-        <w:t>Use Download completed work in the hosted lesson to export your answers, reflections, practice feedback and code-run evidence. Open the HTML copy to read or print it. Drafts stay in this browser when storage is available; clear drafts on a shared device.</w:t>
+      <w:pPr>
+        <w:spacing w:line="336" w:lineRule="auto" w:after="180"/>
+        <w:shd w:fill="F1F6FC"/>
+      </w:pPr>
+      <w:r>
+        <w:rPr>
+          <w:b w:val="0"/>
+        </w:rPr>
+        <w:t>After your attempt, compare with the supported explanation: This paired sign-flip calculation is no longer justified by the stated design.</w:t>
       </w:r>
     </w:p>
     <w:p>
       <w:pPr>
-        <w:pStyle w:val="Heading3"/>
-      </w:pPr>
-      <w:r>
-        <w:t>What I repaired, the evidence I kept and the next test</w:t>
+        <w:spacing w:line="336" w:lineRule="auto" w:after="180"/>
+        <w:shd w:fill="F1F6FC"/>
+      </w:pPr>
+      <w:r>
+        <w:rPr>
+          <w:b w:val="0"/>
+        </w:rPr>
+        <w:t>Its differences must come from the same task, with the declared independent sign-symmetry assumptions.</w:t>
       </w:r>
     </w:p>
     <w:p>
+      <w:pPr>
+        <w:pStyle w:val="Heading3"/>
+      </w:pPr>
+      <w:r>
+        <w:t>Repair a missing building block</w:t>
+      </w:r>
+    </w:p>
+    <w:p>
+      <w:pPr>
+        <w:spacing w:line="336" w:lineRule="auto" w:after="180"/>
+      </w:pPr>
+      <w:r>
+        <w:rPr>
+          <w:b w:val="0"/>
+        </w:rPr>
+        <w:t xml:space="preserve">Review Effect size and practical importance (ai-7/13). Goal: Explain the </w:t>
+      </w:r>
+      <w:r>
+        <w:rPr>
+          <w:b/>
+        </w:rPr>
+        <w:t>mechanism</w:t>
+      </w:r>
+      <w:r>
+        <w:rPr>
+          <w:b w:val="0"/>
+        </w:rPr>
+        <w:t xml:space="preserve"> and terminology of effect size and practical importance. Short practice: Calculate the absolute error-rate reduction from 20/1000 to 15/1000.</w:t>
+      </w:r>
+    </w:p>
+    <w:p>
+      <w:pPr>
+        <w:spacing w:line="336" w:lineRule="auto" w:after="180"/>
+      </w:pPr>
+      <w:r>
+        <w:rPr>
+          <w:b w:val="0"/>
+        </w:rPr>
+        <w:t>Does it meet the ten-fewer-errors threshold, and what changes when B has eight errors?. Return to this week and explain what you changed.</w:t>
+      </w:r>
+    </w:p>
+    <w:p>
+      <w:pPr>
+        <w:spacing w:line="336" w:lineRule="auto" w:after="180"/>
+      </w:pPr>
+      <w:r>
+        <w:rPr>
+          <w:b w:val="0"/>
+        </w:rPr>
+        <w:t xml:space="preserve">Review Sampling variability (ai-7/11). Goal: Explain the </w:t>
+      </w:r>
+      <w:r>
+        <w:rPr>
+          <w:b/>
+        </w:rPr>
+        <w:t>mechanism</w:t>
+      </w:r>
+      <w:r>
+        <w:rPr>
+          <w:b w:val="0"/>
+        </w:rPr>
+        <w:t xml:space="preserve"> and terminology of sampling variability. Short practice: Calculate the two four-case rates and their difference.</w:t>
+      </w:r>
+    </w:p>
+    <w:p>
+      <w:pPr>
+        <w:spacing w:line="336" w:lineRule="auto" w:after="180"/>
+      </w:pPr>
+      <w:r>
+        <w:rPr>
+          <w:b w:val="0"/>
+        </w:rPr>
+        <w:t>Explain how changed included cases can affect a fixed model, and why identical deterministic records should not differ on a rerun.. Return to this week and explain what you changed.</w:t>
+      </w:r>
+    </w:p>
+    <w:p>
+      <w:pPr>
+        <w:spacing w:line="336" w:lineRule="auto" w:after="180"/>
+      </w:pPr>
+      <w:r>
+        <w:rPr>
+          <w:b w:val="0"/>
+        </w:rPr>
+        <w:t xml:space="preserve">Review Baselines and fair comparisons (ai-7/8). Goal: Explain the </w:t>
+      </w:r>
+      <w:r>
+        <w:rPr>
+          <w:b/>
+        </w:rPr>
+        <w:t>mechanism</w:t>
+      </w:r>
+      <w:r>
+        <w:rPr>
+          <w:b w:val="0"/>
+        </w:rPr>
+        <w:t xml:space="preserve"> and terminology of baselines and fair comparisons. Short practice: Calculate 6/8 and 7/8 correctness and name the one-case gain.</w:t>
+      </w:r>
+    </w:p>
+    <w:p>
+      <w:pPr>
+        <w:spacing w:line="336" w:lineRule="auto" w:after="180"/>
+      </w:pPr>
+      <w:r>
+        <w:rPr>
+          <w:b w:val="0"/>
+        </w:rPr>
+        <w:t>Why is giving B the answer key incompatible with an unseen comparison to the simple baseline?. Return to this week and explain what you changed.</w:t>
+      </w:r>
+    </w:p>
+    <w:p>
+      <w:pPr>
+        <w:pStyle w:val="Heading3"/>
+      </w:pPr>
+      <w:r>
+        <w:t>Predict, run and debug</w:t>
+      </w:r>
+    </w:p>
+    <w:p>
+      <w:pPr>
+        <w:spacing w:line="336" w:lineRule="auto" w:after="180"/>
+      </w:pPr>
+      <w:r>
+        <w:rPr>
+          <w:b w:val="0"/>
+        </w:rPr>
+        <w:t xml:space="preserve">The browser lab lets you edit the supported Python examples already included in this lesson. Predict first, run, inspect the actual </w:t>
+      </w:r>
+      <w:r>
+        <w:rPr>
+          <w:b/>
+        </w:rPr>
+        <w:t>output</w:t>
+      </w:r>
+      <w:r>
+        <w:rPr>
+          <w:b w:val="0"/>
+        </w:rPr>
+        <w:t xml:space="preserve"> or error, change one </w:t>
+      </w:r>
+      <w:r>
+        <w:rPr>
+          <w:b/>
+        </w:rPr>
+        <w:t>input</w:t>
+      </w:r>
+      <w:r>
+        <w:rPr>
+          <w:b w:val="0"/>
+        </w:rPr>
+        <w:t>, then run again.</w:t>
+      </w:r>
+    </w:p>
+    <w:p>
+      <w:pPr>
+        <w:spacing w:line="336" w:lineRule="auto" w:after="180"/>
+      </w:pPr>
+      <w:r>
+        <w:rPr>
+          <w:b w:val="0"/>
+        </w:rPr>
+        <w:t xml:space="preserve">Keep code, </w:t>
+      </w:r>
+      <w:r>
+        <w:rPr>
+          <w:b/>
+        </w:rPr>
+        <w:t>prediction</w:t>
+      </w:r>
+      <w:r>
+        <w:rPr>
+          <w:b w:val="0"/>
+        </w:rPr>
+        <w:t>s, actual results and a reasoned revision together. On paper, label your result as a trace rather than an execution.</w:t>
+      </w:r>
+    </w:p>
+    <w:p>
+      <w:pPr>
+        <w:pStyle w:val="Heading3"/>
+      </w:pPr>
+      <w:r>
+        <w:t>Keep your completed work</w:t>
+      </w:r>
+    </w:p>
+    <w:p>
+      <w:pPr>
+        <w:spacing w:line="336" w:lineRule="auto" w:after="180"/>
+      </w:pPr>
+      <w:r>
+        <w:rPr>
+          <w:b w:val="0"/>
+        </w:rPr>
+        <w:t xml:space="preserve">Use Download completed work in the hosted lesson to export your answers, reflections, practice feedback and code-run </w:t>
+      </w:r>
+      <w:r>
+        <w:rPr>
+          <w:b/>
+        </w:rPr>
+        <w:t>evidence</w:t>
+      </w:r>
+      <w:r>
+        <w:rPr>
+          <w:b w:val="0"/>
+        </w:rPr>
+        <w:t>. Open the HTML copy to read or print it.</w:t>
+      </w:r>
+    </w:p>
+    <w:p>
+      <w:pPr>
+        <w:spacing w:line="336" w:lineRule="auto" w:after="180"/>
+      </w:pPr>
+      <w:r>
+        <w:rPr>
+          <w:b w:val="0"/>
+        </w:rPr>
+        <w:t>Drafts stay in this browser when storage is available; clear drafts on a shared device.</w:t>
+      </w:r>
+    </w:p>
+    <w:p>
+      <w:pPr>
+        <w:pStyle w:val="Heading3"/>
+      </w:pPr>
+      <w:r>
+        <w:t>What I repaired, the evidence I kept and the next test</w:t>
+      </w:r>
+    </w:p>
+    <w:p>
       <w:r>
         <w:t>________________________________________________________________</w:t>
+      </w:r>
+    </w:p>
+    <w:p>
+      <w:r>
+        <w:t>________________________________________________________________</w:t>
+      </w:r>
+    </w:p>
+    <w:p>
+      <w:r>
+        <w:t>________________________________________________________________</w:t>
+      </w:r>
+    </w:p>
+    <w:p>
+      <w:r>
+        <w:t>________________________________________________________________</w:t>
+      </w:r>
+    </w:p>
+    <w:p>
+      <w:r>
+        <w:t>________________________________________________________________</w:t>
+      </w:r>
+    </w:p>
+    <w:p>
+      <w:pPr>
+        <w:pStyle w:val="Heading1"/>
+      </w:pPr>
+      <w:r>
+        <w:t>15. Visual concept journey</w:t>
+      </w:r>
+    </w:p>
+    <w:p>
+      <w:r>
+        <w:t>Explain each Statistical tests and assumptions picture from its labels, then record a relevant limit.</w:t>
+      </w:r>
+    </w:p>
+    <w:p>
+      <w:pPr>
+        <w:pStyle w:val="Heading3"/>
+      </w:pPr>
+      <w:r>
+        <w:t>01. Statistical tests and assumptions: the case</w:t>
+      </w:r>
+    </w:p>
+    <w:p>
+      <w:r>
+        <w:drawing>
+          <wp:inline xmlns:a="http://schemas.openxmlformats.org/drawingml/2006/main" xmlns:pic="http://schemas.openxmlformats.org/drawingml/2006/picture">
+            <wp:extent cx="5486400" cy="2843784"/>
+            <wp:docPr id="3" name="Picture 3" descr="A small exact paired sign-flip test. Compare three independent task pairs under a null that permits each difference’s sign to flip independently with equal probability. Supplied facts: A times [5,8,4] seconds; B [4,6,3]. Differences B−A are [-1,-2,-1]. Use a two-sided statistic: absolute sum of differences. Assume the stated sign-symmetry null is appropriate."/>
+            <wp:cNvGraphicFramePr>
+              <a:graphicFrameLocks noChangeAspect="1"/>
+            </wp:cNvGraphicFramePr>
+            <a:graphic>
+              <a:graphicData uri="http://schemas.openxmlformats.org/drawingml/2006/picture">
+                <pic:pic>
+                  <pic:nvPicPr>
+                    <pic:cNvPr id="0" name="academy-story-ai-7-14-01.png"/>
+                    <pic:cNvPicPr/>
+                  </pic:nvPicPr>
+                  <pic:blipFill>
+                    <a:blip r:embed="rId11"/>
+                    <a:stretch>
+                      <a:fillRect/>
+                    </a:stretch>
+                  </pic:blipFill>
+                  <pic:spPr>
+                    <a:xfrm>
+                      <a:off x="0" y="0"/>
+                      <a:ext cx="5486400" cy="2843784"/>
+                    </a:xfrm>
+                    <a:prstGeom prst="rect"/>
+                  </pic:spPr>
+                </pic:pic>
+              </a:graphicData>
+            </a:graphic>
+          </wp:inline>
+        </w:drawing>
+      </w:r>
+    </w:p>
+    <w:p>
+      <w:pPr>
+        <w:spacing w:line="336" w:lineRule="auto" w:after="180"/>
+      </w:pPr>
+      <w:r>
+        <w:rPr>
+          <w:b w:val="0"/>
+        </w:rPr>
+        <w:t>A small exact paired sign-flip test. Compare three independent task pairs under a null that permits each difference’s sign to flip independently with equal probability. Supplied facts: A times [5,8,4] seconds; B [4,6,3].</w:t>
+      </w:r>
+    </w:p>
+    <w:p>
+      <w:pPr>
+        <w:spacing w:line="336" w:lineRule="auto" w:after="180"/>
+      </w:pPr>
+      <w:r>
+        <w:rPr>
+          <w:b w:val="0"/>
+        </w:rPr>
+        <w:t>Differences B−A are [-1,-2,-1]. Use a two-sided statistic: absolute sum of differences. Assume the stated sign-symmetry null is appropriate.</w:t>
+      </w:r>
+    </w:p>
+    <w:p>
+      <w:pPr>
+        <w:spacing w:line="336" w:lineRule="auto" w:after="180"/>
+        <w:shd w:fill="F5F1FB"/>
+      </w:pPr>
+      <w:r>
+        <w:rPr>
+          <w:b w:val="0"/>
+        </w:rPr>
+        <w:t>Point to the given fact that matters most. Explain why it matters.</w:t>
+      </w:r>
+    </w:p>
+    <w:p>
+      <w:pPr>
+        <w:pStyle w:val="Heading3"/>
+      </w:pPr>
+      <w:r>
+        <w:t>My picture explanation, deciding evidence and one limit</w:t>
+      </w:r>
+    </w:p>
+    <w:p>
+      <w:r>
+        <w:t>________________________________________________________________</w:t>
+      </w:r>
+    </w:p>
+    <w:p>
+      <w:r>
+        <w:t>________________________________________________________________</w:t>
+      </w:r>
+    </w:p>
+    <w:p>
+      <w:r>
+        <w:t>________________________________________________________________</w:t>
+      </w:r>
+    </w:p>
+    <w:p>
+      <w:r>
+        <w:t>________________________________________________________________</w:t>
+      </w:r>
+    </w:p>
+    <w:p>
+      <w:pPr>
+        <w:pStyle w:val="Heading3"/>
+      </w:pPr>
+      <w:r>
+        <w:t>02. Follow the deciding steps</w:t>
+      </w:r>
+    </w:p>
+    <w:p>
+      <w:r>
+        <w:drawing>
+          <wp:inline xmlns:a="http://schemas.openxmlformats.org/drawingml/2006/main" xmlns:pic="http://schemas.openxmlformats.org/drawingml/2006/picture">
+            <wp:extent cx="5486400" cy="3182112"/>
+            <wp:docPr id="4" name="Picture 4" descr="Preserve paired differences: Differences are -1,-2,-1; their sum is -4 and mean is -4/3 seconds. → Enumerate null sign flips: Eight equally likely flips give sums -4,-2,0,2,4 with counts 1,2,2,2,1. → Count equally extreme sums: Only -4 and 4 have absolute sum at least 4: exact two-sided p=2/8=0.25."/>
+            <wp:cNvGraphicFramePr>
+              <a:graphicFrameLocks noChangeAspect="1"/>
+            </wp:cNvGraphicFramePr>
+            <a:graphic>
+              <a:graphicData uri="http://schemas.openxmlformats.org/drawingml/2006/picture">
+                <pic:pic>
+                  <pic:nvPicPr>
+                    <pic:cNvPr id="0" name="academy-story-ai-7-14-02.png"/>
+                    <pic:cNvPicPr/>
+                  </pic:nvPicPr>
+                  <pic:blipFill>
+                    <a:blip r:embed="rId12"/>
+                    <a:stretch>
+                      <a:fillRect/>
+                    </a:stretch>
+                  </pic:blipFill>
+                  <pic:spPr>
+                    <a:xfrm>
+                      <a:off x="0" y="0"/>
+                      <a:ext cx="5486400" cy="3182112"/>
+                    </a:xfrm>
+                    <a:prstGeom prst="rect"/>
+                  </pic:spPr>
+                </pic:pic>
+              </a:graphicData>
+            </a:graphic>
+          </wp:inline>
+        </w:drawing>
+      </w:r>
+    </w:p>
+    <w:p>
+      <w:pPr>
+        <w:spacing w:line="336" w:lineRule="auto" w:after="180"/>
+      </w:pPr>
+      <w:r>
+        <w:rPr>
+          <w:b w:val="0"/>
+        </w:rPr>
+        <w:t>Preserve paired differences: Differences are -1,-2,-1; their sum is -4 and mean is -4/3 seconds. → Enumerate null sign flips: Eight equally likely flips give sums -4,-2,0,2,4 with counts 1,2,2,2,1. → Count equally extreme sums: Only -4 and 4 have absolute sum at least 4: exact two-sided p=2/8=0.25.</w:t>
+      </w:r>
+    </w:p>
+    <w:p>
+      <w:pPr>
+        <w:spacing w:line="336" w:lineRule="auto" w:after="180"/>
+        <w:shd w:fill="F5F1FB"/>
+      </w:pPr>
+      <w:r>
+        <w:rPr>
+          <w:b w:val="0"/>
+        </w:rPr>
+        <w:t xml:space="preserve">Point to each numbered stage and explain which recorded </w:t>
+      </w:r>
+      <w:r>
+        <w:rPr>
+          <w:b/>
+        </w:rPr>
+        <w:t>input</w:t>
+      </w:r>
+      <w:r>
+        <w:rPr>
+          <w:b w:val="0"/>
+        </w:rPr>
+        <w:t xml:space="preserve"> it uses.</w:t>
+      </w:r>
+    </w:p>
+    <w:p>
+      <w:pPr>
+        <w:pStyle w:val="Heading3"/>
+      </w:pPr>
+      <w:r>
+        <w:t>My picture explanation, deciding evidence and one limit</w:t>
+      </w:r>
+    </w:p>
+    <w:p>
+      <w:r>
+        <w:t>________________________________________________________________</w:t>
+      </w:r>
+    </w:p>
+    <w:p>
+      <w:r>
+        <w:t>________________________________________________________________</w:t>
+      </w:r>
+    </w:p>
+    <w:p>
+      <w:r>
+        <w:t>________________________________________________________________</w:t>
+      </w:r>
+    </w:p>
+    <w:p>
+      <w:r>
+        <w:t>________________________________________________________________</w:t>
+      </w:r>
+    </w:p>
+    <w:p>
+      <w:pPr>
+        <w:pStyle w:val="Heading3"/>
+      </w:pPr>
+      <w:r>
+        <w:t>03. Three independent paired task times</w:t>
+      </w:r>
+    </w:p>
+    <w:p>
+      <w:r>
+        <w:drawing>
+          <wp:inline xmlns:a="http://schemas.openxmlformats.org/drawingml/2006/main" xmlns:pic="http://schemas.openxmlformats.org/drawingml/2006/picture">
+            <wp:extent cx="5486400" cy="3617976"/>
+            <wp:docPr id="5" name="Picture 5" descr="Three independent paired task times. Task 1: A seconds = 5, B seconds = 4, B−A seconds = -1. Task 2: A seconds = 8, B seconds = 6, B−A seconds = -2. Task 3: A seconds = 4, B seconds = 3, B−A seconds = -1."/>
+            <wp:cNvGraphicFramePr>
+              <a:graphicFrameLocks noChangeAspect="1"/>
+            </wp:cNvGraphicFramePr>
+            <a:graphic>
+              <a:graphicData uri="http://schemas.openxmlformats.org/drawingml/2006/picture">
+                <pic:pic>
+                  <pic:nvPicPr>
+                    <pic:cNvPr id="0" name="academy-story-ai-7-14-03.png"/>
+                    <pic:cNvPicPr/>
+                  </pic:nvPicPr>
+                  <pic:blipFill>
+                    <a:blip r:embed="rId13"/>
+                    <a:stretch>
+                      <a:fillRect/>
+                    </a:stretch>
+                  </pic:blipFill>
+                  <pic:spPr>
+                    <a:xfrm>
+                      <a:off x="0" y="0"/>
+                      <a:ext cx="5486400" cy="3617976"/>
+                    </a:xfrm>
+                    <a:prstGeom prst="rect"/>
+                  </pic:spPr>
+                </pic:pic>
+              </a:graphicData>
+            </a:graphic>
+          </wp:inline>
+        </w:drawing>
+      </w:r>
+    </w:p>
+    <w:p>
+      <w:pPr>
+        <w:spacing w:line="336" w:lineRule="auto" w:after="180"/>
+      </w:pPr>
+      <w:r>
+        <w:rPr>
+          <w:b w:val="0"/>
+        </w:rPr>
+        <w:t>Three independent paired task times. Task 1: A seconds = 5, B seconds = 4, B−A seconds = -1. Task 2: A seconds = 8, B seconds = 6, B−A seconds = -2. Task 3: A seconds = 4, B seconds = 3, B−A seconds = -1.</w:t>
+      </w:r>
+    </w:p>
+    <w:p>
+      <w:pPr>
+        <w:spacing w:line="336" w:lineRule="auto" w:after="180"/>
+        <w:shd w:fill="F5F1FB"/>
+      </w:pPr>
+      <w:r>
+        <w:rPr>
+          <w:b w:val="0"/>
+        </w:rPr>
+        <w:t>Read the labels and values. Explain the relationship the model shows.</w:t>
+      </w:r>
+    </w:p>
+    <w:p>
+      <w:pPr>
+        <w:pStyle w:val="Heading3"/>
+      </w:pPr>
+      <w:r>
+        <w:t>My picture explanation, deciding evidence and one limit</w:t>
+      </w:r>
+    </w:p>
+    <w:p>
+      <w:r>
+        <w:t>________________________________________________________________</w:t>
+      </w:r>
+    </w:p>
+    <w:p>
+      <w:r>
+        <w:t>________________________________________________________________</w:t>
+      </w:r>
+    </w:p>
+    <w:p>
+      <w:r>
+        <w:t>________________________________________________________________</w:t>
+      </w:r>
+    </w:p>
+    <w:p>
+      <w:r>
+        <w:t>________________________________________________________________</w:t>
+      </w:r>
+    </w:p>
+    <w:p>
+      <w:pPr>
+        <w:pStyle w:val="Heading3"/>
+      </w:pPr>
+      <w:r>
+        <w:t>04. Change one thing. Trace what follows.</w:t>
+      </w:r>
+    </w:p>
+    <w:p>
+      <w:r>
+        <w:drawing>
+          <wp:inline xmlns:a="http://schemas.openxmlformats.org/drawingml/2006/main" xmlns:pic="http://schemas.openxmlformats.org/drawingml/2006/picture">
+            <wp:extent cx="5486400" cy="3179064"/>
+            <wp:docPr id="6" name="Picture 6" descr="Original case: Only -4 and 4 have absolute sum at least 4: exact two-sided p=2/8=0.25. Changed condition: Break the task pairing and use unrelated A and B measurements. Expected result: This paired sign-flip calculation is no longer justified by the stated design. Reason: Its differences must come from the same task, with the declared independent sign-symmetry assumptions."/>
+            <wp:cNvGraphicFramePr>
+              <a:graphicFrameLocks noChangeAspect="1"/>
+            </wp:cNvGraphicFramePr>
+            <a:graphic>
+              <a:graphicData uri="http://schemas.openxmlformats.org/drawingml/2006/picture">
+                <pic:pic>
+                  <pic:nvPicPr>
+                    <pic:cNvPr id="0" name="academy-story-ai-7-14-04.png"/>
+                    <pic:cNvPicPr/>
+                  </pic:nvPicPr>
+                  <pic:blipFill>
+                    <a:blip r:embed="rId14"/>
+                    <a:stretch>
+                      <a:fillRect/>
+                    </a:stretch>
+                  </pic:blipFill>
+                  <pic:spPr>
+                    <a:xfrm>
+                      <a:off x="0" y="0"/>
+                      <a:ext cx="5486400" cy="3179064"/>
+                    </a:xfrm>
+                    <a:prstGeom prst="rect"/>
+                  </pic:spPr>
+                </pic:pic>
+              </a:graphicData>
+            </a:graphic>
+          </wp:inline>
+        </w:drawing>
+      </w:r>
+    </w:p>
+    <w:p>
+      <w:pPr>
+        <w:spacing w:line="336" w:lineRule="auto" w:after="180"/>
+      </w:pPr>
+      <w:r>
+        <w:rPr>
+          <w:b w:val="0"/>
+        </w:rPr>
+        <w:t>Original case: Only -4 and 4 have absolute sum at least 4: exact two-sided p=2/8=0.25. Changed condition: Break the task pairing and use unrelated A and B measurements.</w:t>
+      </w:r>
+    </w:p>
+    <w:p>
+      <w:pPr>
+        <w:spacing w:line="336" w:lineRule="auto" w:after="180"/>
+      </w:pPr>
+      <w:r>
+        <w:rPr>
+          <w:b w:val="0"/>
+        </w:rPr>
+        <w:t>Expected result: This paired sign-flip calculation is no longer justified by the stated design. Reason: Its differences must come from the same task, with the declared independent sign-symmetry assumptions.</w:t>
+      </w:r>
+    </w:p>
+    <w:p>
+      <w:pPr>
+        <w:spacing w:line="336" w:lineRule="auto" w:after="180"/>
+        <w:shd w:fill="F5F1FB"/>
+      </w:pPr>
+      <w:r>
+        <w:rPr>
+          <w:b w:val="0"/>
+        </w:rPr>
+        <w:t>Predict before checking the worked changed-case result. Name what changed and what the supplied facts allow you to conclude.</w:t>
+      </w:r>
+    </w:p>
+    <w:p>
+      <w:pPr>
+        <w:pStyle w:val="Heading3"/>
+      </w:pPr>
+      <w:r>
+        <w:t>My picture explanation, deciding evidence and one limit</w:t>
+      </w:r>
+    </w:p>
+    <w:p>
+      <w:r>
+        <w:t>________________________________________________________________</w:t>
+      </w:r>
+    </w:p>
+    <w:p>
+      <w:r>
+        <w:t>________________________________________________________________</w:t>
+      </w:r>
+    </w:p>
+    <w:p>
+      <w:r>
+        <w:t>________________________________________________________________</w:t>
+      </w:r>
+    </w:p>
+    <w:p>
+      <w:r>
+        <w:t>________________________________________________________________</w:t>
+      </w:r>
+    </w:p>
+    <w:p>
+      <w:pPr>
+        <w:pStyle w:val="Heading3"/>
+      </w:pPr>
+      <w:r>
+        <w:t>05. Connect the explanation to its limit</w:t>
+      </w:r>
+    </w:p>
+    <w:p>
+      <w:r>
+        <w:drawing>
+          <wp:inline xmlns:a="http://schemas.openxmlformats.org/drawingml/2006/main" xmlns:pic="http://schemas.openxmlformats.org/drawingml/2006/picture">
+            <wp:extent cx="5486400" cy="2834640"/>
+            <wp:docPr id="7" name="Picture 7" descr="A test compares an observed statistic with outcomes under a specified null model. Here the sign-flip assumptions make eight arrangements equally likely. At a predeclared 0.05 threshold, p=0.25 does not reject the null; it does not prove no difference. Limit: Three pairs provide coarse evidence. The p-value is not the probability that the null is true; invalid independence or symmetry assumptions invalidate this test."/>
+            <wp:cNvGraphicFramePr>
+              <a:graphicFrameLocks noChangeAspect="1"/>
+            </wp:cNvGraphicFramePr>
+            <a:graphic>
+              <a:graphicData uri="http://schemas.openxmlformats.org/drawingml/2006/picture">
+                <pic:pic>
+                  <pic:nvPicPr>
+                    <pic:cNvPr id="0" name="academy-story-ai-7-14-05.png"/>
+                    <pic:cNvPicPr/>
+                  </pic:nvPicPr>
+                  <pic:blipFill>
+                    <a:blip r:embed="rId15"/>
+                    <a:stretch>
+                      <a:fillRect/>
+                    </a:stretch>
+                  </pic:blipFill>
+                  <pic:spPr>
+                    <a:xfrm>
+                      <a:off x="0" y="0"/>
+                      <a:ext cx="5486400" cy="2834640"/>
+                    </a:xfrm>
+                    <a:prstGeom prst="rect"/>
+                  </pic:spPr>
+                </pic:pic>
+              </a:graphicData>
+            </a:graphic>
+          </wp:inline>
+        </w:drawing>
+      </w:r>
+    </w:p>
+    <w:p>
+      <w:pPr>
+        <w:spacing w:line="336" w:lineRule="auto" w:after="180"/>
+      </w:pPr>
+      <w:r>
+        <w:rPr>
+          <w:b w:val="0"/>
+        </w:rPr>
+        <w:t xml:space="preserve">A test compares an observed statistic with outcomes under a specified </w:t>
+      </w:r>
+      <w:r>
+        <w:rPr>
+          <w:b/>
+        </w:rPr>
+        <w:t>null model</w:t>
+      </w:r>
+      <w:r>
+        <w:rPr>
+          <w:b w:val="0"/>
+        </w:rPr>
+        <w:t>. Here the sign-flip assumptions make eight arrangements equally likely.</w:t>
+      </w:r>
+    </w:p>
+    <w:p>
+      <w:pPr>
+        <w:spacing w:line="336" w:lineRule="auto" w:after="180"/>
+      </w:pPr>
+      <w:r>
+        <w:rPr>
+          <w:b w:val="0"/>
+        </w:rPr>
+        <w:t xml:space="preserve">At a predeclared 0.05 threshold, p=0.25 does not reject the null; it does not prove no difference. Limit: Three pairs provide coarse </w:t>
+      </w:r>
+      <w:r>
+        <w:rPr>
+          <w:b/>
+        </w:rPr>
+        <w:t>evidence</w:t>
+      </w:r>
+      <w:r>
+        <w:rPr>
+          <w:b w:val="0"/>
+        </w:rPr>
+        <w:t>.</w:t>
+      </w:r>
+    </w:p>
+    <w:p>
+      <w:pPr>
+        <w:spacing w:line="336" w:lineRule="auto" w:after="180"/>
+      </w:pPr>
+      <w:r>
+        <w:rPr>
+          <w:b w:val="0"/>
+        </w:rPr>
+        <w:t xml:space="preserve">The </w:t>
+      </w:r>
+      <w:r>
+        <w:rPr>
+          <w:b/>
+        </w:rPr>
+        <w:t>p-value</w:t>
+      </w:r>
+      <w:r>
+        <w:rPr>
+          <w:b w:val="0"/>
+        </w:rPr>
+        <w:t xml:space="preserve"> is not the probability that the null is true; invalid independence or symmetry assumptions invalidate this test.</w:t>
+      </w:r>
+    </w:p>
+    <w:p>
+      <w:pPr>
+        <w:spacing w:line="336" w:lineRule="auto" w:after="180"/>
+        <w:shd w:fill="F5F1FB"/>
+      </w:pPr>
+      <w:r>
+        <w:rPr>
+          <w:b w:val="0"/>
+        </w:rPr>
+        <w:t>Explain the case, then point to a limit on the claim.</w:t>
+      </w:r>
+    </w:p>
+    <w:p>
+      <w:pPr>
+        <w:pStyle w:val="Heading3"/>
+      </w:pPr>
+      <w:r>
+        <w:t>My picture explanation, deciding evidence and one limit</w:t>
+      </w:r>
+    </w:p>
+    <w:p>
+      <w:r>
+        <w:t>________________________________________________________________</w:t>
+      </w:r>
+    </w:p>
+    <w:p>
+      <w:r>
+        <w:t>________________________________________________________________</w:t>
+      </w:r>
+    </w:p>
+    <w:p>
+      <w:r>
+        <w:t>________________________________________________________________</w:t>
+      </w:r>
+    </w:p>
+    <w:p>
+      <w:r>
+        <w:t>________________________________________________________________</w:t>
+      </w:r>
+    </w:p>
+    <w:p>
+      <w:pPr>
+        <w:pStyle w:val="Heading3"/>
+      </w:pPr>
+      <w:r>
+        <w:t>06. Make the idea visible in your project</w:t>
+      </w:r>
+    </w:p>
+    <w:p>
+      <w:r>
+        <w:drawing>
+          <wp:inline xmlns:a="http://schemas.openxmlformats.org/drawingml/2006/main" xmlns:pic="http://schemas.openxmlformats.org/drawingml/2006/picture">
+            <wp:extent cx="5486400" cy="3529584"/>
+            <wp:docPr id="8" name="Picture 8" descr="For the Reproducible AI Research Study, save paired differences, the null assumptions, all eight sign arrangements and the decision rule. Draw your input, deciding step, result and limit. Supported question: Calculate each paired difference and the observed sum. Count null arrangements with absolute sum at least four, compute p, and explain the decision at threshold 0.05."/>
+            <wp:cNvGraphicFramePr>
+              <a:graphicFrameLocks noChangeAspect="1"/>
+            </wp:cNvGraphicFramePr>
+            <a:graphic>
+              <a:graphicData uri="http://schemas.openxmlformats.org/drawingml/2006/picture">
+                <pic:pic>
+                  <pic:nvPicPr>
+                    <pic:cNvPr id="0" name="academy-story-ai-7-14-06.png"/>
+                    <pic:cNvPicPr/>
+                  </pic:nvPicPr>
+                  <pic:blipFill>
+                    <a:blip r:embed="rId16"/>
+                    <a:stretch>
+                      <a:fillRect/>
+                    </a:stretch>
+                  </pic:blipFill>
+                  <pic:spPr>
+                    <a:xfrm>
+                      <a:off x="0" y="0"/>
+                      <a:ext cx="5486400" cy="3529584"/>
+                    </a:xfrm>
+                    <a:prstGeom prst="rect"/>
+                  </pic:spPr>
+                </pic:pic>
+              </a:graphicData>
+            </a:graphic>
+          </wp:inline>
+        </w:drawing>
+      </w:r>
+    </w:p>
+    <w:p>
+      <w:pPr>
+        <w:spacing w:line="336" w:lineRule="auto" w:after="180"/>
+      </w:pPr>
+      <w:r>
+        <w:rPr>
+          <w:b w:val="0"/>
+        </w:rPr>
+        <w:t xml:space="preserve">For the Reproducible AI Research Study, save paired differences, the null assumptions, all eight sign arrangements and the decision rule. Draw your </w:t>
+      </w:r>
+      <w:r>
+        <w:rPr>
+          <w:b/>
+        </w:rPr>
+        <w:t>input</w:t>
+      </w:r>
+      <w:r>
+        <w:rPr>
+          <w:b w:val="0"/>
+        </w:rPr>
+        <w:t>, deciding step, result and limit.</w:t>
+      </w:r>
+    </w:p>
+    <w:p>
+      <w:pPr>
+        <w:spacing w:line="336" w:lineRule="auto" w:after="180"/>
+      </w:pPr>
+      <w:r>
+        <w:rPr>
+          <w:b w:val="0"/>
+        </w:rPr>
+        <w:t>Supported question: Calculate each paired difference and the observed sum. Count null arrangements with absolute sum at least four, compute p, and explain the decision at threshold 0.05.</w:t>
+      </w:r>
+    </w:p>
+    <w:p>
+      <w:pPr>
+        <w:spacing w:line="336" w:lineRule="auto" w:after="180"/>
+        <w:shd w:fill="F5F1FB"/>
+      </w:pPr>
+      <w:r>
+        <w:rPr>
+          <w:b w:val="0"/>
+        </w:rPr>
+        <w:t xml:space="preserve">Draw your project trace and justify the deciding step using </w:t>
+      </w:r>
+      <w:r>
+        <w:rPr>
+          <w:b/>
+        </w:rPr>
+        <w:t>evidence</w:t>
+      </w:r>
+      <w:r>
+        <w:rPr>
+          <w:b w:val="0"/>
+        </w:rPr>
+        <w:t>.</w:t>
+      </w:r>
+    </w:p>
+    <w:p>
+      <w:pPr>
+        <w:pStyle w:val="Heading3"/>
+      </w:pPr>
+      <w:r>
+        <w:t>My picture explanation, deciding evidence and one limit</w:t>
       </w:r>
     </w:p>
     <w:p>

--- a/downloads/workbook/ai-7-week-14.docx
+++ b/downloads/workbook/ai-7-week-14.docx
@@ -401,7 +401,7 @@
         <w:rPr>
           <w:b w:val="0"/>
         </w:rPr>
-        <w:t>Differences2, 2, 2 under the same null. Compute two-sided exact p and interpret.</w:t>
+        <w:t>Three independent paired differences are 2, 2, 2. Assume a symmetric zero-effect null under which each sign flips independently with equal probability. Enumerate all eight assignments. The statistic is absolute mean; include ties as equally extreme. Compute the two-sided exact p-value and interpret at alpha 0.05.</w:t>
       </w:r>
     </w:p>
     <w:p>
@@ -577,7 +577,7 @@
         <w:rPr>
           <w:b w:val="0"/>
         </w:rPr>
-        <w:t>Differences1, 1, 1 have observed mean1. Enumerate8 assignments. Show the intermediate steps and give the conclusion with its scope.</w:t>
+        <w:t>Three independent paired differences are 1, 1, 1. Under the stated symmetric zero-effect null, all eight independent sign assignments are equally likely. Use the absolute mean, include equally extreme ties, and compare the exact two-sided p-value with alpha 0.05. Show the intermediate steps and give the conclusion with its scope.</w:t>
       </w:r>
     </w:p>
     <w:p>
@@ -729,7 +729,7 @@
         <w:rPr>
           <w:b w:val="0"/>
         </w:rPr>
-        <w:t>Differences2, 2, 2 under the same null. Compute two-sided exact p and interpret.</w:t>
+        <w:t>Three independent paired differences are 2, 2, 2. Assume a symmetric zero-effect null under which each sign flips independently with equal probability. Enumerate all eight assignments. The statistic is absolute mean; include ties as equally extreme. Compute the two-sided exact p-value and interpret at alpha 0.05.</w:t>
       </w:r>
     </w:p>
     <w:p>

--- a/downloads/workbook/ai-7-week-14.docx
+++ b/downloads/workbook/ai-7-week-14.docx
@@ -25,22 +25,45 @@
         <w:pStyle w:val="Heading1"/>
       </w:pPr>
       <w:r>
-        <w:t>01. Recall and choose your starting point</w:t>
-      </w:r>
-    </w:p>
-    <w:p>
-      <w:r>
-        <w:t>Record your starting explanation for Statistical tests and assumptions before opening notes. Show any later correction separately.</w:t>
-      </w:r>
-    </w:p>
-    <w:p>
-      <w:pPr>
-        <w:spacing w:line="336" w:lineRule="auto" w:after="180"/>
-      </w:pPr>
-      <w:r>
-        <w:rPr>
-          <w:b w:val="0"/>
-        </w:rPr>
+        <w:t>One complete paired-null and exact-tail calculation record.</w:t>
+      </w:r>
+    </w:p>
+    <w:p>
+      <w:r>
+        <w:t>Keep differences, unit assumptions, null assignments, statistic, ties, p, alpha and interpretation limits together.</w:t>
+      </w:r>
+    </w:p>
+    <w:p>
+      <w:r>
+        <w:t>Recall → W1–W3/W5 → independent rescaled case → statistical-test project → delayed return.</w:t>
+      </w:r>
+    </w:p>
+    <w:p>
+      <w:pPr>
+        <w:pStyle w:val="Heading1"/>
+      </w:pPr>
+      <w:r>
+        <w:t>01. Recall · Retrieve before notes</w:t>
+      </w:r>
+    </w:p>
+    <w:p>
+      <w:r>
+        <w:t>Keep this task’s inputs,rule and response together.</w:t>
+      </w:r>
+    </w:p>
+    <w:p>
+      <w:pPr>
+        <w:pStyle w:val="Heading2"/>
+      </w:pPr>
+      <w:r>
+        <w:t>Complete task and evidence</w:t>
+      </w:r>
+    </w:p>
+    <w:p>
+      <w:pPr>
+        <w:pStyle w:val="ListBullet"/>
+      </w:pPr>
+      <w:r>
         <w:t>Try the recall before opening notes. Then use a different colour or a labelled second line to correct your explanation.</w:t>
       </w:r>
     </w:p>
@@ -54,12 +77,9 @@
     </w:p>
     <w:p>
       <w:pPr>
-        <w:spacing w:line="336" w:lineRule="auto" w:after="180"/>
-      </w:pPr>
-      <w:r>
-        <w:rPr>
-          <w:b w:val="0"/>
-        </w:rPr>
+        <w:pStyle w:val="ListBullet"/>
+      </w:pPr>
+      <w:r>
         <w:t>Without opening the old lesson, explain one key idea from Effect size and practical importance. Give an example and a mistake that the idea helps you avoid.</w:t>
       </w:r>
     </w:p>
@@ -96,12 +116,9 @@
     </w:p>
     <w:p>
       <w:pPr>
-        <w:spacing w:line="336" w:lineRule="auto" w:after="180"/>
-      </w:pPr>
-      <w:r>
-        <w:rPr>
-          <w:b w:val="0"/>
-        </w:rPr>
+        <w:pStyle w:val="ListBullet"/>
+      </w:pPr>
+      <w:r>
         <w:t>Without opening the old lesson, explain one key idea from Sampling variability. Give an example and a mistake that the idea helps you avoid.</w:t>
       </w:r>
     </w:p>
@@ -138,12 +155,9 @@
     </w:p>
     <w:p>
       <w:pPr>
-        <w:spacing w:line="336" w:lineRule="auto" w:after="180"/>
-      </w:pPr>
-      <w:r>
-        <w:rPr>
-          <w:b w:val="0"/>
-        </w:rPr>
+        <w:pStyle w:val="ListBullet"/>
+      </w:pPr>
+      <w:r>
         <w:t>Without opening the old lesson, explain one key idea from Baselines and fair comparisons. Give an example and a mistake that the idea helps you avoid.</w:t>
       </w:r>
     </w:p>
@@ -175,23 +189,95 @@
         <w:pStyle w:val="Heading1"/>
       </w:pPr>
       <w:r>
-        <w:t>02. Practise with fading help</w:t>
-      </w:r>
-    </w:p>
-    <w:p>
-      <w:r>
-        <w:t>Complete the supported Statistical tests and assumptions trace and record the first step you can explain without help.</w:t>
-      </w:r>
-    </w:p>
-    <w:p>
-      <w:pPr>
-        <w:spacing w:line="336" w:lineRule="auto" w:after="180"/>
-      </w:pPr>
-      <w:r>
-        <w:rPr>
-          <w:b w:val="0"/>
-        </w:rPr>
-        <w:t>Use W2: Trace the worked case for Statistical tests and assumptions. Record the answer once; the lesson and workbook refer to the same attempt.</w:t>
+        <w:t>05. W1 · Explain the current example</w:t>
+      </w:r>
+    </w:p>
+    <w:p>
+      <w:r>
+        <w:t>Keep this task’s inputs,rule and response together.</w:t>
+      </w:r>
+    </w:p>
+    <w:p>
+      <w:pPr>
+        <w:pStyle w:val="Heading2"/>
+      </w:pPr>
+      <w:r>
+        <w:t>Complete task and evidence</w:t>
+      </w:r>
+    </w:p>
+    <w:p>
+      <w:pPr>
+        <w:pStyle w:val="ListBullet"/>
+      </w:pPr>
+      <w:r>
+        <w:t>A statistical test compares an observed statistic with a declared null distribution. Here assume valid independent paired units and conditionally independent equiprobable signs under a symmetric zero-effect null; zero mean alone is not enough. Fix magnitudes and enumerate all sign assignments. The main differences of 1, 1, 1 observed differences have absolute mean 1; among eight assignments, all-plus/all-minus have absolute mean 1 and six have 1/3. Inclusive two-sided tail p=2/8=0.25, so do not reject at alpha 0.05. This is not a probability that the null is true or proof of zero effect. Separate picture A = [5, 8, 4] and B = [4, 6, 3] seconds gives B−A differences of −1, −2, −1 and absolute sum 4; null signed sums of −4, −2, 0, 2, 4 have counts of 1, 2, 2, 2, 1, again p = 0.25. Exact rational arithmetic retains ties and scale invariance; the earlier absolute-epsilon code is corrected in displayed/default examples. Null enumeration creates no additional observed units. Invalid pairing, independence or sign symmetry can invalidate the test despite correct arithmetic. No actual randomization, model study, practical equivalence or causal conclusion is supplied.</w:t>
+      </w:r>
+    </w:p>
+    <w:p>
+      <w:pPr>
+        <w:pStyle w:val="ListBullet"/>
+      </w:pPr>
+      <w:r>
+        <w:t>Explain the weekly mechanism in your own words. Use the worked scenario to name its input, decision rule and output.</w:t>
+      </w:r>
+    </w:p>
+    <w:p>
+      <w:pPr>
+        <w:pStyle w:val="Heading3"/>
+      </w:pPr>
+      <w:r>
+        <w:t>My reasoning and evidence</w:t>
+      </w:r>
+    </w:p>
+    <w:p>
+      <w:r>
+        <w:t>________________________________________________________________</w:t>
+      </w:r>
+    </w:p>
+    <w:p>
+      <w:r>
+        <w:t>________________________________________________________________</w:t>
+      </w:r>
+    </w:p>
+    <w:p>
+      <w:r>
+        <w:t>________________________________________________________________</w:t>
+      </w:r>
+    </w:p>
+    <w:p>
+      <w:r>
+        <w:t>________________________________________________________________</w:t>
+      </w:r>
+    </w:p>
+    <w:p>
+      <w:r>
+        <w:t>________________________________________________________________</w:t>
+      </w:r>
+    </w:p>
+    <w:p>
+      <w:r>
+        <w:t>________________________________________________________________</w:t>
+      </w:r>
+    </w:p>
+    <w:p>
+      <w:pPr>
+        <w:pStyle w:val="Heading1"/>
+      </w:pPr>
+      <w:r>
+        <w:t>06. W2 · Trace the worked case</w:t>
+      </w:r>
+    </w:p>
+    <w:p>
+      <w:r>
+        <w:t>Keep the supplied inputs, comparison rule and evidence together.</w:t>
+      </w:r>
+    </w:p>
+    <w:p>
+      <w:pPr>
+        <w:pStyle w:val="Heading2"/>
+      </w:pPr>
+      <w:r>
+        <w:t>Complete task and evidence</w:t>
       </w:r>
     </w:p>
     <w:tbl>
@@ -216,7 +302,7 @@
           </w:tcPr>
           <w:p>
             <w:r>
-              <w:t>Given inputs</w:t>
+              <w:t>Sign assignment for magnitudes 1, 1, 1</w:t>
             </w:r>
           </w:p>
         </w:tc>
@@ -226,7 +312,7 @@
           </w:tcPr>
           <w:p>
             <w:r>
-              <w:t>Procedure I chose</w:t>
+              <w:t>Signed sum</w:t>
             </w:r>
           </w:p>
         </w:tc>
@@ -236,7 +322,7 @@
           </w:tcPr>
           <w:p>
             <w:r>
-              <w:t>Middle steps</w:t>
+              <w:t>Absolute mean</w:t>
             </w:r>
           </w:p>
         </w:tc>
@@ -246,7 +332,7 @@
           </w:tcPr>
           <w:p>
             <w:r>
-              <w:t>Result and check</w:t>
+              <w:t>At least observed 1?</w:t>
             </w:r>
           </w:p>
         </w:tc>
@@ -257,7 +343,9 @@
             <w:tcW w:type="dxa" w:w="2556"/>
           </w:tcPr>
           <w:p>
-            <w:r/>
+            <w:r>
+              <w:t>− − −</w:t>
+            </w:r>
           </w:p>
         </w:tc>
         <w:tc>
@@ -265,7 +353,9 @@
             <w:tcW w:type="dxa" w:w="2556"/>
           </w:tcPr>
           <w:p>
-            <w:r/>
+            <w:r>
+              <w:t>−3</w:t>
+            </w:r>
           </w:p>
         </w:tc>
         <w:tc>
@@ -273,7 +363,9 @@
             <w:tcW w:type="dxa" w:w="2556"/>
           </w:tcPr>
           <w:p>
-            <w:r/>
+            <w:r>
+              <w:t>1</w:t>
+            </w:r>
           </w:p>
         </w:tc>
         <w:tc>
@@ -281,17 +373,371 @@
             <w:tcW w:type="dxa" w:w="2556"/>
           </w:tcPr>
           <w:p>
-            <w:r/>
+            <w:r>
+              <w:t>Yes</w:t>
+            </w:r>
+          </w:p>
+        </w:tc>
+      </w:tr>
+      <w:tr>
+        <w:tc>
+          <w:tcPr>
+            <w:tcW w:type="dxa" w:w="2556"/>
+          </w:tcPr>
+          <w:p>
+            <w:r>
+              <w:t>− − +</w:t>
+            </w:r>
+          </w:p>
+        </w:tc>
+        <w:tc>
+          <w:tcPr>
+            <w:tcW w:type="dxa" w:w="2556"/>
+          </w:tcPr>
+          <w:p>
+            <w:r>
+              <w:t>−1</w:t>
+            </w:r>
+          </w:p>
+        </w:tc>
+        <w:tc>
+          <w:tcPr>
+            <w:tcW w:type="dxa" w:w="2556"/>
+          </w:tcPr>
+          <w:p>
+            <w:r>
+              <w:t>1/3</w:t>
+            </w:r>
+          </w:p>
+        </w:tc>
+        <w:tc>
+          <w:tcPr>
+            <w:tcW w:type="dxa" w:w="2556"/>
+          </w:tcPr>
+          <w:p>
+            <w:r>
+              <w:t>No</w:t>
+            </w:r>
+          </w:p>
+        </w:tc>
+      </w:tr>
+      <w:tr>
+        <w:tc>
+          <w:tcPr>
+            <w:tcW w:type="dxa" w:w="2556"/>
+          </w:tcPr>
+          <w:p>
+            <w:r>
+              <w:t>− + −</w:t>
+            </w:r>
+          </w:p>
+        </w:tc>
+        <w:tc>
+          <w:tcPr>
+            <w:tcW w:type="dxa" w:w="2556"/>
+          </w:tcPr>
+          <w:p>
+            <w:r>
+              <w:t>−1</w:t>
+            </w:r>
+          </w:p>
+        </w:tc>
+        <w:tc>
+          <w:tcPr>
+            <w:tcW w:type="dxa" w:w="2556"/>
+          </w:tcPr>
+          <w:p>
+            <w:r>
+              <w:t>1/3</w:t>
+            </w:r>
+          </w:p>
+        </w:tc>
+        <w:tc>
+          <w:tcPr>
+            <w:tcW w:type="dxa" w:w="2556"/>
+          </w:tcPr>
+          <w:p>
+            <w:r>
+              <w:t>No</w:t>
+            </w:r>
+          </w:p>
+        </w:tc>
+      </w:tr>
+      <w:tr>
+        <w:tc>
+          <w:tcPr>
+            <w:tcW w:type="dxa" w:w="2556"/>
+          </w:tcPr>
+          <w:p>
+            <w:r>
+              <w:t>− + +</w:t>
+            </w:r>
+          </w:p>
+        </w:tc>
+        <w:tc>
+          <w:tcPr>
+            <w:tcW w:type="dxa" w:w="2556"/>
+          </w:tcPr>
+          <w:p>
+            <w:r>
+              <w:t>1</w:t>
+            </w:r>
+          </w:p>
+        </w:tc>
+        <w:tc>
+          <w:tcPr>
+            <w:tcW w:type="dxa" w:w="2556"/>
+          </w:tcPr>
+          <w:p>
+            <w:r>
+              <w:t>1/3</w:t>
+            </w:r>
+          </w:p>
+        </w:tc>
+        <w:tc>
+          <w:tcPr>
+            <w:tcW w:type="dxa" w:w="2556"/>
+          </w:tcPr>
+          <w:p>
+            <w:r>
+              <w:t>No</w:t>
+            </w:r>
+          </w:p>
+        </w:tc>
+      </w:tr>
+      <w:tr>
+        <w:tc>
+          <w:tcPr>
+            <w:tcW w:type="dxa" w:w="2556"/>
+          </w:tcPr>
+          <w:p>
+            <w:r>
+              <w:t>+ − −</w:t>
+            </w:r>
+          </w:p>
+        </w:tc>
+        <w:tc>
+          <w:tcPr>
+            <w:tcW w:type="dxa" w:w="2556"/>
+          </w:tcPr>
+          <w:p>
+            <w:r>
+              <w:t>−1</w:t>
+            </w:r>
+          </w:p>
+        </w:tc>
+        <w:tc>
+          <w:tcPr>
+            <w:tcW w:type="dxa" w:w="2556"/>
+          </w:tcPr>
+          <w:p>
+            <w:r>
+              <w:t>1/3</w:t>
+            </w:r>
+          </w:p>
+        </w:tc>
+        <w:tc>
+          <w:tcPr>
+            <w:tcW w:type="dxa" w:w="2556"/>
+          </w:tcPr>
+          <w:p>
+            <w:r>
+              <w:t>No</w:t>
+            </w:r>
+          </w:p>
+        </w:tc>
+      </w:tr>
+      <w:tr>
+        <w:tc>
+          <w:tcPr>
+            <w:tcW w:type="dxa" w:w="2556"/>
+          </w:tcPr>
+          <w:p>
+            <w:r>
+              <w:t>+ − +</w:t>
+            </w:r>
+          </w:p>
+        </w:tc>
+        <w:tc>
+          <w:tcPr>
+            <w:tcW w:type="dxa" w:w="2556"/>
+          </w:tcPr>
+          <w:p>
+            <w:r>
+              <w:t>1</w:t>
+            </w:r>
+          </w:p>
+        </w:tc>
+        <w:tc>
+          <w:tcPr>
+            <w:tcW w:type="dxa" w:w="2556"/>
+          </w:tcPr>
+          <w:p>
+            <w:r>
+              <w:t>1/3</w:t>
+            </w:r>
+          </w:p>
+        </w:tc>
+        <w:tc>
+          <w:tcPr>
+            <w:tcW w:type="dxa" w:w="2556"/>
+          </w:tcPr>
+          <w:p>
+            <w:r>
+              <w:t>No</w:t>
+            </w:r>
+          </w:p>
+        </w:tc>
+      </w:tr>
+      <w:tr>
+        <w:tc>
+          <w:tcPr>
+            <w:tcW w:type="dxa" w:w="2556"/>
+          </w:tcPr>
+          <w:p>
+            <w:r>
+              <w:t>+ + −</w:t>
+            </w:r>
+          </w:p>
+        </w:tc>
+        <w:tc>
+          <w:tcPr>
+            <w:tcW w:type="dxa" w:w="2556"/>
+          </w:tcPr>
+          <w:p>
+            <w:r>
+              <w:t>1</w:t>
+            </w:r>
+          </w:p>
+        </w:tc>
+        <w:tc>
+          <w:tcPr>
+            <w:tcW w:type="dxa" w:w="2556"/>
+          </w:tcPr>
+          <w:p>
+            <w:r>
+              <w:t>1/3</w:t>
+            </w:r>
+          </w:p>
+        </w:tc>
+        <w:tc>
+          <w:tcPr>
+            <w:tcW w:type="dxa" w:w="2556"/>
+          </w:tcPr>
+          <w:p>
+            <w:r>
+              <w:t>No</w:t>
+            </w:r>
+          </w:p>
+        </w:tc>
+      </w:tr>
+      <w:tr>
+        <w:tc>
+          <w:tcPr>
+            <w:tcW w:type="dxa" w:w="2556"/>
+          </w:tcPr>
+          <w:p>
+            <w:r>
+              <w:t>+ + +</w:t>
+            </w:r>
+          </w:p>
+        </w:tc>
+        <w:tc>
+          <w:tcPr>
+            <w:tcW w:type="dxa" w:w="2556"/>
+          </w:tcPr>
+          <w:p>
+            <w:r>
+              <w:t>3</w:t>
+            </w:r>
+          </w:p>
+        </w:tc>
+        <w:tc>
+          <w:tcPr>
+            <w:tcW w:type="dxa" w:w="2556"/>
+          </w:tcPr>
+          <w:p>
+            <w:r>
+              <w:t>1</w:t>
+            </w:r>
+          </w:p>
+        </w:tc>
+        <w:tc>
+          <w:tcPr>
+            <w:tcW w:type="dxa" w:w="2556"/>
+          </w:tcPr>
+          <w:p>
+            <w:r>
+              <w:t>Yes</w:t>
+            </w:r>
+          </w:p>
+        </w:tc>
+      </w:tr>
+      <w:tr>
+        <w:tc>
+          <w:tcPr>
+            <w:tcW w:type="dxa" w:w="2556"/>
+          </w:tcPr>
+          <w:p>
+            <w:r>
+              <w:t>Inclusive exact tail</w:t>
+            </w:r>
+          </w:p>
+        </w:tc>
+        <w:tc>
+          <w:tcPr>
+            <w:tcW w:type="dxa" w:w="2556"/>
+          </w:tcPr>
+          <w:p>
+            <w:r>
+              <w:t>Two of eight assignments</w:t>
+            </w:r>
+          </w:p>
+        </w:tc>
+        <w:tc>
+          <w:tcPr>
+            <w:tcW w:type="dxa" w:w="2556"/>
+          </w:tcPr>
+          <w:p>
+            <w:r>
+              <w:t>p=2/8=0.25</w:t>
+            </w:r>
+          </w:p>
+        </w:tc>
+        <w:tc>
+          <w:tcPr>
+            <w:tcW w:type="dxa" w:w="2556"/>
+          </w:tcPr>
+          <w:p>
+            <w:r>
+              <w:t>Above alpha 0.05: do not reject</w:t>
+            </w:r>
           </w:p>
         </w:tc>
       </w:tr>
     </w:tbl>
     <w:p>
       <w:pPr>
+        <w:pStyle w:val="ListBullet"/>
+      </w:pPr>
+      <w:r>
+        <w:t>A statistical test compares an observed statistic with a declared null distribution. Here assume valid independent paired units and conditionally independent equiprobable signs under a symmetric zero-effect null; zero mean alone is not enough. Fix magnitudes and enumerate all sign assignments. The main differences of 1, 1, 1 observed differences have absolute mean 1; among eight assignments, all-plus/all-minus have absolute mean 1 and six have 1/3. Inclusive two-sided tail p=2/8=0.25, so do not reject at alpha 0.05. This is not a probability that the null is true or proof of zero effect. Separate picture A = [5, 8, 4] and B = [4, 6, 3] seconds gives B−A differences of −1, −2, −1 and absolute sum 4; null signed sums of −4, −2, 0, 2, 4 have counts of 1, 2, 2, 2, 1, again p = 0.25. Exact rational arithmetic retains ties and scale invariance; the earlier absolute-epsilon code is corrected in displayed/default examples. Null enumeration creates no additional observed units. Invalid pairing, independence or sign symmetry can invalidate the test despite correct arithmetic. No actual randomization, model study, practical equivalence or causal conclusion is supplied.</w:t>
+      </w:r>
+    </w:p>
+    <w:p>
+      <w:pPr>
+        <w:pStyle w:val="ListBullet"/>
+      </w:pPr>
+      <w:r>
+        <w:t>Three independent paired differences are 1, 1, 1. Under the stated symmetric zero-effect null, all eight independent sign assignments are equally likely. Use the absolute mean, include equally extreme ties, and compare the exact two-sided p-value with alpha 0.05. Show the intermediate steps and give the conclusion with its scope.</w:t>
+      </w:r>
+    </w:p>
+    <w:p>
+      <w:pPr>
         <w:pStyle w:val="Heading3"/>
       </w:pPr>
       <w:r>
-        <w:t>The step I completed without help, and the hint I needed</w:t>
+        <w:t>My reasoning and evidence</w:t>
       </w:r>
     </w:p>
     <w:p>
@@ -310,38 +756,60 @@
       </w:r>
     </w:p>
     <w:p>
+      <w:r>
+        <w:t>________________________________________________________________</w:t>
+      </w:r>
+    </w:p>
+    <w:p>
+      <w:r>
+        <w:t>________________________________________________________________</w:t>
+      </w:r>
+    </w:p>
+    <w:p>
+      <w:r>
+        <w:t>________________________________________________________________</w:t>
+      </w:r>
+    </w:p>
+    <w:p>
+      <w:r>
+        <w:t>________________________________________________________________</w:t>
+      </w:r>
+    </w:p>
+    <w:p>
       <w:pPr>
         <w:pStyle w:val="Heading1"/>
       </w:pPr>
       <w:r>
-        <w:t>03. Individual reasoning check</w:t>
-      </w:r>
-    </w:p>
-    <w:p>
-      <w:r>
-        <w:t>Check the proposed Statistical tests and assumptions explanation against the supplied facts before discussing it.</w:t>
-      </w:r>
-    </w:p>
-    <w:p>
-      <w:pPr>
-        <w:spacing w:line="336" w:lineRule="auto" w:after="180"/>
-      </w:pPr>
-      <w:r>
-        <w:rPr>
-          <w:b w:val="0"/>
-        </w:rPr>
-        <w:t>Use the worked case for Statistical tests and assumptions. Proposed explanation: “The worked result establishes every future case”. Decide whether this explanation is supported.</w:t>
-      </w:r>
-    </w:p>
-    <w:p>
-      <w:pPr>
-        <w:spacing w:line="336" w:lineRule="auto" w:after="180"/>
-      </w:pPr>
-      <w:r>
-        <w:rPr>
-          <w:b w:val="0"/>
-        </w:rPr>
-        <w:t>Point to the step or supplied fact that decides; explain your repair if needed.</w:t>
+        <w:t>07. W3 · Repair a misconception</w:t>
+      </w:r>
+    </w:p>
+    <w:p>
+      <w:r>
+        <w:t>Keep this task’s inputs,rule and response together.</w:t>
+      </w:r>
+    </w:p>
+    <w:p>
+      <w:pPr>
+        <w:pStyle w:val="Heading2"/>
+      </w:pPr>
+      <w:r>
+        <w:t>Complete task and evidence</w:t>
+      </w:r>
+    </w:p>
+    <w:p>
+      <w:pPr>
+        <w:pStyle w:val="ListBullet"/>
+      </w:pPr>
+      <w:r>
+        <w:t>A statistical test compares an observed statistic with a declared null distribution. Here assume valid independent paired units and conditionally independent equiprobable signs under a symmetric zero-effect null; zero mean alone is not enough. Fix magnitudes and enumerate all sign assignments. The main differences of 1, 1, 1 observed differences have absolute mean 1; among eight assignments, all-plus/all-minus have absolute mean 1 and six have 1/3. Inclusive two-sided tail p=2/8=0.25, so do not reject at alpha 0.05. This is not a probability that the null is true or proof of zero effect. Separate picture A = [5, 8, 4] and B = [4, 6, 3] seconds gives B−A differences of −1, −2, −1 and absolute sum 4; null signed sums of −4, −2, 0, 2, 4 have counts of 1, 2, 2, 2, 1, again p = 0.25. Exact rational arithmetic retains ties and scale invariance; the earlier absolute-epsilon code is corrected in displayed/default examples. Null enumeration creates no additional observed units. Invalid pairing, independence or sign symmetry can invalidate the test despite correct arithmetic. No actual randomization, model study, practical equivalence or causal conclusion is supplied.</w:t>
+      </w:r>
+    </w:p>
+    <w:p>
+      <w:pPr>
+        <w:pStyle w:val="ListBullet"/>
+      </w:pPr>
+      <w:r>
+        <w:t>A report omits this qualification: The test requires its sign-exchangeability and independence assumptions; do not apply it blindly to clustered or asymmetric differences. Explain how omitting it could change a reader's interpretation, and write an accurate replacement.</w:t>
       </w:r>
     </w:p>
     <w:p>
@@ -349,7 +817,7 @@
         <w:pStyle w:val="Heading3"/>
       </w:pPr>
       <w:r>
-        <w:t>My explanation before partner discussion</w:t>
+        <w:t>My reasoning and evidence</w:t>
       </w:r>
     </w:p>
     <w:p>
@@ -373,16 +841,50 @@
       </w:r>
     </w:p>
     <w:p>
+      <w:r>
+        <w:t>________________________________________________________________</w:t>
+      </w:r>
+    </w:p>
+    <w:p>
+      <w:r>
+        <w:t>________________________________________________________________</w:t>
+      </w:r>
+    </w:p>
+    <w:p>
       <w:pPr>
         <w:pStyle w:val="Heading1"/>
       </w:pPr>
       <w:r>
-        <w:t>04. Independent transfer case</w:t>
-      </w:r>
-    </w:p>
-    <w:p>
-      <w:r>
-        <w:t>Write one first attempt at the reserved independent case before feedback. Repeated copies of that case refer to the same recorded attempt.</w:t>
+        <w:t>09. W5 · Explain the limitation</w:t>
+      </w:r>
+    </w:p>
+    <w:p>
+      <w:r>
+        <w:t>Keep this task’s inputs,rule and response together.</w:t>
+      </w:r>
+    </w:p>
+    <w:p>
+      <w:pPr>
+        <w:pStyle w:val="Heading2"/>
+      </w:pPr>
+      <w:r>
+        <w:t>Complete task and evidence</w:t>
+      </w:r>
+    </w:p>
+    <w:p>
+      <w:pPr>
+        <w:pStyle w:val="ListBullet"/>
+      </w:pPr>
+      <w:r>
+        <w:t>A statistical test compares an observed statistic with a declared null distribution. Here assume valid independent paired units and conditionally independent equiprobable signs under a symmetric zero-effect null; zero mean alone is not enough. Fix magnitudes and enumerate all sign assignments. The main differences of 1, 1, 1 observed differences have absolute mean 1; among eight assignments, all-plus/all-minus have absolute mean 1 and six have 1/3. Inclusive two-sided tail p=2/8=0.25, so do not reject at alpha 0.05. This is not a probability that the null is true or proof of zero effect. Separate picture A = [5, 8, 4] and B = [4, 6, 3] seconds gives B−A differences of −1, −2, −1 and absolute sum 4; null signed sums of −4, −2, 0, 2, 4 have counts of 1, 2, 2, 2, 1, again p = 0.25. Exact rational arithmetic retains ties and scale invariance; the earlier absolute-epsilon code is corrected in displayed/default examples. Null enumeration creates no additional observed units. Invalid pairing, independence or sign symmetry can invalidate the test despite correct arithmetic. No actual randomization, model study, practical equivalence or causal conclusion is supplied.</w:t>
+      </w:r>
+    </w:p>
+    <w:p>
+      <w:pPr>
+        <w:pStyle w:val="ListBullet"/>
+      </w:pPr>
+      <w:r>
+        <w:t>For the worked scenario, propose one additional case that could reveal a failure, describe its expected outcome before running it, and explain what would need to remain fixed for a fair comparison. Do not reuse W4 as a new final test after receiving feedback.</w:t>
       </w:r>
     </w:p>
     <w:p>
@@ -390,17 +892,78 @@
         <w:pStyle w:val="Heading3"/>
       </w:pPr>
       <w:r>
+        <w:t>My reasoning and evidence</w:t>
+      </w:r>
+    </w:p>
+    <w:p>
+      <w:r>
+        <w:t>________________________________________________________________</w:t>
+      </w:r>
+    </w:p>
+    <w:p>
+      <w:r>
+        <w:t>________________________________________________________________</w:t>
+      </w:r>
+    </w:p>
+    <w:p>
+      <w:r>
+        <w:t>________________________________________________________________</w:t>
+      </w:r>
+    </w:p>
+    <w:p>
+      <w:r>
+        <w:t>________________________________________________________________</w:t>
+      </w:r>
+    </w:p>
+    <w:p>
+      <w:r>
+        <w:t>________________________________________________________________</w:t>
+      </w:r>
+    </w:p>
+    <w:p>
+      <w:r>
+        <w:t>________________________________________________________________</w:t>
+      </w:r>
+    </w:p>
+    <w:p>
+      <w:r>
+        <w:t>________________________________________________________________</w:t>
+      </w:r>
+    </w:p>
+    <w:p>
+      <w:pPr>
+        <w:pStyle w:val="Heading1"/>
+      </w:pPr>
+      <w:r>
+        <w:t>04. Try alone · Selected transfer</w:t>
+      </w:r>
+    </w:p>
+    <w:p>
+      <w:r>
+        <w:t>Keep this task’s inputs,rule and response together.</w:t>
+      </w:r>
+    </w:p>
+    <w:p>
+      <w:pPr>
+        <w:pStyle w:val="Heading2"/>
+      </w:pPr>
+      <w:r>
+        <w:t>Complete task and evidence</w:t>
+      </w:r>
+    </w:p>
+    <w:p>
+      <w:pPr>
+        <w:pStyle w:val="Heading3"/>
+      </w:pPr>
+      <w:r>
         <w:t>Independent case: Apply a new case independently</w:t>
       </w:r>
     </w:p>
     <w:p>
       <w:pPr>
-        <w:spacing w:line="336" w:lineRule="auto" w:after="180"/>
-      </w:pPr>
-      <w:r>
-        <w:rPr>
-          <w:b w:val="0"/>
-        </w:rPr>
+        <w:pStyle w:val="ListBullet"/>
+      </w:pPr>
+      <w:r>
         <w:t>Three independent paired differences are 2, 2, 2. Assume a symmetric zero-effect null under which each sign flips independently with equal probability. Enumerate all eight assignments. The statistic is absolute mean; include ties as equally extreme. Compute the two-sided exact p-value and interpret at alpha 0.05.</w:t>
       </w:r>
     </w:p>
@@ -449,12 +1012,9 @@
     </w:p>
     <w:p>
       <w:pPr>
-        <w:spacing w:line="336" w:lineRule="auto" w:after="180"/>
-      </w:pPr>
-      <w:r>
-        <w:rPr>
-          <w:b w:val="0"/>
-        </w:rPr>
+        <w:pStyle w:val="ListBullet"/>
+      </w:pPr>
+      <w:r>
         <w:t>Attempt this case before feedback. Record any help. Earlier examples below are further practice; a case already practised with feedback cannot establish fresh transfer.</w:t>
       </w:r>
     </w:p>
@@ -463,59 +1023,28 @@
         <w:pStyle w:val="Heading1"/>
       </w:pPr>
       <w:r>
-        <w:t>05. W1 Explain the mechanism</w:t>
-      </w:r>
-    </w:p>
-    <w:p>
-      <w:r>
-        <w:t>Explain the mechanism. Apply the supplied Statistical tests and assumptions facts and keep your reasoning.</w:t>
-      </w:r>
-    </w:p>
-    <w:p>
-      <w:pPr>
-        <w:spacing w:line="336" w:lineRule="auto" w:after="180"/>
-      </w:pPr>
-      <w:r>
-        <w:rPr>
-          <w:b w:val="0"/>
-        </w:rPr>
-        <w:t xml:space="preserve">Explain the weekly </w:t>
-      </w:r>
-      <w:r>
-        <w:rPr>
-          <w:b/>
-        </w:rPr>
-        <w:t>mechanism</w:t>
-      </w:r>
-      <w:r>
-        <w:rPr>
-          <w:b w:val="0"/>
-        </w:rPr>
-        <w:t xml:space="preserve"> in your own words. Use the worked scenario to name its </w:t>
-      </w:r>
-      <w:r>
-        <w:rPr>
-          <w:b/>
-        </w:rPr>
-        <w:t>input</w:t>
-      </w:r>
-      <w:r>
-        <w:rPr>
-          <w:b w:val="0"/>
-        </w:rPr>
-        <w:t xml:space="preserve">, decision rule and </w:t>
-      </w:r>
-      <w:r>
-        <w:rPr>
-          <w:b/>
-        </w:rPr>
-        <w:t>output</w:t>
-      </w:r>
-      <w:r>
-        <w:rPr>
-          <w:b w:val="0"/>
-        </w:rPr>
-        <w:t>.</w:t>
+        <w:t>10. Project · Keep the research evidence</w:t>
+      </w:r>
+    </w:p>
+    <w:p>
+      <w:r>
+        <w:t>Preserve the question, protocol, observations, analysis and limits.</w:t>
+      </w:r>
+    </w:p>
+    <w:p>
+      <w:pPr>
+        <w:pStyle w:val="Heading2"/>
+      </w:pPr>
+      <w:r>
+        <w:t>Complete task and evidence</w:t>
+      </w:r>
+    </w:p>
+    <w:p>
+      <w:pPr>
+        <w:pStyle w:val="ListBullet"/>
+      </w:pPr>
+      <w:r>
+        <w:t>Add a labelled statistical tests and assumptions evidence sheet to Reproducible AI Research Study. Show how you can explain the mechanism and terminology of statistical tests and assumptions. Use the supplied fictional case and keep its inputs, intermediate steps, calculation or prediction, and limitation. Connect this record to last week’s record; a matching answer without a trace is insufficient.</w:t>
       </w:r>
     </w:p>
     <w:p>
@@ -523,7 +1052,7 @@
         <w:pStyle w:val="Heading3"/>
       </w:pPr>
       <w:r>
-        <w:t>My reasoning and evidence</w:t>
+        <w:t>My project change, supporting evidence and remaining limit</w:t>
       </w:r>
     </w:p>
     <w:p>
@@ -561,435 +1090,20 @@
         <w:pStyle w:val="Heading1"/>
       </w:pPr>
       <w:r>
-        <w:t>06. W2 Trace the worked case</w:t>
-      </w:r>
-    </w:p>
-    <w:p>
-      <w:r>
-        <w:t>Trace the worked case. Apply the supplied Statistical tests and assumptions facts and keep your reasoning.</w:t>
-      </w:r>
-    </w:p>
-    <w:p>
-      <w:pPr>
-        <w:spacing w:line="336" w:lineRule="auto" w:after="180"/>
-      </w:pPr>
-      <w:r>
-        <w:rPr>
-          <w:b w:val="0"/>
-        </w:rPr>
-        <w:t>Three independent paired differences are 1, 1, 1. Under the stated symmetric zero-effect null, all eight independent sign assignments are equally likely. Use the absolute mean, include equally extreme ties, and compare the exact two-sided p-value with alpha 0.05. Show the intermediate steps and give the conclusion with its scope.</w:t>
-      </w:r>
-    </w:p>
-    <w:p>
-      <w:pPr>
-        <w:pStyle w:val="Heading3"/>
-      </w:pPr>
-      <w:r>
-        <w:t>My reasoning and evidence</w:t>
-      </w:r>
-    </w:p>
-    <w:p>
-      <w:r>
-        <w:t>________________________________________________________________</w:t>
-      </w:r>
-    </w:p>
-    <w:p>
-      <w:r>
-        <w:t>________________________________________________________________</w:t>
-      </w:r>
-    </w:p>
-    <w:p>
-      <w:r>
-        <w:t>________________________________________________________________</w:t>
-      </w:r>
-    </w:p>
-    <w:p>
-      <w:r>
-        <w:t>________________________________________________________________</w:t>
-      </w:r>
-    </w:p>
-    <w:p>
-      <w:r>
-        <w:t>________________________________________________________________</w:t>
-      </w:r>
-    </w:p>
-    <w:p>
-      <w:r>
-        <w:t>________________________________________________________________</w:t>
-      </w:r>
-    </w:p>
-    <w:p>
-      <w:r>
-        <w:t>________________________________________________________________</w:t>
-      </w:r>
-    </w:p>
-    <w:p>
-      <w:pPr>
-        <w:pStyle w:val="Heading1"/>
-      </w:pPr>
-      <w:r>
-        <w:t>07. W3 Audit the limit</w:t>
-      </w:r>
-    </w:p>
-    <w:p>
-      <w:r>
-        <w:t>Audit the limit. Apply the supplied Statistical tests and assumptions facts and keep your reasoning.</w:t>
-      </w:r>
-    </w:p>
-    <w:p>
-      <w:pPr>
-        <w:spacing w:line="336" w:lineRule="auto" w:after="180"/>
-      </w:pPr>
-      <w:r>
-        <w:rPr>
-          <w:b w:val="0"/>
-        </w:rPr>
-        <w:t>A report omits this qualification: The test requires its sign-</w:t>
-      </w:r>
-      <w:r>
-        <w:rPr>
-          <w:b/>
-        </w:rPr>
-        <w:t>exchangeability</w:t>
-      </w:r>
-      <w:r>
-        <w:rPr>
-          <w:b w:val="0"/>
-        </w:rPr>
-        <w:t xml:space="preserve"> and independence assumptions; do not apply it blindly to clustered or asymmetric differences.</w:t>
-      </w:r>
-    </w:p>
-    <w:p>
-      <w:pPr>
-        <w:spacing w:line="336" w:lineRule="auto" w:after="180"/>
-      </w:pPr>
-      <w:r>
-        <w:rPr>
-          <w:b w:val="0"/>
-        </w:rPr>
-        <w:t>Explain how omitting it could change a reader's interpretation, and write an accurate replacement.</w:t>
-      </w:r>
-    </w:p>
-    <w:p>
-      <w:pPr>
-        <w:pStyle w:val="Heading3"/>
-      </w:pPr>
-      <w:r>
-        <w:t>My reasoning and evidence</w:t>
-      </w:r>
-    </w:p>
-    <w:p>
-      <w:r>
-        <w:t>________________________________________________________________</w:t>
-      </w:r>
-    </w:p>
-    <w:p>
-      <w:r>
-        <w:t>________________________________________________________________</w:t>
-      </w:r>
-    </w:p>
-    <w:p>
-      <w:r>
-        <w:t>________________________________________________________________</w:t>
-      </w:r>
-    </w:p>
-    <w:p>
-      <w:r>
-        <w:t>________________________________________________________________</w:t>
-      </w:r>
-    </w:p>
-    <w:p>
-      <w:r>
-        <w:t>________________________________________________________________</w:t>
-      </w:r>
-    </w:p>
-    <w:p>
-      <w:r>
-        <w:t>________________________________________________________________</w:t>
-      </w:r>
-    </w:p>
-    <w:p>
-      <w:pPr>
-        <w:pStyle w:val="Heading1"/>
-      </w:pPr>
-      <w:r>
-        <w:t>08. W4 Apply a new case independently</w:t>
-      </w:r>
-    </w:p>
-    <w:p>
-      <w:r>
-        <w:t>Attempt before feedback. If this repeats the selected independent case, reuse that first attempt; otherwise keep a separate record. Apply a new case independently. Apply the supplied Statistical tests and assumptions facts and keep your reasoning.</w:t>
-      </w:r>
-    </w:p>
-    <w:p>
-      <w:pPr>
-        <w:spacing w:line="336" w:lineRule="auto" w:after="180"/>
-      </w:pPr>
-      <w:r>
-        <w:rPr>
-          <w:b w:val="0"/>
-        </w:rPr>
-        <w:t>Three independent paired differences are 2, 2, 2. Assume a symmetric zero-effect null under which each sign flips independently with equal probability. Enumerate all eight assignments. The statistic is absolute mean; include ties as equally extreme. Compute the two-sided exact p-value and interpret at alpha 0.05.</w:t>
-      </w:r>
-    </w:p>
-    <w:p>
-      <w:pPr>
-        <w:pStyle w:val="Heading3"/>
-      </w:pPr>
-      <w:r>
-        <w:t>My reasoning and evidence</w:t>
-      </w:r>
-    </w:p>
-    <w:p>
-      <w:r>
-        <w:t>________________________________________________________________</w:t>
-      </w:r>
-    </w:p>
-    <w:p>
-      <w:r>
-        <w:t>________________________________________________________________</w:t>
-      </w:r>
-    </w:p>
-    <w:p>
-      <w:r>
-        <w:t>________________________________________________________________</w:t>
-      </w:r>
-    </w:p>
-    <w:p>
-      <w:r>
-        <w:t>________________________________________________________________</w:t>
-      </w:r>
-    </w:p>
-    <w:p>
-      <w:r>
-        <w:t>________________________________________________________________</w:t>
-      </w:r>
-    </w:p>
-    <w:p>
-      <w:r>
-        <w:t>________________________________________________________________</w:t>
-      </w:r>
-    </w:p>
-    <w:p>
-      <w:r>
-        <w:t>________________________________________________________________</w:t>
-      </w:r>
-    </w:p>
-    <w:p>
-      <w:r>
-        <w:t>________________________________________________________________</w:t>
-      </w:r>
-    </w:p>
-    <w:p>
-      <w:pPr>
-        <w:pStyle w:val="Heading1"/>
-      </w:pPr>
-      <w:r>
-        <w:t>09. W5 Design a revealing follow-up</w:t>
-      </w:r>
-    </w:p>
-    <w:p>
-      <w:r>
-        <w:t>Design a revealing follow-up. Apply the supplied Statistical tests and assumptions facts and keep your reasoning.</w:t>
-      </w:r>
-    </w:p>
-    <w:p>
-      <w:pPr>
-        <w:spacing w:line="336" w:lineRule="auto" w:after="180"/>
-      </w:pPr>
-      <w:r>
-        <w:rPr>
-          <w:b w:val="0"/>
-        </w:rPr>
-        <w:t>For the worked scenario, propose one additional case that could reveal a failure, describe its expected outcome before running it, and explain what would need to remain fixed for a fair comparison.</w:t>
-      </w:r>
-    </w:p>
-    <w:p>
-      <w:pPr>
-        <w:spacing w:line="336" w:lineRule="auto" w:after="180"/>
-      </w:pPr>
-      <w:r>
-        <w:rPr>
-          <w:b w:val="0"/>
-        </w:rPr>
-        <w:t>Do not reuse W4 as a new final test after receiving feedback.</w:t>
-      </w:r>
-    </w:p>
-    <w:p>
-      <w:pPr>
-        <w:pStyle w:val="Heading3"/>
-      </w:pPr>
-      <w:r>
-        <w:t>My reasoning and evidence</w:t>
-      </w:r>
-    </w:p>
-    <w:p>
-      <w:r>
-        <w:t>________________________________________________________________</w:t>
-      </w:r>
-    </w:p>
-    <w:p>
-      <w:r>
-        <w:t>________________________________________________________________</w:t>
-      </w:r>
-    </w:p>
-    <w:p>
-      <w:r>
-        <w:t>________________________________________________________________</w:t>
-      </w:r>
-    </w:p>
-    <w:p>
-      <w:r>
-        <w:t>________________________________________________________________</w:t>
-      </w:r>
-    </w:p>
-    <w:p>
-      <w:r>
-        <w:t>________________________________________________________________</w:t>
-      </w:r>
-    </w:p>
-    <w:p>
-      <w:r>
-        <w:t>________________________________________________________________</w:t>
-      </w:r>
-    </w:p>
-    <w:p>
-      <w:r>
-        <w:t>________________________________________________________________</w:t>
-      </w:r>
-    </w:p>
-    <w:p>
-      <w:pPr>
-        <w:pStyle w:val="Heading1"/>
-      </w:pPr>
-      <w:r>
-        <w:t>10. Project checkpoint and reflection</w:t>
-      </w:r>
-    </w:p>
-    <w:p>
-      <w:r>
-        <w:t>Connect Statistical tests and assumptions to Reproducible AI Research Study, identify a limit and choose the next useful test.</w:t>
-      </w:r>
-    </w:p>
-    <w:p>
-      <w:pPr>
-        <w:spacing w:line="336" w:lineRule="auto" w:after="180"/>
-      </w:pPr>
-      <w:r>
-        <w:rPr>
-          <w:b w:val="0"/>
-        </w:rPr>
-        <w:t xml:space="preserve">Add a labelled statistical tests and assumptions </w:t>
-      </w:r>
-      <w:r>
-        <w:rPr>
-          <w:b/>
-        </w:rPr>
-        <w:t>evidence</w:t>
-      </w:r>
-      <w:r>
-        <w:rPr>
-          <w:b w:val="0"/>
-        </w:rPr>
-        <w:t xml:space="preserve"> sheet to Reproducible AI Research Study. Show how you can explain the </w:t>
-      </w:r>
-      <w:r>
-        <w:rPr>
-          <w:b/>
-        </w:rPr>
-        <w:t>mechanism</w:t>
-      </w:r>
-      <w:r>
-        <w:rPr>
-          <w:b w:val="0"/>
-        </w:rPr>
-        <w:t xml:space="preserve"> and terminology of statistical tests and assumptions.</w:t>
-      </w:r>
-    </w:p>
-    <w:p>
-      <w:pPr>
-        <w:spacing w:line="336" w:lineRule="auto" w:after="180"/>
-      </w:pPr>
-      <w:r>
-        <w:rPr>
-          <w:b w:val="0"/>
-        </w:rPr>
-        <w:t xml:space="preserve">Use the supplied fictional case and keep its </w:t>
-      </w:r>
-      <w:r>
-        <w:rPr>
-          <w:b/>
-        </w:rPr>
-        <w:t>input</w:t>
-      </w:r>
-      <w:r>
-        <w:rPr>
-          <w:b w:val="0"/>
-        </w:rPr>
-        <w:t xml:space="preserve">s, intermediate steps, calculation or </w:t>
-      </w:r>
-      <w:r>
-        <w:rPr>
-          <w:b/>
-        </w:rPr>
-        <w:t>prediction</w:t>
-      </w:r>
-      <w:r>
-        <w:rPr>
-          <w:b w:val="0"/>
-        </w:rPr>
-        <w:t>, and limitation. Connect this record to last week’s record; a matching answer without a trace is insufficient.</w:t>
-      </w:r>
-    </w:p>
-    <w:p>
-      <w:pPr>
-        <w:pStyle w:val="Heading3"/>
-      </w:pPr>
-      <w:r>
-        <w:t>My project change, supporting evidence and remaining limit</w:t>
-      </w:r>
-    </w:p>
-    <w:p>
-      <w:r>
-        <w:t>________________________________________________________________</w:t>
-      </w:r>
-    </w:p>
-    <w:p>
-      <w:r>
-        <w:t>________________________________________________________________</w:t>
-      </w:r>
-    </w:p>
-    <w:p>
-      <w:r>
-        <w:t>________________________________________________________________</w:t>
-      </w:r>
-    </w:p>
-    <w:p>
-      <w:r>
-        <w:t>________________________________________________________________</w:t>
-      </w:r>
-    </w:p>
-    <w:p>
-      <w:r>
-        <w:t>________________________________________________________________</w:t>
-      </w:r>
-    </w:p>
-    <w:p>
-      <w:r>
-        <w:t>________________________________________________________________</w:t>
-      </w:r>
-    </w:p>
-    <w:p>
-      <w:pPr>
-        <w:pStyle w:val="Heading1"/>
-      </w:pPr>
-      <w:r>
-        <w:t>11. Feedback, return check and learning record</w:t>
-      </w:r>
-    </w:p>
-    <w:p>
-      <w:r>
-        <w:t>Record the first repaired step and a different case to revisit after a delay.</w:t>
+        <w:t>11. Feedback · Repair and return</w:t>
+      </w:r>
+    </w:p>
+    <w:p>
+      <w:r>
+        <w:t>Keep this task’s inputs,rule and response together.</w:t>
+      </w:r>
+    </w:p>
+    <w:p>
+      <w:pPr>
+        <w:pStyle w:val="Heading2"/>
+      </w:pPr>
+      <w:r>
+        <w:t>Complete task and evidence</w:t>
       </w:r>
     </w:p>
     <w:tbl>
@@ -1130,12 +1244,9 @@
     </w:tbl>
     <w:p>
       <w:pPr>
-        <w:spacing w:line="336" w:lineRule="auto" w:after="180"/>
-      </w:pPr>
-      <w:r>
-        <w:rPr>
-          <w:b w:val="0"/>
-        </w:rPr>
+        <w:pStyle w:val="ListBullet"/>
+      </w:pPr>
+      <w:r>
         <w:t>Revisit this idea with your teacher after a delay. Familiarity is different from explaining and using it on a changed case.</w:t>
       </w:r>
     </w:p>
@@ -1144,33 +1255,357 @@
         <w:pStyle w:val="Heading1"/>
       </w:pPr>
       <w:r>
-        <w:t>12. Pictorial case practice: Statistical tests and assumptions</w:t>
-      </w:r>
-    </w:p>
-    <w:p>
-      <w:r>
-        <w:t>A small exact paired sign-flip test. Compare three independent task pairs under a null that permits each difference’s sign to flip independently with equal probability. Explain the labelled step before checking the changed condition.</w:t>
-      </w:r>
-    </w:p>
-    <w:p>
-      <w:pPr>
-        <w:spacing w:line="336" w:lineRule="auto" w:after="180"/>
-      </w:pPr>
-      <w:r>
-        <w:rPr>
-          <w:b w:val="0"/>
-        </w:rPr>
+        <w:t>Reference bank and extra practice</w:t>
+      </w:r>
+    </w:p>
+    <w:p>
+      <w:pPr>
+        <w:pStyle w:val="Heading1"/>
+      </w:pPr>
+      <w:r>
+        <w:t>02. Reference · Supported W2 record</w:t>
+      </w:r>
+    </w:p>
+    <w:p>
+      <w:r>
+        <w:t>Keep this task’s inputs,rule and response together.</w:t>
+      </w:r>
+    </w:p>
+    <w:p>
+      <w:pPr>
+        <w:pStyle w:val="Heading2"/>
+      </w:pPr>
+      <w:r>
+        <w:t>Complete task and evidence</w:t>
+      </w:r>
+    </w:p>
+    <w:p>
+      <w:pPr>
+        <w:pStyle w:val="ListBullet"/>
+      </w:pPr>
+      <w:r>
+        <w:t>Use W2: Trace the worked case for Statistical tests and assumptions. Record the answer once; the lesson and workbook refer to the same attempt.</w:t>
+      </w:r>
+    </w:p>
+    <w:tbl>
+      <w:tblPr>
+        <w:tblStyle w:val="LightShading-Accent1"/>
+        <w:tblW w:type="auto" w:w="0"/>
+        <w:tblLook w:firstColumn="1" w:firstRow="1" w:lastColumn="0" w:lastRow="0" w:noHBand="0" w:noVBand="1" w:val="04A0"/>
+      </w:tblPr>
+      <w:tblGrid>
+        <w:gridCol w:w="2556"/>
+        <w:gridCol w:w="2556"/>
+        <w:gridCol w:w="2556"/>
+        <w:gridCol w:w="2556"/>
+      </w:tblGrid>
+      <w:tr>
+        <w:trPr>
+          <w:tblHeader/>
+        </w:trPr>
+        <w:tc>
+          <w:tcPr>
+            <w:tcW w:type="dxa" w:w="2556"/>
+          </w:tcPr>
+          <w:p>
+            <w:r>
+              <w:t>Given inputs</w:t>
+            </w:r>
+          </w:p>
+        </w:tc>
+        <w:tc>
+          <w:tcPr>
+            <w:tcW w:type="dxa" w:w="2556"/>
+          </w:tcPr>
+          <w:p>
+            <w:r>
+              <w:t>Procedure I chose</w:t>
+            </w:r>
+          </w:p>
+        </w:tc>
+        <w:tc>
+          <w:tcPr>
+            <w:tcW w:type="dxa" w:w="2556"/>
+          </w:tcPr>
+          <w:p>
+            <w:r>
+              <w:t>Middle steps</w:t>
+            </w:r>
+          </w:p>
+        </w:tc>
+        <w:tc>
+          <w:tcPr>
+            <w:tcW w:type="dxa" w:w="2556"/>
+          </w:tcPr>
+          <w:p>
+            <w:r>
+              <w:t>Result and check</w:t>
+            </w:r>
+          </w:p>
+        </w:tc>
+      </w:tr>
+      <w:tr>
+        <w:tc>
+          <w:tcPr>
+            <w:tcW w:type="dxa" w:w="2556"/>
+          </w:tcPr>
+          <w:p>
+            <w:r/>
+          </w:p>
+        </w:tc>
+        <w:tc>
+          <w:tcPr>
+            <w:tcW w:type="dxa" w:w="2556"/>
+          </w:tcPr>
+          <w:p>
+            <w:r/>
+          </w:p>
+        </w:tc>
+        <w:tc>
+          <w:tcPr>
+            <w:tcW w:type="dxa" w:w="2556"/>
+          </w:tcPr>
+          <w:p>
+            <w:r/>
+          </w:p>
+        </w:tc>
+        <w:tc>
+          <w:tcPr>
+            <w:tcW w:type="dxa" w:w="2556"/>
+          </w:tcPr>
+          <w:p>
+            <w:r/>
+          </w:p>
+        </w:tc>
+      </w:tr>
+    </w:tbl>
+    <w:p>
+      <w:pPr>
+        <w:pStyle w:val="Heading3"/>
+      </w:pPr>
+      <w:r>
+        <w:t>The step I completed without help, and the hint I needed</w:t>
+      </w:r>
+    </w:p>
+    <w:p>
+      <w:r>
+        <w:t>________________________________________________________________</w:t>
+      </w:r>
+    </w:p>
+    <w:p>
+      <w:r>
+        <w:t>________________________________________________________________</w:t>
+      </w:r>
+    </w:p>
+    <w:p>
+      <w:r>
+        <w:t>________________________________________________________________</w:t>
+      </w:r>
+    </w:p>
+    <w:p>
+      <w:pPr>
+        <w:pStyle w:val="Heading1"/>
+      </w:pPr>
+      <w:r>
+        <w:t>03. Extra practice · Individual reasoning check</w:t>
+      </w:r>
+    </w:p>
+    <w:p>
+      <w:r>
+        <w:t>Keep this task’s inputs,rule and response together.</w:t>
+      </w:r>
+    </w:p>
+    <w:p>
+      <w:pPr>
+        <w:pStyle w:val="Heading2"/>
+      </w:pPr>
+      <w:r>
+        <w:t>Complete task and evidence</w:t>
+      </w:r>
+    </w:p>
+    <w:p>
+      <w:pPr>
+        <w:pStyle w:val="ListBullet"/>
+      </w:pPr>
+      <w:r>
+        <w:t>Use the worked case for Statistical tests and assumptions. Proposed explanation: “The worked result establishes every future case”. Decide whether this explanation is supported. Point to the step or supplied fact that decides; explain your repair if needed.</w:t>
+      </w:r>
+    </w:p>
+    <w:p>
+      <w:pPr>
+        <w:pStyle w:val="Heading3"/>
+      </w:pPr>
+      <w:r>
+        <w:t>My explanation before partner discussion</w:t>
+      </w:r>
+    </w:p>
+    <w:p>
+      <w:r>
+        <w:t>________________________________________________________________</w:t>
+      </w:r>
+    </w:p>
+    <w:p>
+      <w:r>
+        <w:t>________________________________________________________________</w:t>
+      </w:r>
+    </w:p>
+    <w:p>
+      <w:r>
+        <w:t>________________________________________________________________</w:t>
+      </w:r>
+    </w:p>
+    <w:p>
+      <w:r>
+        <w:t>________________________________________________________________</w:t>
+      </w:r>
+    </w:p>
+    <w:p>
+      <w:pPr>
+        <w:pStyle w:val="Heading1"/>
+      </w:pPr>
+      <w:r>
+        <w:t>08. Reference · Earlier W4 response copy</w:t>
+      </w:r>
+    </w:p>
+    <w:p>
+      <w:r>
+        <w:t>Keep this task’s inputs,rule and response together.</w:t>
+      </w:r>
+    </w:p>
+    <w:p>
+      <w:pPr>
+        <w:pStyle w:val="Heading2"/>
+      </w:pPr>
+      <w:r>
+        <w:t>Complete task and evidence</w:t>
+      </w:r>
+    </w:p>
+    <w:p>
+      <w:pPr>
+        <w:pStyle w:val="ListBullet"/>
+      </w:pPr>
+      <w:r>
+        <w:t>Three independent paired differences are 2, 2, 2. Assume a symmetric zero-effect null under which each sign flips independently with equal probability. Enumerate all eight assignments. The statistic is absolute mean; include ties as equally extreme. Compute the two-sided exact p-value and interpret at alpha 0.05.</w:t>
+      </w:r>
+    </w:p>
+    <w:p>
+      <w:pPr>
+        <w:pStyle w:val="Heading3"/>
+      </w:pPr>
+      <w:r>
+        <w:t>My reasoning and evidence</w:t>
+      </w:r>
+    </w:p>
+    <w:p>
+      <w:r>
+        <w:t>________________________________________________________________</w:t>
+      </w:r>
+    </w:p>
+    <w:p>
+      <w:r>
+        <w:t>________________________________________________________________</w:t>
+      </w:r>
+    </w:p>
+    <w:p>
+      <w:r>
+        <w:t>________________________________________________________________</w:t>
+      </w:r>
+    </w:p>
+    <w:p>
+      <w:r>
+        <w:t>________________________________________________________________</w:t>
+      </w:r>
+    </w:p>
+    <w:p>
+      <w:r>
+        <w:t>________________________________________________________________</w:t>
+      </w:r>
+    </w:p>
+    <w:p>
+      <w:r>
+        <w:t>________________________________________________________________</w:t>
+      </w:r>
+    </w:p>
+    <w:p>
+      <w:r>
+        <w:t>________________________________________________________________</w:t>
+      </w:r>
+    </w:p>
+    <w:p>
+      <w:r>
+        <w:t>________________________________________________________________</w:t>
+      </w:r>
+    </w:p>
+    <w:p>
+      <w:pPr>
+        <w:pStyle w:val="Heading1"/>
+      </w:pPr>
+      <w:r>
+        <w:t>12. Extra practice · Pictured case</w:t>
+      </w:r>
+    </w:p>
+    <w:p>
+      <w:r>
+        <w:t>Keep this task’s inputs,rule and response together.</w:t>
+      </w:r>
+    </w:p>
+    <w:p>
+      <w:pPr>
+        <w:pStyle w:val="Heading2"/>
+      </w:pPr>
+      <w:r>
+        <w:t>Complete task and evidence</w:t>
+      </w:r>
+    </w:p>
+    <w:p>
+      <w:r>
+        <w:drawing>
+          <wp:inline xmlns:a="http://schemas.openxmlformats.org/drawingml/2006/main" xmlns:pic="http://schemas.openxmlformats.org/drawingml/2006/picture">
+            <wp:extent cx="5000625" cy="3200400"/>
+            <wp:docPr id="1" name="Picture 1" descr="Under the supplied paired sign-symmetry null with magnitudes one, two, one, eight equiprobable assignments give signed sums minus4, minus2, zero, plus2, plus4 with counts one, two, two, two, one. Observed sum is minus4. Both minus4 and plus4 are at least as extreme, so exact two-sided p is 2/8=0.25; do not reject at 0.05, without proving zero effect."/>
+            <wp:cNvGraphicFramePr>
+              <a:graphicFrameLocks noChangeAspect="1"/>
+            </wp:cNvGraphicFramePr>
+            <a:graphic>
+              <a:graphicData uri="http://schemas.openxmlformats.org/drawingml/2006/picture">
+                <pic:pic>
+                  <pic:nvPicPr>
+                    <pic:cNvPr id="0" name="ai-7-14-exact-signflip-null.png"/>
+                    <pic:cNvPicPr/>
+                  </pic:nvPicPr>
+                  <pic:blipFill>
+                    <a:blip r:embed="rId9"/>
+                    <a:stretch>
+                      <a:fillRect/>
+                    </a:stretch>
+                  </pic:blipFill>
+                  <pic:spPr>
+                    <a:xfrm>
+                      <a:off x="0" y="0"/>
+                      <a:ext cx="5000625" cy="3200400"/>
+                    </a:xfrm>
+                    <a:prstGeom prst="rect"/>
+                  </pic:spPr>
+                </pic:pic>
+              </a:graphicData>
+            </a:graphic>
+          </wp:inline>
+        </w:drawing>
+      </w:r>
+    </w:p>
+    <w:p>
+      <w:pPr>
+        <w:pStyle w:val="ListBullet"/>
+      </w:pPr>
+      <w:r>
         <w:t>A small exact paired sign-flip test. Compare three independent task pairs under a null that permits each difference’s sign to flip independently with equal probability.</w:t>
       </w:r>
     </w:p>
     <w:p>
       <w:pPr>
-        <w:spacing w:line="336" w:lineRule="auto" w:after="180"/>
-      </w:pPr>
-      <w:r>
-        <w:rPr>
-          <w:b w:val="0"/>
-        </w:rPr>
+        <w:pStyle w:val="ListBullet"/>
+      </w:pPr>
+      <w:r>
         <w:t>A times [5,8,4] seconds; B [4,6,3]. Differences B−A are [-1,-2,-1]. Use a two-sided statistic: absolute sum of differences. Assume the stated sign-symmetry null is appropriate.</w:t>
       </w:r>
     </w:p>
@@ -1179,7 +1614,7 @@
         <w:drawing>
           <wp:inline xmlns:a="http://schemas.openxmlformats.org/drawingml/2006/main" xmlns:pic="http://schemas.openxmlformats.org/drawingml/2006/picture">
             <wp:extent cx="5486400" cy="3657600"/>
-            <wp:docPr id="1" name="Picture 1" descr="Three independent paired task times"/>
+            <wp:docPr id="2" name="Picture 2" descr="Three independent paired task times"/>
             <wp:cNvGraphicFramePr>
               <a:graphicFrameLocks noChangeAspect="1"/>
             </wp:cNvGraphicFramePr>
@@ -1191,7 +1626,7 @@
                     <pic:cNvPicPr/>
                   </pic:nvPicPr>
                   <pic:blipFill>
-                    <a:blip r:embed="rId9"/>
+                    <a:blip r:embed="rId10"/>
                     <a:stretch>
                       <a:fillRect/>
                     </a:stretch>
@@ -1215,7 +1650,7 @@
         <w:drawing>
           <wp:inline xmlns:a="http://schemas.openxmlformats.org/drawingml/2006/main" xmlns:pic="http://schemas.openxmlformats.org/drawingml/2006/picture">
             <wp:extent cx="5486400" cy="5261429"/>
-            <wp:docPr id="2" name="Picture 2" descr="Statistical tests and assumptions. Preserve paired differences: Differences are -1,-2,-1; their sum is -4 and mean is -4/3 seconds.. Enumerate null sign flips: Eight equally likely flips give sums -4,-2,0,2,4 with counts 1,2,2,2,1.. Count equally extreme sums: Only -4 and 4 have absolute sum at least 4: exact two-sided p=2/8=0.25."/>
+            <wp:docPr id="3" name="Picture 3" descr="Statistical tests and assumptions. Preserve paired differences: Differences are -1,-2,-1; their sum is -4 and mean is -4/3 seconds.. Enumerate null sign flips: Eight equally likely flips give sums -4,-2,0,2,4 with counts 1,2,2,2,1.. Count equally extreme sums: Only -4 and 4 have absolute sum at least 4: exact two-sided p=2/8=0.25."/>
             <wp:cNvGraphicFramePr>
               <a:graphicFrameLocks noChangeAspect="1"/>
             </wp:cNvGraphicFramePr>
@@ -1227,7 +1662,7 @@
                     <pic:cNvPicPr/>
                   </pic:nvPicPr>
                   <pic:blipFill>
-                    <a:blip r:embed="rId10"/>
+                    <a:blip r:embed="rId11"/>
                     <a:stretch>
                       <a:fillRect/>
                     </a:stretch>
@@ -1248,12 +1683,9 @@
     </w:p>
     <w:p>
       <w:pPr>
-        <w:spacing w:line="336" w:lineRule="auto" w:after="180"/>
-      </w:pPr>
-      <w:r>
-        <w:rPr>
-          <w:b w:val="0"/>
-        </w:rPr>
+        <w:pStyle w:val="ListBullet"/>
+      </w:pPr>
+      <w:r>
         <w:t>Calculate each paired difference and the observed sum. Count null arrangements with absolute sum at least four, compute p, and explain the decision at threshold 0.05.</w:t>
       </w:r>
     </w:p>
@@ -1297,44 +1729,17 @@
     </w:p>
     <w:p>
       <w:pPr>
-        <w:pStyle w:val="Heading3"/>
-      </w:pPr>
-      <w:r>
-        <w:t>Record the help used</w:t>
-      </w:r>
-    </w:p>
-    <w:p>
-      <w:pPr>
-        <w:spacing w:line="336" w:lineRule="auto" w:after="180"/>
-        <w:shd w:fill="F1F6F8"/>
-      </w:pPr>
-      <w:r>
-        <w:rPr>
-          <w:b w:val="0"/>
-        </w:rPr>
-        <w:t xml:space="preserve">Support used: alone / hint / worked example. This record is practice </w:t>
-      </w:r>
-      <w:r>
-        <w:rPr>
-          <w:b/>
-        </w:rPr>
-        <w:t>evidence</w:t>
-      </w:r>
-      <w:r>
-        <w:rPr>
-          <w:b w:val="0"/>
-        </w:rPr>
-        <w:t>.</w:t>
-      </w:r>
-    </w:p>
-    <w:p>
-      <w:pPr>
-        <w:spacing w:line="336" w:lineRule="auto" w:after="180"/>
-      </w:pPr>
-      <w:r>
-        <w:rPr>
-          <w:b w:val="0"/>
-        </w:rPr>
+        <w:pStyle w:val="ListBullet"/>
+      </w:pPr>
+      <w:r>
+        <w:t>Support used: alone / hint / worked example. This record is practice evidence.</w:t>
+      </w:r>
+    </w:p>
+    <w:p>
+      <w:pPr>
+        <w:pStyle w:val="ListBullet"/>
+      </w:pPr>
+      <w:r>
         <w:t>Project connection: For the Reproducible AI Research Study, save paired differences, the null assumptions, all eight sign arrangements and the decision rule.</w:t>
       </w:r>
     </w:p>
@@ -1343,44 +1748,43 @@
         <w:pStyle w:val="Heading1"/>
       </w:pPr>
       <w:r>
-        <w:t>13. Project portfolio milestone</w:t>
-      </w:r>
-    </w:p>
-    <w:p>
-      <w:r>
-        <w:t>Keep this week’s input, deciding step, result and limit together in the Reproducible AI Research Study record.</w:t>
-      </w:r>
-    </w:p>
-    <w:p>
-      <w:pPr>
-        <w:spacing w:line="336" w:lineRule="auto" w:after="180"/>
-      </w:pPr>
-      <w:r>
-        <w:rPr>
-          <w:b w:val="0"/>
-        </w:rPr>
+        <w:t>13. Reference · Project milestone</w:t>
+      </w:r>
+    </w:p>
+    <w:p>
+      <w:r>
+        <w:t>Keep this task’s inputs,rule and response together.</w:t>
+      </w:r>
+    </w:p>
+    <w:p>
+      <w:pPr>
+        <w:pStyle w:val="Heading2"/>
+      </w:pPr>
+      <w:r>
+        <w:t>Complete task and evidence</w:t>
+      </w:r>
+    </w:p>
+    <w:p>
+      <w:pPr>
+        <w:pStyle w:val="ListBullet"/>
+      </w:pPr>
+      <w:r>
         <w:t>Project: Reproducible AI Research Study</w:t>
       </w:r>
     </w:p>
     <w:p>
       <w:pPr>
-        <w:spacing w:line="336" w:lineRule="auto" w:after="180"/>
-      </w:pPr>
-      <w:r>
-        <w:rPr>
-          <w:b w:val="0"/>
-        </w:rPr>
+        <w:pStyle w:val="ListBullet"/>
+      </w:pPr>
+      <w:r>
         <w:t>Current milestone: Test changed cases. Keep normal, boundary and failure cases; compare expected and observed results.</w:t>
       </w:r>
     </w:p>
     <w:p>
       <w:pPr>
-        <w:spacing w:line="336" w:lineRule="auto" w:after="180"/>
-      </w:pPr>
-      <w:r>
-        <w:rPr>
-          <w:b w:val="0"/>
-        </w:rPr>
+        <w:pStyle w:val="ListBullet"/>
+      </w:pPr>
+      <w:r>
         <w:t>For the Reproducible AI Research Study, save paired differences, the null assumptions, all eight sign arrangements and the decision rule.</w:t>
       </w:r>
     </w:p>
@@ -1538,12 +1942,524 @@
         <w:pStyle w:val="Heading1"/>
       </w:pPr>
       <w:r>
-        <w:t>14. Supported practice and learning evidence</w:t>
-      </w:r>
-    </w:p>
-    <w:p>
-      <w:r>
-        <w:t>Try the supported questions before comparing with hints and feedback. Record what you repaired and the evidence you retained.</w:t>
+        <w:t>14. Extra practice · Predict,check and repair</w:t>
+      </w:r>
+    </w:p>
+    <w:p>
+      <w:r>
+        <w:t>Keep supported feedback separate from the independent case.</w:t>
+      </w:r>
+    </w:p>
+    <w:p>
+      <w:pPr>
+        <w:pStyle w:val="Heading2"/>
+      </w:pPr>
+      <w:r>
+        <w:t>First supported question and optional hint</w:t>
+      </w:r>
+    </w:p>
+    <w:p>
+      <w:pPr>
+        <w:pStyle w:val="ListBullet"/>
+      </w:pPr>
+      <w:r>
+        <w:t>A small exact paired sign-flip test. Compare three independent task pairs under a null that permits each difference’s sign to flip independently with equal probability.</w:t>
+      </w:r>
+    </w:p>
+    <w:p>
+      <w:pPr>
+        <w:pStyle w:val="Heading3"/>
+      </w:pPr>
+      <w:r>
+        <w:t>Practice 1: explain the deciding evidence</w:t>
+      </w:r>
+    </w:p>
+    <w:p>
+      <w:pPr>
+        <w:pStyle w:val="ListBullet"/>
+      </w:pPr>
+      <w:r>
+        <w:t>Which labelled step matches this detail? Only -4 and 4 have absolute sum at least 4: exact two-sided p=2/8=0.25.</w:t>
+      </w:r>
+    </w:p>
+    <w:p>
+      <w:pPr>
+        <w:pStyle w:val="ListBullet"/>
+      </w:pPr>
+      <w:r>
+        <w:t>1. Enumerate null sign flips</w:t>
+      </w:r>
+    </w:p>
+    <w:p>
+      <w:pPr>
+        <w:pStyle w:val="ListBullet"/>
+      </w:pPr>
+      <w:r>
+        <w:t>2. Count equally extreme sums</w:t>
+      </w:r>
+    </w:p>
+    <w:p>
+      <w:pPr>
+        <w:pStyle w:val="ListBullet"/>
+      </w:pPr>
+      <w:r>
+        <w:t>3. Preserve paired differences</w:t>
+      </w:r>
+    </w:p>
+    <w:p>
+      <w:pPr>
+        <w:pStyle w:val="Heading3"/>
+      </w:pPr>
+      <w:r>
+        <w:t>My selected conclusion, deciding fact and explanation</w:t>
+      </w:r>
+    </w:p>
+    <w:p>
+      <w:r>
+        <w:t>________________________________________________________________</w:t>
+      </w:r>
+    </w:p>
+    <w:p>
+      <w:r>
+        <w:t>________________________________________________________________</w:t>
+      </w:r>
+    </w:p>
+    <w:p>
+      <w:r>
+        <w:t>________________________________________________________________</w:t>
+      </w:r>
+    </w:p>
+    <w:p>
+      <w:r>
+        <w:t>________________________________________________________________</w:t>
+      </w:r>
+    </w:p>
+    <w:p>
+      <w:r>
+        <w:t>________________________________________________________________</w:t>
+      </w:r>
+    </w:p>
+    <w:p>
+      <w:pPr>
+        <w:pStyle w:val="ListBullet"/>
+      </w:pPr>
+      <w:r>
+        <w:t>Hint if needed: Read the steps in the pictorial case. Match the supplied detail to the stage that performs or records it.</w:t>
+      </w:r>
+    </w:p>
+    <w:p>
+      <w:pPr>
+        <w:pStyle w:val="Heading2"/>
+      </w:pPr>
+      <w:r>
+        <w:t>Check after the first attempt · reference / check after trying</w:t>
+      </w:r>
+    </w:p>
+    <w:p>
+      <w:pPr>
+        <w:spacing w:line="336" w:lineRule="auto" w:after="180"/>
+      </w:pPr>
+      <w:r>
+        <w:rPr>
+          <w:b w:val="0"/>
+        </w:rPr>
+        <w:t>After your attempt, compare with the supported explanation: Count equally extreme sums Only -4 and 4 have absolute sum at least 4: exact two-sided p=2/8=0.25.</w:t>
+      </w:r>
+    </w:p>
+    <w:p>
+      <w:pPr>
+        <w:spacing w:line="336" w:lineRule="auto" w:after="180"/>
+      </w:pPr>
+      <w:r>
+        <w:rPr>
+          <w:b w:val="0"/>
+        </w:rPr>
+        <w:t xml:space="preserve">A test compares an observed statistic with outcomes under a specified </w:t>
+      </w:r>
+      <w:r>
+        <w:rPr>
+          <w:b/>
+        </w:rPr>
+        <w:t>null model</w:t>
+      </w:r>
+      <w:r>
+        <w:rPr>
+          <w:b w:val="0"/>
+        </w:rPr>
+        <w:t>. Here the sign-flip assumptions make eight arrangements equally likely.</w:t>
+      </w:r>
+    </w:p>
+    <w:p>
+      <w:pPr>
+        <w:spacing w:line="336" w:lineRule="auto" w:after="180"/>
+      </w:pPr>
+      <w:r>
+        <w:rPr>
+          <w:b w:val="0"/>
+        </w:rPr>
+        <w:t>At a predeclared 0.05 threshold, p=0.25 does not reject the null; it does not prove no difference.</w:t>
+      </w:r>
+    </w:p>
+    <w:p>
+      <w:pPr>
+        <w:pStyle w:val="Heading2"/>
+      </w:pPr>
+      <w:r>
+        <w:t>Changed-case question and optional hint</w:t>
+      </w:r>
+    </w:p>
+    <w:p>
+      <w:pPr>
+        <w:pStyle w:val="Heading3"/>
+      </w:pPr>
+      <w:r>
+        <w:t>Practice 2: explain the deciding evidence</w:t>
+      </w:r>
+    </w:p>
+    <w:p>
+      <w:pPr>
+        <w:pStyle w:val="ListBullet"/>
+      </w:pPr>
+      <w:r>
+        <w:t>Changed-case practice: Break the task pairing and use unrelated A and B measurements. Which conclusion is supported by the supplied facts?</w:t>
+      </w:r>
+    </w:p>
+    <w:p>
+      <w:pPr>
+        <w:pStyle w:val="ListBullet"/>
+      </w:pPr>
+      <w:r>
+        <w:t>1. We can decide the result without examining the changed input or the procedure.</w:t>
+      </w:r>
+    </w:p>
+    <w:p>
+      <w:pPr>
+        <w:pStyle w:val="ListBullet"/>
+      </w:pPr>
+      <w:r>
+        <w:t>2. This paired sign-flip calculation is no longer justified by the stated design.</w:t>
+      </w:r>
+    </w:p>
+    <w:p>
+      <w:pPr>
+        <w:pStyle w:val="ListBullet"/>
+      </w:pPr>
+      <w:r>
+        <w:t>3. This one example guarantees correct results for every future input.</w:t>
+      </w:r>
+    </w:p>
+    <w:p>
+      <w:pPr>
+        <w:pStyle w:val="Heading3"/>
+      </w:pPr>
+      <w:r>
+        <w:t>My selected conclusion, deciding fact and explanation</w:t>
+      </w:r>
+    </w:p>
+    <w:p>
+      <w:r>
+        <w:t>________________________________________________________________</w:t>
+      </w:r>
+    </w:p>
+    <w:p>
+      <w:r>
+        <w:t>________________________________________________________________</w:t>
+      </w:r>
+    </w:p>
+    <w:p>
+      <w:r>
+        <w:t>________________________________________________________________</w:t>
+      </w:r>
+    </w:p>
+    <w:p>
+      <w:r>
+        <w:t>________________________________________________________________</w:t>
+      </w:r>
+    </w:p>
+    <w:p>
+      <w:r>
+        <w:t>________________________________________________________________</w:t>
+      </w:r>
+    </w:p>
+    <w:p>
+      <w:pPr>
+        <w:pStyle w:val="ListBullet"/>
+      </w:pPr>
+      <w:r>
+        <w:t>Hint if needed: Use the changed condition and the deciding step in the pictorial trace. The answer must say what follows from those facts.</w:t>
+      </w:r>
+    </w:p>
+    <w:p>
+      <w:pPr>
+        <w:pStyle w:val="Heading2"/>
+      </w:pPr>
+      <w:r>
+        <w:t>Check after the changed attempt · reference / check after trying</w:t>
+      </w:r>
+    </w:p>
+    <w:p>
+      <w:pPr>
+        <w:spacing w:line="336" w:lineRule="auto" w:after="180"/>
+      </w:pPr>
+      <w:r>
+        <w:rPr>
+          <w:b w:val="0"/>
+        </w:rPr>
+        <w:t>After your attempt, compare with the supported explanation: This paired sign-flip calculation is no longer justified by the stated design.</w:t>
+      </w:r>
+    </w:p>
+    <w:p>
+      <w:pPr>
+        <w:spacing w:line="336" w:lineRule="auto" w:after="180"/>
+      </w:pPr>
+      <w:r>
+        <w:rPr>
+          <w:b w:val="0"/>
+        </w:rPr>
+        <w:t>Its differences must come from the same task, with the declared independent sign-symmetry assumptions.</w:t>
+      </w:r>
+    </w:p>
+    <w:p>
+      <w:pPr>
+        <w:pStyle w:val="Heading2"/>
+      </w:pPr>
+      <w:r>
+        <w:t>Repair and retain the record</w:t>
+      </w:r>
+    </w:p>
+    <w:p>
+      <w:pPr>
+        <w:spacing w:line="336" w:lineRule="auto" w:after="180"/>
+      </w:pPr>
+      <w:r>
+        <w:rPr>
+          <w:b w:val="0"/>
+        </w:rPr>
+        <w:t xml:space="preserve">Review Effect size and practical importance (ai-7/13). Goal: Explain the </w:t>
+      </w:r>
+      <w:r>
+        <w:rPr>
+          <w:b/>
+        </w:rPr>
+        <w:t>mechanism</w:t>
+      </w:r>
+      <w:r>
+        <w:rPr>
+          <w:b w:val="0"/>
+        </w:rPr>
+        <w:t xml:space="preserve"> and terminology of effect size and practical importance. Short practice: Calculate the absolute error-rate reduction from 20/1000 to 15/1000.</w:t>
+      </w:r>
+    </w:p>
+    <w:p>
+      <w:pPr>
+        <w:spacing w:line="336" w:lineRule="auto" w:after="180"/>
+      </w:pPr>
+      <w:r>
+        <w:rPr>
+          <w:b w:val="0"/>
+        </w:rPr>
+        <w:t>Does it meet the ten-fewer-errors threshold, and what changes when B has eight errors?. Return to this week and explain what you changed.</w:t>
+      </w:r>
+    </w:p>
+    <w:p>
+      <w:pPr>
+        <w:spacing w:line="336" w:lineRule="auto" w:after="180"/>
+      </w:pPr>
+      <w:r>
+        <w:rPr>
+          <w:b w:val="0"/>
+        </w:rPr>
+        <w:t xml:space="preserve">Review Sampling variability (ai-7/11). Goal: Explain the </w:t>
+      </w:r>
+      <w:r>
+        <w:rPr>
+          <w:b/>
+        </w:rPr>
+        <w:t>mechanism</w:t>
+      </w:r>
+      <w:r>
+        <w:rPr>
+          <w:b w:val="0"/>
+        </w:rPr>
+        <w:t xml:space="preserve"> and terminology of sampling variability. Short practice: Calculate the two four-case rates and their difference.</w:t>
+      </w:r>
+    </w:p>
+    <w:p>
+      <w:pPr>
+        <w:spacing w:line="336" w:lineRule="auto" w:after="180"/>
+      </w:pPr>
+      <w:r>
+        <w:rPr>
+          <w:b w:val="0"/>
+        </w:rPr>
+        <w:t>Explain how changed included cases can affect a fixed model, and why identical deterministic records should not differ on a rerun.. Return to this week and explain what you changed.</w:t>
+      </w:r>
+    </w:p>
+    <w:p>
+      <w:pPr>
+        <w:spacing w:line="336" w:lineRule="auto" w:after="180"/>
+      </w:pPr>
+      <w:r>
+        <w:rPr>
+          <w:b w:val="0"/>
+        </w:rPr>
+        <w:t xml:space="preserve">Review Baselines and fair comparisons (ai-7/8). Goal: Explain the </w:t>
+      </w:r>
+      <w:r>
+        <w:rPr>
+          <w:b/>
+        </w:rPr>
+        <w:t>mechanism</w:t>
+      </w:r>
+      <w:r>
+        <w:rPr>
+          <w:b w:val="0"/>
+        </w:rPr>
+        <w:t xml:space="preserve"> and terminology of baselines and fair comparisons. Short practice: Calculate 6/8 and 7/8 correctness and name the one-case gain.</w:t>
+      </w:r>
+    </w:p>
+    <w:p>
+      <w:pPr>
+        <w:spacing w:line="336" w:lineRule="auto" w:after="180"/>
+      </w:pPr>
+      <w:r>
+        <w:rPr>
+          <w:b w:val="0"/>
+        </w:rPr>
+        <w:t>Why is giving B the answer key incompatible with an unseen comparison to the simple baseline?. Return to this week and explain what you changed.</w:t>
+      </w:r>
+    </w:p>
+    <w:p>
+      <w:pPr>
+        <w:spacing w:line="336" w:lineRule="auto" w:after="180"/>
+      </w:pPr>
+      <w:r>
+        <w:rPr>
+          <w:b w:val="0"/>
+        </w:rPr>
+        <w:t xml:space="preserve">The browser lab lets you edit the supported Python examples already included in this lesson. Predict first, run, inspect the actual </w:t>
+      </w:r>
+      <w:r>
+        <w:rPr>
+          <w:b/>
+        </w:rPr>
+        <w:t>output</w:t>
+      </w:r>
+      <w:r>
+        <w:rPr>
+          <w:b w:val="0"/>
+        </w:rPr>
+        <w:t xml:space="preserve"> or error, change one </w:t>
+      </w:r>
+      <w:r>
+        <w:rPr>
+          <w:b/>
+        </w:rPr>
+        <w:t>input</w:t>
+      </w:r>
+      <w:r>
+        <w:rPr>
+          <w:b w:val="0"/>
+        </w:rPr>
+        <w:t>, then run again.</w:t>
+      </w:r>
+    </w:p>
+    <w:p>
+      <w:pPr>
+        <w:spacing w:line="336" w:lineRule="auto" w:after="180"/>
+      </w:pPr>
+      <w:r>
+        <w:rPr>
+          <w:b w:val="0"/>
+        </w:rPr>
+        <w:t xml:space="preserve">Keep code, </w:t>
+      </w:r>
+      <w:r>
+        <w:rPr>
+          <w:b/>
+        </w:rPr>
+        <w:t>prediction</w:t>
+      </w:r>
+      <w:r>
+        <w:rPr>
+          <w:b w:val="0"/>
+        </w:rPr>
+        <w:t>s, actual results and a reasoned revision together. On paper, label your result as a trace rather than an execution.</w:t>
+      </w:r>
+    </w:p>
+    <w:p>
+      <w:pPr>
+        <w:spacing w:line="336" w:lineRule="auto" w:after="180"/>
+      </w:pPr>
+      <w:r>
+        <w:rPr>
+          <w:b w:val="0"/>
+        </w:rPr>
+        <w:t xml:space="preserve">Use Download completed work in the hosted lesson to export your answers, reflections, practice feedback and code-run </w:t>
+      </w:r>
+      <w:r>
+        <w:rPr>
+          <w:b/>
+        </w:rPr>
+        <w:t>evidence</w:t>
+      </w:r>
+      <w:r>
+        <w:rPr>
+          <w:b w:val="0"/>
+        </w:rPr>
+        <w:t>. Open the HTML copy to read or print it.</w:t>
+      </w:r>
+    </w:p>
+    <w:p>
+      <w:pPr>
+        <w:spacing w:line="336" w:lineRule="auto" w:after="180"/>
+      </w:pPr>
+      <w:r>
+        <w:rPr>
+          <w:b w:val="0"/>
+        </w:rPr>
+        <w:t>Drafts stay in this browser when storage is available; clear drafts on a shared device.</w:t>
+      </w:r>
+    </w:p>
+    <w:p>
+      <w:pPr>
+        <w:pStyle w:val="Heading3"/>
+      </w:pPr>
+      <w:r>
+        <w:t>What I repaired, the evidence I kept and the next test</w:t>
+      </w:r>
+    </w:p>
+    <w:p>
+      <w:r>
+        <w:t>________________________________________________________________</w:t>
+      </w:r>
+    </w:p>
+    <w:p>
+      <w:r>
+        <w:t>________________________________________________________________</w:t>
+      </w:r>
+    </w:p>
+    <w:p>
+      <w:r>
+        <w:t>________________________________________________________________</w:t>
+      </w:r>
+    </w:p>
+    <w:p>
+      <w:r>
+        <w:t>________________________________________________________________</w:t>
+      </w:r>
+    </w:p>
+    <w:p>
+      <w:r>
+        <w:t>________________________________________________________________</w:t>
+      </w:r>
+    </w:p>
+    <w:p>
+      <w:pPr>
+        <w:pStyle w:val="Heading2"/>
+      </w:pPr>
+      <w:r>
+        <w:t>Earlier wording, alternatives and picture transcripts · reference / check after trying</w:t>
       </w:r>
     </w:p>
     <w:p>
@@ -1559,68 +2475,10 @@
     </w:p>
     <w:p>
       <w:pPr>
-        <w:spacing w:line="336" w:lineRule="auto" w:after="180"/>
-      </w:pPr>
-      <w:r>
-        <w:rPr>
-          <w:b w:val="0"/>
-        </w:rPr>
-        <w:t>A small exact paired sign-flip test. Compare three independent task pairs under a null that permits each difference’s sign to flip independently with equal probability.</w:t>
-      </w:r>
-    </w:p>
-    <w:p>
-      <w:pPr>
         <w:pStyle w:val="Heading3"/>
       </w:pPr>
       <w:r>
-        <w:t>Practice 1: explain the deciding evidence</w:t>
-      </w:r>
-    </w:p>
-    <w:p>
-      <w:pPr>
-        <w:spacing w:line="336" w:lineRule="auto" w:after="180"/>
-      </w:pPr>
-      <w:r>
-        <w:rPr>
-          <w:b w:val="0"/>
-        </w:rPr>
-        <w:t>Which labelled step matches this detail? Only -4 and 4 have absolute sum at least 4: exact two-sided p=2/8=0.25.</w:t>
-      </w:r>
-    </w:p>
-    <w:p>
-      <w:pPr>
-        <w:spacing w:line="336" w:lineRule="auto" w:after="180"/>
-        <w:shd w:fill="F4F9FC"/>
-      </w:pPr>
-      <w:r>
-        <w:rPr>
-          <w:b w:val="0"/>
-        </w:rPr>
-        <w:t>1. Enumerate null sign flips</w:t>
-      </w:r>
-    </w:p>
-    <w:p>
-      <w:pPr>
-        <w:spacing w:line="336" w:lineRule="auto" w:after="180"/>
-        <w:shd w:fill="F4F9FC"/>
-      </w:pPr>
-      <w:r>
-        <w:rPr>
-          <w:b w:val="0"/>
-        </w:rPr>
-        <w:t>2. Count equally extreme sums</w:t>
-      </w:r>
-    </w:p>
-    <w:p>
-      <w:pPr>
-        <w:spacing w:line="336" w:lineRule="auto" w:after="180"/>
-        <w:shd w:fill="F4F9FC"/>
-      </w:pPr>
-      <w:r>
-        <w:rPr>
-          <w:b w:val="0"/>
-        </w:rPr>
-        <w:t>3. Preserve paired differences</w:t>
+        <w:t>Repair a missing building block</w:t>
       </w:r>
     </w:p>
     <w:p>
@@ -1628,32 +2486,7 @@
         <w:pStyle w:val="Heading3"/>
       </w:pPr>
       <w:r>
-        <w:t>My selected conclusion, deciding fact and explanation</w:t>
-      </w:r>
-    </w:p>
-    <w:p>
-      <w:r>
-        <w:t>________________________________________________________________</w:t>
-      </w:r>
-    </w:p>
-    <w:p>
-      <w:r>
-        <w:t>________________________________________________________________</w:t>
-      </w:r>
-    </w:p>
-    <w:p>
-      <w:r>
-        <w:t>________________________________________________________________</w:t>
-      </w:r>
-    </w:p>
-    <w:p>
-      <w:r>
-        <w:t>________________________________________________________________</w:t>
-      </w:r>
-    </w:p>
-    <w:p>
-      <w:r>
-        <w:t>________________________________________________________________</w:t>
+        <w:t>Predict, run and debug</w:t>
       </w:r>
     </w:p>
     <w:p>
@@ -1661,517 +2494,25 @@
         <w:pStyle w:val="Heading3"/>
       </w:pPr>
       <w:r>
-        <w:t>Hint · try first</w:t>
-      </w:r>
-    </w:p>
-    <w:p>
-      <w:pPr>
-        <w:spacing w:line="336" w:lineRule="auto" w:after="180"/>
-        <w:shd w:fill="F1F6F8"/>
-      </w:pPr>
-      <w:r>
-        <w:rPr>
-          <w:b w:val="0"/>
-        </w:rPr>
-        <w:t>Hint if needed: Read the steps in the pictorial case. Match the supplied detail to the stage that performs or records it.</w:t>
-      </w:r>
-    </w:p>
-    <w:p>
-      <w:pPr>
-        <w:pStyle w:val="Heading3"/>
-      </w:pPr>
-      <w:r>
-        <w:t>Feedback · compare after trying</w:t>
-      </w:r>
-    </w:p>
-    <w:p>
-      <w:pPr>
-        <w:spacing w:line="336" w:lineRule="auto" w:after="180"/>
-        <w:shd w:fill="F1F6FC"/>
-      </w:pPr>
-      <w:r>
-        <w:rPr>
-          <w:b w:val="0"/>
-        </w:rPr>
-        <w:t>After your attempt, compare with the supported explanation: Count equally extreme sums Only -4 and 4 have absolute sum at least 4: exact two-sided p=2/8=0.25.</w:t>
-      </w:r>
-    </w:p>
-    <w:p>
-      <w:pPr>
-        <w:spacing w:line="336" w:lineRule="auto" w:after="180"/>
-        <w:shd w:fill="F1F6FC"/>
-      </w:pPr>
-      <w:r>
-        <w:rPr>
-          <w:b w:val="0"/>
-        </w:rPr>
-        <w:t xml:space="preserve">A test compares an observed statistic with outcomes under a specified </w:t>
-      </w:r>
-      <w:r>
-        <w:rPr>
-          <w:b/>
-        </w:rPr>
-        <w:t>null model</w:t>
-      </w:r>
-      <w:r>
-        <w:rPr>
-          <w:b w:val="0"/>
-        </w:rPr>
-        <w:t>. Here the sign-flip assumptions make eight arrangements equally likely.</w:t>
-      </w:r>
-    </w:p>
-    <w:p>
-      <w:pPr>
-        <w:spacing w:line="336" w:lineRule="auto" w:after="180"/>
-        <w:shd w:fill="F1F6FC"/>
-      </w:pPr>
-      <w:r>
-        <w:rPr>
-          <w:b w:val="0"/>
-        </w:rPr>
-        <w:t>At a predeclared 0.05 threshold, p=0.25 does not reject the null; it does not prove no difference.</w:t>
-      </w:r>
-    </w:p>
-    <w:p>
-      <w:pPr>
-        <w:pStyle w:val="Heading3"/>
-      </w:pPr>
-      <w:r>
-        <w:t>Practice 2: explain the deciding evidence</w:t>
-      </w:r>
-    </w:p>
-    <w:p>
-      <w:pPr>
-        <w:pStyle w:val="Heading3"/>
-      </w:pPr>
-      <w:r>
-        <w:t>Changed case · predict first</w:t>
-      </w:r>
-    </w:p>
-    <w:p>
-      <w:pPr>
-        <w:spacing w:line="336" w:lineRule="auto" w:after="180"/>
-        <w:shd w:fill="F5F1FB"/>
-      </w:pPr>
-      <w:r>
-        <w:rPr>
-          <w:b w:val="0"/>
-        </w:rPr>
-        <w:t>Changed-case practice: Break the task pairing and use unrelated A and B measurements. Which conclusion is supported by the supplied facts?</w:t>
-      </w:r>
-    </w:p>
-    <w:p>
-      <w:pPr>
-        <w:spacing w:line="336" w:lineRule="auto" w:after="180"/>
-        <w:shd w:fill="F4F9FC"/>
-      </w:pPr>
-      <w:r>
-        <w:rPr>
-          <w:b w:val="0"/>
-        </w:rPr>
-        <w:t xml:space="preserve">1. We can decide the result without examining the changed </w:t>
-      </w:r>
-      <w:r>
-        <w:rPr>
-          <w:b/>
-        </w:rPr>
-        <w:t>input</w:t>
-      </w:r>
-      <w:r>
-        <w:rPr>
-          <w:b w:val="0"/>
-        </w:rPr>
-        <w:t xml:space="preserve"> or the procedure.</w:t>
-      </w:r>
-    </w:p>
-    <w:p>
-      <w:pPr>
-        <w:spacing w:line="336" w:lineRule="auto" w:after="180"/>
-        <w:shd w:fill="F4F9FC"/>
-      </w:pPr>
-      <w:r>
-        <w:rPr>
-          <w:b w:val="0"/>
-        </w:rPr>
-        <w:t>2. This paired sign-flip calculation is no longer justified by the stated design.</w:t>
-      </w:r>
-    </w:p>
-    <w:p>
-      <w:pPr>
-        <w:spacing w:line="336" w:lineRule="auto" w:after="180"/>
-        <w:shd w:fill="F4F9FC"/>
-      </w:pPr>
-      <w:r>
-        <w:rPr>
-          <w:b w:val="0"/>
-        </w:rPr>
-        <w:t xml:space="preserve">3. This one example guarantees correct results for every future </w:t>
-      </w:r>
-      <w:r>
-        <w:rPr>
-          <w:b/>
-        </w:rPr>
-        <w:t>input</w:t>
-      </w:r>
-      <w:r>
-        <w:rPr>
-          <w:b w:val="0"/>
-        </w:rPr>
-        <w:t>.</w:t>
-      </w:r>
-    </w:p>
-    <w:p>
-      <w:pPr>
-        <w:pStyle w:val="Heading3"/>
-      </w:pPr>
-      <w:r>
-        <w:t>My selected conclusion, deciding fact and explanation</w:t>
-      </w:r>
-    </w:p>
-    <w:p>
-      <w:r>
-        <w:t>________________________________________________________________</w:t>
-      </w:r>
-    </w:p>
-    <w:p>
-      <w:r>
-        <w:t>________________________________________________________________</w:t>
-      </w:r>
-    </w:p>
-    <w:p>
-      <w:r>
-        <w:t>________________________________________________________________</w:t>
-      </w:r>
-    </w:p>
-    <w:p>
-      <w:r>
-        <w:t>________________________________________________________________</w:t>
-      </w:r>
-    </w:p>
-    <w:p>
-      <w:r>
-        <w:t>________________________________________________________________</w:t>
-      </w:r>
-    </w:p>
-    <w:p>
-      <w:pPr>
-        <w:pStyle w:val="Heading3"/>
-      </w:pPr>
-      <w:r>
-        <w:t>Hint · try first</w:t>
-      </w:r>
-    </w:p>
-    <w:p>
-      <w:pPr>
-        <w:spacing w:line="336" w:lineRule="auto" w:after="180"/>
-        <w:shd w:fill="F1F6F8"/>
-      </w:pPr>
-      <w:r>
-        <w:rPr>
-          <w:b w:val="0"/>
-        </w:rPr>
-        <w:t>Hint if needed: Use the changed condition and the deciding step in the pictorial trace. The answer must say what follows from those facts.</w:t>
-      </w:r>
-    </w:p>
-    <w:p>
-      <w:pPr>
-        <w:pStyle w:val="Heading3"/>
-      </w:pPr>
-      <w:r>
-        <w:t>Feedback · compare after trying</w:t>
-      </w:r>
-    </w:p>
-    <w:p>
-      <w:pPr>
-        <w:spacing w:line="336" w:lineRule="auto" w:after="180"/>
-        <w:shd w:fill="F1F6FC"/>
-      </w:pPr>
-      <w:r>
-        <w:rPr>
-          <w:b w:val="0"/>
-        </w:rPr>
-        <w:t>After your attempt, compare with the supported explanation: This paired sign-flip calculation is no longer justified by the stated design.</w:t>
-      </w:r>
-    </w:p>
-    <w:p>
-      <w:pPr>
-        <w:spacing w:line="336" w:lineRule="auto" w:after="180"/>
-        <w:shd w:fill="F1F6FC"/>
-      </w:pPr>
-      <w:r>
-        <w:rPr>
-          <w:b w:val="0"/>
-        </w:rPr>
-        <w:t>Its differences must come from the same task, with the declared independent sign-symmetry assumptions.</w:t>
-      </w:r>
-    </w:p>
-    <w:p>
-      <w:pPr>
-        <w:pStyle w:val="Heading3"/>
-      </w:pPr>
-      <w:r>
-        <w:t>Repair a missing building block</w:t>
-      </w:r>
-    </w:p>
-    <w:p>
-      <w:pPr>
-        <w:spacing w:line="336" w:lineRule="auto" w:after="180"/>
-      </w:pPr>
-      <w:r>
-        <w:rPr>
-          <w:b w:val="0"/>
-        </w:rPr>
-        <w:t xml:space="preserve">Review Effect size and practical importance (ai-7/13). Goal: Explain the </w:t>
-      </w:r>
-      <w:r>
-        <w:rPr>
-          <w:b/>
-        </w:rPr>
-        <w:t>mechanism</w:t>
-      </w:r>
-      <w:r>
-        <w:rPr>
-          <w:b w:val="0"/>
-        </w:rPr>
-        <w:t xml:space="preserve"> and terminology of effect size and practical importance. Short practice: Calculate the absolute error-rate reduction from 20/1000 to 15/1000.</w:t>
-      </w:r>
-    </w:p>
-    <w:p>
-      <w:pPr>
-        <w:spacing w:line="336" w:lineRule="auto" w:after="180"/>
-      </w:pPr>
-      <w:r>
-        <w:rPr>
-          <w:b w:val="0"/>
-        </w:rPr>
-        <w:t>Does it meet the ten-fewer-errors threshold, and what changes when B has eight errors?. Return to this week and explain what you changed.</w:t>
-      </w:r>
-    </w:p>
-    <w:p>
-      <w:pPr>
-        <w:spacing w:line="336" w:lineRule="auto" w:after="180"/>
-      </w:pPr>
-      <w:r>
-        <w:rPr>
-          <w:b w:val="0"/>
-        </w:rPr>
-        <w:t xml:space="preserve">Review Sampling variability (ai-7/11). Goal: Explain the </w:t>
-      </w:r>
-      <w:r>
-        <w:rPr>
-          <w:b/>
-        </w:rPr>
-        <w:t>mechanism</w:t>
-      </w:r>
-      <w:r>
-        <w:rPr>
-          <w:b w:val="0"/>
-        </w:rPr>
-        <w:t xml:space="preserve"> and terminology of sampling variability. Short practice: Calculate the two four-case rates and their difference.</w:t>
-      </w:r>
-    </w:p>
-    <w:p>
-      <w:pPr>
-        <w:spacing w:line="336" w:lineRule="auto" w:after="180"/>
-      </w:pPr>
-      <w:r>
-        <w:rPr>
-          <w:b w:val="0"/>
-        </w:rPr>
-        <w:t>Explain how changed included cases can affect a fixed model, and why identical deterministic records should not differ on a rerun.. Return to this week and explain what you changed.</w:t>
-      </w:r>
-    </w:p>
-    <w:p>
-      <w:pPr>
-        <w:spacing w:line="336" w:lineRule="auto" w:after="180"/>
-      </w:pPr>
-      <w:r>
-        <w:rPr>
-          <w:b w:val="0"/>
-        </w:rPr>
-        <w:t xml:space="preserve">Review Baselines and fair comparisons (ai-7/8). Goal: Explain the </w:t>
-      </w:r>
-      <w:r>
-        <w:rPr>
-          <w:b/>
-        </w:rPr>
-        <w:t>mechanism</w:t>
-      </w:r>
-      <w:r>
-        <w:rPr>
-          <w:b w:val="0"/>
-        </w:rPr>
-        <w:t xml:space="preserve"> and terminology of baselines and fair comparisons. Short practice: Calculate 6/8 and 7/8 correctness and name the one-case gain.</w:t>
-      </w:r>
-    </w:p>
-    <w:p>
-      <w:pPr>
-        <w:spacing w:line="336" w:lineRule="auto" w:after="180"/>
-      </w:pPr>
-      <w:r>
-        <w:rPr>
-          <w:b w:val="0"/>
-        </w:rPr>
-        <w:t>Why is giving B the answer key incompatible with an unseen comparison to the simple baseline?. Return to this week and explain what you changed.</w:t>
-      </w:r>
-    </w:p>
-    <w:p>
-      <w:pPr>
-        <w:pStyle w:val="Heading3"/>
-      </w:pPr>
-      <w:r>
-        <w:t>Predict, run and debug</w:t>
-      </w:r>
-    </w:p>
-    <w:p>
-      <w:pPr>
-        <w:spacing w:line="336" w:lineRule="auto" w:after="180"/>
-      </w:pPr>
-      <w:r>
-        <w:rPr>
-          <w:b w:val="0"/>
-        </w:rPr>
-        <w:t xml:space="preserve">The browser lab lets you edit the supported Python examples already included in this lesson. Predict first, run, inspect the actual </w:t>
-      </w:r>
-      <w:r>
-        <w:rPr>
-          <w:b/>
-        </w:rPr>
-        <w:t>output</w:t>
-      </w:r>
-      <w:r>
-        <w:rPr>
-          <w:b w:val="0"/>
-        </w:rPr>
-        <w:t xml:space="preserve"> or error, change one </w:t>
-      </w:r>
-      <w:r>
-        <w:rPr>
-          <w:b/>
-        </w:rPr>
-        <w:t>input</w:t>
-      </w:r>
-      <w:r>
-        <w:rPr>
-          <w:b w:val="0"/>
-        </w:rPr>
-        <w:t>, then run again.</w:t>
-      </w:r>
-    </w:p>
-    <w:p>
-      <w:pPr>
-        <w:spacing w:line="336" w:lineRule="auto" w:after="180"/>
-      </w:pPr>
-      <w:r>
-        <w:rPr>
-          <w:b w:val="0"/>
-        </w:rPr>
-        <w:t xml:space="preserve">Keep code, </w:t>
-      </w:r>
-      <w:r>
-        <w:rPr>
-          <w:b/>
-        </w:rPr>
-        <w:t>prediction</w:t>
-      </w:r>
-      <w:r>
-        <w:rPr>
-          <w:b w:val="0"/>
-        </w:rPr>
-        <w:t>s, actual results and a reasoned revision together. On paper, label your result as a trace rather than an execution.</w:t>
-      </w:r>
-    </w:p>
-    <w:p>
-      <w:pPr>
-        <w:pStyle w:val="Heading3"/>
-      </w:pPr>
-      <w:r>
         <w:t>Keep your completed work</w:t>
       </w:r>
     </w:p>
     <w:p>
       <w:pPr>
-        <w:spacing w:line="336" w:lineRule="auto" w:after="180"/>
-      </w:pPr>
-      <w:r>
-        <w:rPr>
-          <w:b w:val="0"/>
-        </w:rPr>
-        <w:t xml:space="preserve">Use Download completed work in the hosted lesson to export your answers, reflections, practice feedback and code-run </w:t>
-      </w:r>
-      <w:r>
-        <w:rPr>
-          <w:b/>
-        </w:rPr>
-        <w:t>evidence</w:t>
-      </w:r>
-      <w:r>
-        <w:rPr>
-          <w:b w:val="0"/>
-        </w:rPr>
-        <w:t>. Open the HTML copy to read or print it.</w:t>
-      </w:r>
-    </w:p>
-    <w:p>
-      <w:pPr>
-        <w:spacing w:line="336" w:lineRule="auto" w:after="180"/>
-      </w:pPr>
-      <w:r>
-        <w:rPr>
-          <w:b w:val="0"/>
-        </w:rPr>
-        <w:t>Drafts stay in this browser when storage is available; clear drafts on a shared device.</w:t>
-      </w:r>
-    </w:p>
-    <w:p>
-      <w:pPr>
-        <w:pStyle w:val="Heading3"/>
-      </w:pPr>
-      <w:r>
-        <w:t>What I repaired, the evidence I kept and the next test</w:t>
-      </w:r>
-    </w:p>
-    <w:p>
-      <w:r>
-        <w:t>________________________________________________________________</w:t>
-      </w:r>
-    </w:p>
-    <w:p>
-      <w:r>
-        <w:t>________________________________________________________________</w:t>
-      </w:r>
-    </w:p>
-    <w:p>
-      <w:r>
-        <w:t>________________________________________________________________</w:t>
-      </w:r>
-    </w:p>
-    <w:p>
-      <w:r>
-        <w:t>________________________________________________________________</w:t>
-      </w:r>
-    </w:p>
-    <w:p>
-      <w:r>
-        <w:t>________________________________________________________________</w:t>
-      </w:r>
-    </w:p>
-    <w:p>
-      <w:pPr>
         <w:pStyle w:val="Heading1"/>
       </w:pPr>
       <w:r>
-        <w:t>15. Visual concept journey</w:t>
-      </w:r>
-    </w:p>
-    <w:p>
-      <w:r>
-        <w:t>Explain each Statistical tests and assumptions picture from its labels, then record a relevant limit.</w:t>
-      </w:r>
-    </w:p>
-    <w:p>
-      <w:pPr>
-        <w:pStyle w:val="Heading3"/>
+        <w:t>15. Reference · Six-picture response sheets</w:t>
+      </w:r>
+    </w:p>
+    <w:p>
+      <w:r>
+        <w:t>Choose the picture that helps explain the current step.</w:t>
+      </w:r>
+    </w:p>
+    <w:p>
+      <w:pPr>
+        <w:pStyle w:val="Heading2"/>
       </w:pPr>
       <w:r>
         <w:t>01. Statistical tests and assumptions: the case</w:t>
@@ -2182,7 +2523,7 @@
         <w:drawing>
           <wp:inline xmlns:a="http://schemas.openxmlformats.org/drawingml/2006/main" xmlns:pic="http://schemas.openxmlformats.org/drawingml/2006/picture">
             <wp:extent cx="5486400" cy="2843784"/>
-            <wp:docPr id="3" name="Picture 3" descr="A small exact paired sign-flip test. Compare three independent task pairs under a null that permits each difference’s sign to flip independently with equal probability. Supplied facts: A times [5,8,4] seconds; B [4,6,3]. Differences B−A are [-1,-2,-1]. Use a two-sided statistic: absolute sum of differences. Assume the stated sign-symmetry null is appropriate."/>
+            <wp:docPr id="4" name="Picture 4" descr="A small exact paired sign-flip test. Compare three independent task pairs under a null that permits each difference’s sign to flip independently with equal probability. Supplied facts: A times [5,8,4] seconds; B [4,6,3]. Differences B−A are [-1,-2,-1]. Use a two-sided statistic: absolute sum of differences. Assume the stated sign-symmetry null is appropriate."/>
             <wp:cNvGraphicFramePr>
               <a:graphicFrameLocks noChangeAspect="1"/>
             </wp:cNvGraphicFramePr>
@@ -2194,7 +2535,7 @@
                     <pic:cNvPicPr/>
                   </pic:nvPicPr>
                   <pic:blipFill>
-                    <a:blip r:embed="rId11"/>
+                    <a:blip r:embed="rId12"/>
                     <a:stretch>
                       <a:fillRect/>
                     </a:stretch>
@@ -2238,7 +2579,6 @@
     <w:p>
       <w:pPr>
         <w:spacing w:line="336" w:lineRule="auto" w:after="180"/>
-        <w:shd w:fill="F5F1FB"/>
       </w:pPr>
       <w:r>
         <w:rPr>
@@ -2277,7 +2617,7 @@
     </w:p>
     <w:p>
       <w:pPr>
-        <w:pStyle w:val="Heading3"/>
+        <w:pStyle w:val="Heading2"/>
       </w:pPr>
       <w:r>
         <w:t>02. Follow the deciding steps</w:t>
@@ -2288,7 +2628,7 @@
         <w:drawing>
           <wp:inline xmlns:a="http://schemas.openxmlformats.org/drawingml/2006/main" xmlns:pic="http://schemas.openxmlformats.org/drawingml/2006/picture">
             <wp:extent cx="5486400" cy="3182112"/>
-            <wp:docPr id="4" name="Picture 4" descr="Preserve paired differences: Differences are -1,-2,-1; their sum is -4 and mean is -4/3 seconds. → Enumerate null sign flips: Eight equally likely flips give sums -4,-2,0,2,4 with counts 1,2,2,2,1. → Count equally extreme sums: Only -4 and 4 have absolute sum at least 4: exact two-sided p=2/8=0.25."/>
+            <wp:docPr id="5" name="Picture 5" descr="Preserve paired differences: Differences are -1,-2,-1; their sum is -4 and mean is -4/3 seconds. → Enumerate null sign flips: Eight equally likely flips give sums -4,-2,0,2,4 with counts 1,2,2,2,1. → Count equally extreme sums: Only -4 and 4 have absolute sum at least 4: exact two-sided p=2/8=0.25."/>
             <wp:cNvGraphicFramePr>
               <a:graphicFrameLocks noChangeAspect="1"/>
             </wp:cNvGraphicFramePr>
@@ -2300,7 +2640,7 @@
                     <pic:cNvPicPr/>
                   </pic:nvPicPr>
                   <pic:blipFill>
-                    <a:blip r:embed="rId12"/>
+                    <a:blip r:embed="rId13"/>
                     <a:stretch>
                       <a:fillRect/>
                     </a:stretch>
@@ -2333,7 +2673,6 @@
     <w:p>
       <w:pPr>
         <w:spacing w:line="336" w:lineRule="auto" w:after="180"/>
-        <w:shd w:fill="F5F1FB"/>
       </w:pPr>
       <w:r>
         <w:rPr>
@@ -2384,7 +2723,7 @@
     </w:p>
     <w:p>
       <w:pPr>
-        <w:pStyle w:val="Heading3"/>
+        <w:pStyle w:val="Heading2"/>
       </w:pPr>
       <w:r>
         <w:t>03. Three independent paired task times</w:t>
@@ -2395,7 +2734,7 @@
         <w:drawing>
           <wp:inline xmlns:a="http://schemas.openxmlformats.org/drawingml/2006/main" xmlns:pic="http://schemas.openxmlformats.org/drawingml/2006/picture">
             <wp:extent cx="5486400" cy="3617976"/>
-            <wp:docPr id="5" name="Picture 5" descr="Three independent paired task times. Task 1: A seconds = 5, B seconds = 4, B−A seconds = -1. Task 2: A seconds = 8, B seconds = 6, B−A seconds = -2. Task 3: A seconds = 4, B seconds = 3, B−A seconds = -1."/>
+            <wp:docPr id="6" name="Picture 6" descr="Three independent paired task times. Task 1: A seconds = 5, B seconds = 4, B−A seconds = -1. Task 2: A seconds = 8, B seconds = 6, B−A seconds = -2. Task 3: A seconds = 4, B seconds = 3, B−A seconds = -1."/>
             <wp:cNvGraphicFramePr>
               <a:graphicFrameLocks noChangeAspect="1"/>
             </wp:cNvGraphicFramePr>
@@ -2407,7 +2746,7 @@
                     <pic:cNvPicPr/>
                   </pic:nvPicPr>
                   <pic:blipFill>
-                    <a:blip r:embed="rId13"/>
+                    <a:blip r:embed="rId14"/>
                     <a:stretch>
                       <a:fillRect/>
                     </a:stretch>
@@ -2440,7 +2779,6 @@
     <w:p>
       <w:pPr>
         <w:spacing w:line="336" w:lineRule="auto" w:after="180"/>
-        <w:shd w:fill="F5F1FB"/>
       </w:pPr>
       <w:r>
         <w:rPr>
@@ -2479,7 +2817,7 @@
     </w:p>
     <w:p>
       <w:pPr>
-        <w:pStyle w:val="Heading3"/>
+        <w:pStyle w:val="Heading2"/>
       </w:pPr>
       <w:r>
         <w:t>04. Change one thing. Trace what follows.</w:t>
@@ -2490,7 +2828,7 @@
         <w:drawing>
           <wp:inline xmlns:a="http://schemas.openxmlformats.org/drawingml/2006/main" xmlns:pic="http://schemas.openxmlformats.org/drawingml/2006/picture">
             <wp:extent cx="5486400" cy="3179064"/>
-            <wp:docPr id="6" name="Picture 6" descr="Original case: Only -4 and 4 have absolute sum at least 4: exact two-sided p=2/8=0.25. Changed condition: Break the task pairing and use unrelated A and B measurements. Expected result: This paired sign-flip calculation is no longer justified by the stated design. Reason: Its differences must come from the same task, with the declared independent sign-symmetry assumptions."/>
+            <wp:docPr id="7" name="Picture 7" descr="Original case: Only -4 and 4 have absolute sum at least 4: exact two-sided p=2/8=0.25. Changed condition: Break the task pairing and use unrelated A and B measurements. Expected result: This paired sign-flip calculation is no longer justified by the stated design. Reason: Its differences must come from the same task, with the declared independent sign-symmetry assumptions."/>
             <wp:cNvGraphicFramePr>
               <a:graphicFrameLocks noChangeAspect="1"/>
             </wp:cNvGraphicFramePr>
@@ -2502,7 +2840,7 @@
                     <pic:cNvPicPr/>
                   </pic:nvPicPr>
                   <pic:blipFill>
-                    <a:blip r:embed="rId14"/>
+                    <a:blip r:embed="rId15"/>
                     <a:stretch>
                       <a:fillRect/>
                     </a:stretch>
@@ -2546,7 +2884,6 @@
     <w:p>
       <w:pPr>
         <w:spacing w:line="336" w:lineRule="auto" w:after="180"/>
-        <w:shd w:fill="F5F1FB"/>
       </w:pPr>
       <w:r>
         <w:rPr>
@@ -2585,7 +2922,7 @@
     </w:p>
     <w:p>
       <w:pPr>
-        <w:pStyle w:val="Heading3"/>
+        <w:pStyle w:val="Heading2"/>
       </w:pPr>
       <w:r>
         <w:t>05. Connect the explanation to its limit</w:t>
@@ -2596,7 +2933,7 @@
         <w:drawing>
           <wp:inline xmlns:a="http://schemas.openxmlformats.org/drawingml/2006/main" xmlns:pic="http://schemas.openxmlformats.org/drawingml/2006/picture">
             <wp:extent cx="5486400" cy="2834640"/>
-            <wp:docPr id="7" name="Picture 7" descr="A test compares an observed statistic with outcomes under a specified null model. Here the sign-flip assumptions make eight arrangements equally likely. At a predeclared 0.05 threshold, p=0.25 does not reject the null; it does not prove no difference. Limit: Three pairs provide coarse evidence. The p-value is not the probability that the null is true; invalid independence or symmetry assumptions invalidate this test."/>
+            <wp:docPr id="8" name="Picture 8" descr="A test compares an observed statistic with outcomes under a specified null model. Here the sign-flip assumptions make eight arrangements equally likely. At a predeclared 0.05 threshold, p=0.25 does not reject the null; it does not prove no difference. Limit: Three pairs provide coarse evidence. The p-value is not the probability that the null is true; invalid independence or symmetry assumptions invalidate this test."/>
             <wp:cNvGraphicFramePr>
               <a:graphicFrameLocks noChangeAspect="1"/>
             </wp:cNvGraphicFramePr>
@@ -2608,7 +2945,7 @@
                     <pic:cNvPicPr/>
                   </pic:nvPicPr>
                   <pic:blipFill>
-                    <a:blip r:embed="rId15"/>
+                    <a:blip r:embed="rId16"/>
                     <a:stretch>
                       <a:fillRect/>
                     </a:stretch>
@@ -2699,7 +3036,6 @@
     <w:p>
       <w:pPr>
         <w:spacing w:line="336" w:lineRule="auto" w:after="180"/>
-        <w:shd w:fill="F5F1FB"/>
       </w:pPr>
       <w:r>
         <w:rPr>
@@ -2738,7 +3074,7 @@
     </w:p>
     <w:p>
       <w:pPr>
-        <w:pStyle w:val="Heading3"/>
+        <w:pStyle w:val="Heading2"/>
       </w:pPr>
       <w:r>
         <w:t>06. Make the idea visible in your project</w:t>
@@ -2749,7 +3085,7 @@
         <w:drawing>
           <wp:inline xmlns:a="http://schemas.openxmlformats.org/drawingml/2006/main" xmlns:pic="http://schemas.openxmlformats.org/drawingml/2006/picture">
             <wp:extent cx="5486400" cy="3529584"/>
-            <wp:docPr id="8" name="Picture 8" descr="For the Reproducible AI Research Study, save paired differences, the null assumptions, all eight sign arrangements and the decision rule. Draw your input, deciding step, result and limit. Supported question: Calculate each paired difference and the observed sum. Count null arrangements with absolute sum at least four, compute p, and explain the decision at threshold 0.05."/>
+            <wp:docPr id="9" name="Picture 9" descr="For the Reproducible AI Research Study, save paired differences, the null assumptions, all eight sign arrangements and the decision rule. Draw your input, deciding step, result and limit. Supported question: Calculate each paired difference and the observed sum. Count null arrangements with absolute sum at least four, compute p, and explain the decision at threshold 0.05."/>
             <wp:cNvGraphicFramePr>
               <a:graphicFrameLocks noChangeAspect="1"/>
             </wp:cNvGraphicFramePr>
@@ -2761,7 +3097,7 @@
                     <pic:cNvPicPr/>
                   </pic:nvPicPr>
                   <pic:blipFill>
-                    <a:blip r:embed="rId16"/>
+                    <a:blip r:embed="rId17"/>
                     <a:stretch>
                       <a:fillRect/>
                     </a:stretch>
@@ -2817,7 +3153,6 @@
     <w:p>
       <w:pPr>
         <w:spacing w:line="336" w:lineRule="auto" w:after="180"/>
-        <w:shd w:fill="F5F1FB"/>
       </w:pPr>
       <w:r>
         <w:rPr>
@@ -2864,6 +3199,62 @@
     <w:p>
       <w:r>
         <w:t>________________________________________________________________</w:t>
+      </w:r>
+    </w:p>
+    <w:p>
+      <w:pPr>
+        <w:pStyle w:val="Heading2"/>
+      </w:pPr>
+      <w:r>
+        <w:t>Earlier wording, alternatives and picture transcripts · reference / check after trying</w:t>
+      </w:r>
+    </w:p>
+    <w:p>
+      <w:pPr>
+        <w:pStyle w:val="Heading3"/>
+      </w:pPr>
+      <w:r>
+        <w:t>01. Statistical tests and assumptions: the case</w:t>
+      </w:r>
+    </w:p>
+    <w:p>
+      <w:pPr>
+        <w:pStyle w:val="Heading3"/>
+      </w:pPr>
+      <w:r>
+        <w:t>02. Follow the deciding steps</w:t>
+      </w:r>
+    </w:p>
+    <w:p>
+      <w:pPr>
+        <w:pStyle w:val="Heading3"/>
+      </w:pPr>
+      <w:r>
+        <w:t>03. Three independent paired task times</w:t>
+      </w:r>
+    </w:p>
+    <w:p>
+      <w:pPr>
+        <w:pStyle w:val="Heading3"/>
+      </w:pPr>
+      <w:r>
+        <w:t>04. Change one thing. Trace what follows.</w:t>
+      </w:r>
+    </w:p>
+    <w:p>
+      <w:pPr>
+        <w:pStyle w:val="Heading3"/>
+      </w:pPr>
+      <w:r>
+        <w:t>05. Connect the explanation to its limit</w:t>
+      </w:r>
+    </w:p>
+    <w:p>
+      <w:pPr>
+        <w:pStyle w:val="Heading3"/>
+      </w:pPr>
+      <w:r>
+        <w:t>06. Make the idea visible in your project</w:t>
       </w:r>
     </w:p>
     <w:sectPr>
